--- a/docs/Proyecto final de programacion paralela (Recuperado automáticamente).docx
+++ b/docs/Proyecto final de programacion paralela (Recuperado automáticamente).docx
@@ -479,23 +479,13 @@
               </w:rPr>
               <w:t xml:space="preserve"> </w:t>
             </w:r>
-            <w:proofErr w:type="gramStart"/>
             <w:r>
               <w:rPr>
                 <w:rFonts w:ascii="Arial" w:hAnsi="Arial" w:cs="Arial"/>
                 <w:bCs/>
                 <w:lang w:val="es-DO"/>
               </w:rPr>
-              <w:t>Lunes</w:t>
-            </w:r>
-            <w:proofErr w:type="gramEnd"/>
-            <w:r>
-              <w:rPr>
-                <w:rFonts w:ascii="Arial" w:hAnsi="Arial" w:cs="Arial"/>
-                <w:bCs/>
-                <w:lang w:val="es-DO"/>
-              </w:rPr>
-              <w:t xml:space="preserve"> de 8:00 pm</w:t>
+              <w:t>Lunes de 8:00 pm</w:t>
             </w:r>
             <w:r>
               <w:rPr>
@@ -504,47 +494,7 @@
                 <w:spacing w:val="-10"/>
                 <w:lang w:val="es-DO"/>
               </w:rPr>
-              <w:t xml:space="preserve"> </w:t>
-            </w:r>
-            <w:proofErr w:type="gramStart"/>
-            <w:r>
-              <w:rPr>
-                <w:rFonts w:ascii="Arial" w:hAnsi="Arial" w:cs="Arial"/>
-                <w:bCs/>
-                <w:spacing w:val="-10"/>
-                <w:lang w:val="es-DO"/>
-              </w:rPr>
-              <w:t>-  10:00</w:t>
-            </w:r>
-            <w:proofErr w:type="gramEnd"/>
-            <w:r>
-              <w:rPr>
-                <w:rFonts w:ascii="Arial" w:hAnsi="Arial" w:cs="Arial"/>
-                <w:bCs/>
-                <w:spacing w:val="-10"/>
-                <w:lang w:val="es-DO"/>
-              </w:rPr>
-              <w:t xml:space="preserve">pm y MIercoles </w:t>
-            </w:r>
-            <w:proofErr w:type="gramStart"/>
-            <w:r>
-              <w:rPr>
-                <w:rFonts w:ascii="Arial" w:hAnsi="Arial" w:cs="Arial"/>
-                <w:bCs/>
-                <w:spacing w:val="-10"/>
-                <w:lang w:val="es-DO"/>
-              </w:rPr>
-              <w:t>de  8</w:t>
-            </w:r>
-            <w:proofErr w:type="gramEnd"/>
-            <w:r>
-              <w:rPr>
-                <w:rFonts w:ascii="Arial" w:hAnsi="Arial" w:cs="Arial"/>
-                <w:bCs/>
-                <w:spacing w:val="-10"/>
-                <w:lang w:val="es-DO"/>
-              </w:rPr>
-              <w:t xml:space="preserve"> pm a - 10 pm</w:t>
+              <w:t xml:space="preserve"> -  10:00pm y MIercoles de  8 pm a - 10 pm</w:t>
             </w:r>
           </w:p>
           <w:p>
@@ -4550,27 +4500,7 @@
           <w:szCs w:val="24"/>
           <w:lang w:val="es-DO"/>
         </w:rPr>
-        <w:t xml:space="preserve"> donde se estaría generando lotes de transacciones por </w:t>
-      </w:r>
-      <w:proofErr w:type="spellStart"/>
-      <w:r>
-        <w:rPr>
-          <w:rFonts w:ascii="Arial" w:hAnsi="Arial" w:cs="Arial"/>
-          <w:sz w:val="24"/>
-          <w:szCs w:val="24"/>
-          <w:lang w:val="es-DO"/>
-        </w:rPr>
-        <w:t>subsarles</w:t>
-      </w:r>
-      <w:proofErr w:type="spellEnd"/>
-      <w:r>
-        <w:rPr>
-          <w:rFonts w:ascii="Arial" w:hAnsi="Arial" w:cs="Arial"/>
-          <w:sz w:val="24"/>
-          <w:szCs w:val="24"/>
-          <w:lang w:val="es-DO"/>
-        </w:rPr>
-        <w:t xml:space="preserve"> directamente en memoria.</w:t>
+        <w:t xml:space="preserve"> donde se estaría generando lotes de transacciones por subsarles directamente en memoria.</w:t>
       </w:r>
     </w:p>
     <w:p>
@@ -4712,27 +4642,7 @@
           <w:szCs w:val="24"/>
           <w:lang w:val="es-ES"/>
         </w:rPr>
-        <w:t xml:space="preserve">Este proyecto es fácilmente aplicable en escenarios de núcleo de los sistemas de inteligencia de negocios, consolas de procesamiento y motores analíticos de </w:t>
-      </w:r>
-      <w:proofErr w:type="spellStart"/>
-      <w:r>
-        <w:rPr>
-          <w:rFonts w:ascii="Arial" w:hAnsi="Arial" w:cs="Arial"/>
-          <w:sz w:val="24"/>
-          <w:szCs w:val="24"/>
-          <w:lang w:val="es-ES"/>
-        </w:rPr>
-        <w:t>retail</w:t>
-      </w:r>
-      <w:proofErr w:type="spellEnd"/>
-      <w:r>
-        <w:rPr>
-          <w:rFonts w:ascii="Arial" w:hAnsi="Arial" w:cs="Arial"/>
-          <w:sz w:val="24"/>
-          <w:szCs w:val="24"/>
-          <w:lang w:val="es-ES"/>
-        </w:rPr>
-        <w:t xml:space="preserve"> (Este básicamente es el </w:t>
+        <w:t xml:space="preserve">Este proyecto es fácilmente aplicable en escenarios de núcleo de los sistemas de inteligencia de negocios, consolas de procesamiento y motores analíticos de retail (Este básicamente es el </w:t>
       </w:r>
       <w:r>
         <w:rPr>
@@ -4822,27 +4732,7 @@
           <w:szCs w:val="24"/>
           <w:lang w:val="es-ES"/>
         </w:rPr>
-        <w:t xml:space="preserve">Esto nos ayudará significativamente a que el conjunto global de las transacciones se divida en </w:t>
-      </w:r>
-      <w:proofErr w:type="spellStart"/>
-      <w:r>
-        <w:rPr>
-          <w:rFonts w:ascii="Arial" w:hAnsi="Arial" w:cs="Arial"/>
-          <w:sz w:val="24"/>
-          <w:szCs w:val="24"/>
-          <w:lang w:val="es-ES"/>
-        </w:rPr>
-        <w:t>sub-bloques</w:t>
-      </w:r>
-      <w:proofErr w:type="spellEnd"/>
-      <w:r>
-        <w:rPr>
-          <w:rFonts w:ascii="Arial" w:hAnsi="Arial" w:cs="Arial"/>
-          <w:sz w:val="24"/>
-          <w:szCs w:val="24"/>
-          <w:lang w:val="es-ES"/>
-        </w:rPr>
-        <w:t xml:space="preserve"> de tamaño uniforme, y cada uno de los procesadores asuma la transformación de su bloque de forma independiente y simultánea, logrando así la reducción sustancial del tiempo de procesamiento que escala proporcionalmente con el número de procesadores físicos y lógicos disponible directamente en la máquina o computadora.</w:t>
+        <w:t>Esto nos ayudará significativamente a que el conjunto global de las transacciones se divida en sub-bloques de tamaño uniforme, y cada uno de los procesadores asuma la transformación de su bloque de forma independiente y simultánea, logrando así la reducción sustancial del tiempo de procesamiento que escala proporcionalmente con el número de procesadores físicos y lógicos disponible directamente en la máquina o computadora.</w:t>
       </w:r>
     </w:p>
     <w:p>
@@ -4998,87 +4888,7 @@
           <w:szCs w:val="24"/>
           <w:lang w:val="es-DO"/>
         </w:rPr>
-        <w:t xml:space="preserve">Cuando múltiples hilos o tareas paralelas necesitan acceder y actualizar datos compartidos, surge un reto importante. Estos datos pueden ser, por ejemplo, totales de ventas que se van acumulando, contadores que registran operaciones o la inserción de entidades de clientes y productos en estructuras de datos centralizadas o incluso en una base de datos común. Si todos acceden sin control, el orden de ejecución puede mezclarse, provocando inconsistencias. Por eso se usan mecanismos como bloqueos o </w:t>
-      </w:r>
-      <w:proofErr w:type="spellStart"/>
-      <w:r>
-        <w:rPr>
-          <w:rFonts w:ascii="Arial" w:hAnsi="Arial" w:cs="Arial"/>
-          <w:sz w:val="24"/>
-          <w:szCs w:val="24"/>
-          <w:lang w:val="es-DO"/>
-        </w:rPr>
-        <w:t>locks</w:t>
-      </w:r>
-      <w:proofErr w:type="spellEnd"/>
-      <w:r>
-        <w:rPr>
-          <w:rFonts w:ascii="Arial" w:hAnsi="Arial" w:cs="Arial"/>
-          <w:sz w:val="24"/>
-          <w:szCs w:val="24"/>
-          <w:lang w:val="es-DO"/>
-        </w:rPr>
-        <w:t xml:space="preserve">, objetos concurrentes o colecciones </w:t>
-      </w:r>
-      <w:proofErr w:type="spellStart"/>
-      <w:r>
-        <w:rPr>
-          <w:rFonts w:ascii="Arial" w:hAnsi="Arial" w:cs="Arial"/>
-          <w:sz w:val="24"/>
-          <w:szCs w:val="24"/>
-          <w:lang w:val="es-DO"/>
-        </w:rPr>
-        <w:t>thread-safe</w:t>
-      </w:r>
-      <w:proofErr w:type="spellEnd"/>
-      <w:r>
-        <w:rPr>
-          <w:rFonts w:ascii="Arial" w:hAnsi="Arial" w:cs="Arial"/>
-          <w:sz w:val="24"/>
-          <w:szCs w:val="24"/>
-          <w:lang w:val="es-DO"/>
-        </w:rPr>
-        <w:t xml:space="preserve">. Estos mecanismos coordinan quién lee o escribe en cada momento, asegurando que las operaciones no se pisen entre sí y reduciendo el riesgo de </w:t>
-      </w:r>
-      <w:proofErr w:type="spellStart"/>
-      <w:r>
-        <w:rPr>
-          <w:rFonts w:ascii="Arial" w:hAnsi="Arial" w:cs="Arial"/>
-          <w:sz w:val="24"/>
-          <w:szCs w:val="24"/>
-          <w:lang w:val="es-DO"/>
-        </w:rPr>
-        <w:t>race</w:t>
-      </w:r>
-      <w:proofErr w:type="spellEnd"/>
-      <w:r>
-        <w:rPr>
-          <w:rFonts w:ascii="Arial" w:hAnsi="Arial" w:cs="Arial"/>
-          <w:sz w:val="24"/>
-          <w:szCs w:val="24"/>
-          <w:lang w:val="es-DO"/>
-        </w:rPr>
-        <w:t xml:space="preserve"> </w:t>
-      </w:r>
-      <w:proofErr w:type="spellStart"/>
-      <w:r>
-        <w:rPr>
-          <w:rFonts w:ascii="Arial" w:hAnsi="Arial" w:cs="Arial"/>
-          <w:sz w:val="24"/>
-          <w:szCs w:val="24"/>
-          <w:lang w:val="es-DO"/>
-        </w:rPr>
-        <w:t>conditions</w:t>
-      </w:r>
-      <w:proofErr w:type="spellEnd"/>
-      <w:r>
-        <w:rPr>
-          <w:rFonts w:ascii="Arial" w:hAnsi="Arial" w:cs="Arial"/>
-          <w:sz w:val="24"/>
-          <w:szCs w:val="24"/>
-          <w:lang w:val="es-DO"/>
-        </w:rPr>
-        <w:t>, que son precisamente esas situaciones donde el resultado depende del orden no determinista en que los hilos acceden a los datos.</w:t>
+        <w:t>Cuando múltiples hilos o tareas paralelas necesitan acceder y actualizar datos compartidos, surge un reto importante. Estos datos pueden ser, por ejemplo, totales de ventas que se van acumulando, contadores que registran operaciones o la inserción de entidades de clientes y productos en estructuras de datos centralizadas o incluso en una base de datos común. Si todos acceden sin control, el orden de ejecución puede mezclarse, provocando inconsistencias. Por eso se usan mecanismos como bloqueos o locks, objetos concurrentes o colecciones thread-safe. Estos mecanismos coordinan quién lee o escribe en cada momento, asegurando que las operaciones no se pisen entre sí y reduciendo el riesgo de race conditions, que son precisamente esas situaciones donde el resultado depende del orden no determinista en que los hilos acceden a los datos.</w:t>
       </w:r>
     </w:p>
     <w:p>
@@ -5139,207 +4949,7 @@
           <w:szCs w:val="24"/>
           <w:lang w:val="es-DO"/>
         </w:rPr>
-        <w:t>El sistema evalúa cuatro modos de ejecución sobre la misma carga de datos. El primero es el modo secuencial, con un recorrido mediante un bucle iterativo lineal, usando estructuras como '</w:t>
-      </w:r>
-      <w:proofErr w:type="spellStart"/>
-      <w:r>
-        <w:rPr>
-          <w:rFonts w:ascii="Arial" w:hAnsi="Arial" w:cs="Arial"/>
-          <w:sz w:val="24"/>
-          <w:szCs w:val="24"/>
-          <w:lang w:val="es-DO"/>
-        </w:rPr>
-        <w:t>for</w:t>
-      </w:r>
-      <w:proofErr w:type="spellEnd"/>
-      <w:r>
-        <w:rPr>
-          <w:rFonts w:ascii="Arial" w:hAnsi="Arial" w:cs="Arial"/>
-          <w:sz w:val="24"/>
-          <w:szCs w:val="24"/>
-          <w:lang w:val="es-DO"/>
-        </w:rPr>
-        <w:t>' o '</w:t>
-      </w:r>
-      <w:proofErr w:type="spellStart"/>
-      <w:r>
-        <w:rPr>
-          <w:rFonts w:ascii="Arial" w:hAnsi="Arial" w:cs="Arial"/>
-          <w:sz w:val="24"/>
-          <w:szCs w:val="24"/>
-          <w:lang w:val="es-DO"/>
-        </w:rPr>
-        <w:t>for-each</w:t>
-      </w:r>
-      <w:proofErr w:type="spellEnd"/>
-      <w:r>
-        <w:rPr>
-          <w:rFonts w:ascii="Arial" w:hAnsi="Arial" w:cs="Arial"/>
-          <w:sz w:val="24"/>
-          <w:szCs w:val="24"/>
-          <w:lang w:val="es-DO"/>
-        </w:rPr>
-        <w:t>'. El segundo es el modo paralelo de alto nivel, como '</w:t>
-      </w:r>
-      <w:proofErr w:type="spellStart"/>
-      <w:r>
-        <w:rPr>
-          <w:rFonts w:ascii="Arial" w:hAnsi="Arial" w:cs="Arial"/>
-          <w:sz w:val="24"/>
-          <w:szCs w:val="24"/>
-          <w:lang w:val="es-DO"/>
-        </w:rPr>
-        <w:t>Parallel</w:t>
-      </w:r>
-      <w:proofErr w:type="spellEnd"/>
-      <w:r>
-        <w:rPr>
-          <w:rFonts w:ascii="Arial" w:hAnsi="Arial" w:cs="Arial"/>
-          <w:sz w:val="24"/>
-          <w:szCs w:val="24"/>
-          <w:lang w:val="es-DO"/>
-        </w:rPr>
-        <w:t xml:space="preserve"> For', con balanceo de carga gestionado automáticamente, apoyado por la TPL. El tercero se basa en tareas, por ejemplo, usando </w:t>
-      </w:r>
-      <w:proofErr w:type="spellStart"/>
-      <w:r>
-        <w:rPr>
-          <w:rFonts w:ascii="Arial" w:hAnsi="Arial" w:cs="Arial"/>
-          <w:sz w:val="24"/>
-          <w:szCs w:val="24"/>
-          <w:lang w:val="es-DO"/>
-        </w:rPr>
-        <w:t>Task</w:t>
-      </w:r>
-      <w:proofErr w:type="spellEnd"/>
-      <w:r>
-        <w:rPr>
-          <w:rFonts w:ascii="Arial" w:hAnsi="Arial" w:cs="Arial"/>
-          <w:sz w:val="24"/>
-          <w:szCs w:val="24"/>
-          <w:lang w:val="es-DO"/>
-        </w:rPr>
-        <w:t xml:space="preserve"> Factory, 'Start New </w:t>
-      </w:r>
-      <w:proofErr w:type="spellStart"/>
-      <w:r>
-        <w:rPr>
-          <w:rFonts w:ascii="Arial" w:hAnsi="Arial" w:cs="Arial"/>
-          <w:sz w:val="24"/>
-          <w:szCs w:val="24"/>
-          <w:lang w:val="es-DO"/>
-        </w:rPr>
-        <w:t>Task</w:t>
-      </w:r>
-      <w:proofErr w:type="spellEnd"/>
-      <w:r>
-        <w:rPr>
-          <w:rFonts w:ascii="Arial" w:hAnsi="Arial" w:cs="Arial"/>
-          <w:sz w:val="24"/>
-          <w:szCs w:val="24"/>
-          <w:lang w:val="es-DO"/>
-        </w:rPr>
-        <w:t>' o '</w:t>
-      </w:r>
-      <w:proofErr w:type="spellStart"/>
-      <w:r>
-        <w:rPr>
-          <w:rFonts w:ascii="Arial" w:hAnsi="Arial" w:cs="Arial"/>
-          <w:sz w:val="24"/>
-          <w:szCs w:val="24"/>
-          <w:lang w:val="es-DO"/>
-        </w:rPr>
-        <w:t>Task</w:t>
-      </w:r>
-      <w:proofErr w:type="spellEnd"/>
-      <w:r>
-        <w:rPr>
-          <w:rFonts w:ascii="Arial" w:hAnsi="Arial" w:cs="Arial"/>
-          <w:sz w:val="24"/>
-          <w:szCs w:val="24"/>
-          <w:lang w:val="es-DO"/>
-        </w:rPr>
-        <w:t xml:space="preserve"> Run', con particionamiento manual de bloques asignados a un arreglo de tareas. Y el cuarto modo utiliza hilos nativos, creando e iniciando objetos Thread de manera explícita, pasando estructuras de datos compartidas, y gestionando el inicio y la transferencia entre hilos. En este contexto se consideran estrategias de '</w:t>
-      </w:r>
-      <w:proofErr w:type="spellStart"/>
-      <w:r>
-        <w:rPr>
-          <w:rFonts w:ascii="Arial" w:hAnsi="Arial" w:cs="Arial"/>
-          <w:sz w:val="24"/>
-          <w:szCs w:val="24"/>
-          <w:lang w:val="es-DO"/>
-        </w:rPr>
-        <w:t>start</w:t>
-      </w:r>
-      <w:proofErr w:type="spellEnd"/>
-      <w:r>
-        <w:rPr>
-          <w:rFonts w:ascii="Arial" w:hAnsi="Arial" w:cs="Arial"/>
-          <w:sz w:val="24"/>
-          <w:szCs w:val="24"/>
-          <w:lang w:val="es-DO"/>
-        </w:rPr>
-        <w:t xml:space="preserve"> </w:t>
-      </w:r>
-      <w:proofErr w:type="spellStart"/>
-      <w:r>
-        <w:rPr>
-          <w:rFonts w:ascii="Arial" w:hAnsi="Arial" w:cs="Arial"/>
-          <w:sz w:val="24"/>
-          <w:szCs w:val="24"/>
-          <w:lang w:val="es-DO"/>
-        </w:rPr>
-        <w:t>row</w:t>
-      </w:r>
-      <w:proofErr w:type="spellEnd"/>
-      <w:r>
-        <w:rPr>
-          <w:rFonts w:ascii="Arial" w:hAnsi="Arial" w:cs="Arial"/>
-          <w:sz w:val="24"/>
-          <w:szCs w:val="24"/>
-          <w:lang w:val="es-DO"/>
-        </w:rPr>
-        <w:t>' y '</w:t>
-      </w:r>
-      <w:proofErr w:type="spellStart"/>
-      <w:r>
-        <w:rPr>
-          <w:rFonts w:ascii="Arial" w:hAnsi="Arial" w:cs="Arial"/>
-          <w:sz w:val="24"/>
-          <w:szCs w:val="24"/>
-          <w:lang w:val="es-DO"/>
-        </w:rPr>
-        <w:t>end</w:t>
-      </w:r>
-      <w:proofErr w:type="spellEnd"/>
-      <w:r>
-        <w:rPr>
-          <w:rFonts w:ascii="Arial" w:hAnsi="Arial" w:cs="Arial"/>
-          <w:sz w:val="24"/>
-          <w:szCs w:val="24"/>
-          <w:lang w:val="es-DO"/>
-        </w:rPr>
-        <w:t xml:space="preserve"> </w:t>
-      </w:r>
-      <w:proofErr w:type="spellStart"/>
-      <w:r>
-        <w:rPr>
-          <w:rFonts w:ascii="Arial" w:hAnsi="Arial" w:cs="Arial"/>
-          <w:sz w:val="24"/>
-          <w:szCs w:val="24"/>
-          <w:lang w:val="es-DO"/>
-        </w:rPr>
-        <w:t>row</w:t>
-      </w:r>
-      <w:proofErr w:type="spellEnd"/>
-      <w:r>
-        <w:rPr>
-          <w:rFonts w:ascii="Arial" w:hAnsi="Arial" w:cs="Arial"/>
-          <w:sz w:val="24"/>
-          <w:szCs w:val="24"/>
-          <w:lang w:val="es-DO"/>
-        </w:rPr>
-        <w:t>' para controlar el particionamiento.</w:t>
+        <w:t>El sistema evalúa cuatro modos de ejecución sobre la misma carga de datos. El primero es el modo secuencial, con un recorrido mediante un bucle iterativo lineal, usando estructuras como 'for' o 'for-each'. El segundo es el modo paralelo de alto nivel, como 'Parallel For', con balanceo de carga gestionado automáticamente, apoyado por la TPL. El tercero se basa en tareas, por ejemplo, usando Task Factory, 'Start New Task' o 'Task Run', con particionamiento manual de bloques asignados a un arreglo de tareas. Y el cuarto modo utiliza hilos nativos, creando e iniciando objetos Thread de manera explícita, pasando estructuras de datos compartidas, y gestionando el inicio y la transferencia entre hilos. En este contexto se consideran estrategias de 'start row' y 'end row' para controlar el particionamiento.</w:t>
       </w:r>
     </w:p>
     <w:p>
@@ -5399,47 +5009,16 @@
           <w:szCs w:val="24"/>
           <w:lang w:val="es-DO"/>
         </w:rPr>
-        <w:t>a mayor cantidad de núcleos e hilos disponibles, mayor será la capacidad del sistema para repartir la carga y reducir los tiempos de procesamiento. En este enfoque, el usuario puede configurar dinámicamente cuántos procesadores utilizar, ajustando el '</w:t>
-      </w:r>
-      <w:proofErr w:type="spellStart"/>
-      <w:r>
-        <w:rPr>
-          <w:rFonts w:ascii="Arial" w:hAnsi="Arial" w:cs="Arial"/>
-          <w:sz w:val="24"/>
-          <w:szCs w:val="24"/>
-          <w:lang w:val="es-DO"/>
-        </w:rPr>
-        <w:t>processor</w:t>
-      </w:r>
-      <w:proofErr w:type="spellEnd"/>
-      <w:r>
-        <w:rPr>
-          <w:rFonts w:ascii="Arial" w:hAnsi="Arial" w:cs="Arial"/>
-          <w:sz w:val="24"/>
-          <w:szCs w:val="24"/>
-          <w:lang w:val="es-DO"/>
-        </w:rPr>
-        <w:t xml:space="preserve"> </w:t>
-      </w:r>
-      <w:proofErr w:type="spellStart"/>
-      <w:r>
-        <w:rPr>
-          <w:rFonts w:ascii="Arial" w:hAnsi="Arial" w:cs="Arial"/>
-          <w:sz w:val="24"/>
-          <w:szCs w:val="24"/>
-          <w:lang w:val="es-DO"/>
-        </w:rPr>
-        <w:t>count</w:t>
-      </w:r>
-      <w:proofErr w:type="spellEnd"/>
-      <w:r>
-        <w:rPr>
-          <w:rFonts w:ascii="Arial" w:hAnsi="Arial" w:cs="Arial"/>
-          <w:sz w:val="24"/>
-          <w:szCs w:val="24"/>
-          <w:lang w:val="es-DO"/>
-        </w:rPr>
-        <w:t>', de modo que el paralelismo se adapte al hardware disponible. El problema puede crecer de miles a millones de registros y el enfoque busca que, al aumentar los recursos, el tiempo de ejecución disminuya significativamente.</w:t>
+        <w:t>A</w:t>
+      </w:r>
+      <w:r>
+        <w:rPr>
+          <w:rFonts w:ascii="Arial" w:hAnsi="Arial" w:cs="Arial"/>
+          <w:sz w:val="24"/>
+          <w:szCs w:val="24"/>
+          <w:lang w:val="es-DO"/>
+        </w:rPr>
+        <w:t xml:space="preserve"> mayor cantidad de núcleos e hilos disponibles, mayor será la capacidad del sistema para repartir la carga y reducir los tiempos de procesamiento. En este enfoque, el usuario puede configurar dinámicamente cuántos procesadores utilizar, ajustando el 'processor count', de modo que el paralelismo se adapte al hardware disponible. El problema puede crecer de miles a millones de registros y el enfoque busca que, al aumentar los recursos, el tiempo de ejecución disminuya significativamente.</w:t>
       </w:r>
     </w:p>
     <w:p>
@@ -5499,29 +5078,8 @@
           <w:szCs w:val="24"/>
           <w:lang w:val="es-DO"/>
         </w:rPr>
-        <w:t xml:space="preserve">Para evaluar el desempeño, se integra la clase </w:t>
-      </w:r>
-      <w:proofErr w:type="spellStart"/>
-      <w:r>
-        <w:rPr>
-          <w:rFonts w:ascii="Arial" w:hAnsi="Arial" w:cs="Arial"/>
-          <w:sz w:val="24"/>
-          <w:szCs w:val="24"/>
-          <w:lang w:val="es-DO"/>
-        </w:rPr>
-        <w:t>Stopwatch</w:t>
-      </w:r>
-      <w:proofErr w:type="spellEnd"/>
-      <w:r>
-        <w:rPr>
-          <w:rFonts w:ascii="Arial" w:hAnsi="Arial" w:cs="Arial"/>
-          <w:sz w:val="24"/>
-          <w:szCs w:val="24"/>
-          <w:lang w:val="es-DO"/>
-        </w:rPr>
-        <w:t xml:space="preserve"> para medir con precisión el tiempo de ejecución de cada estrategia. A partir de esas mediciones, el sistema imprime métricas cuantitativas en consola, permitiendo comparar de forma objetiva el modo secuencial con el paralelo. Entre las métricas clave se incluyen el tiempo de ejecución en milisegundos, la aceleración (</w:t>
-      </w:r>
-      <w:proofErr w:type="spellStart"/>
+        <w:t>Para evaluar el desempeño, se integra la clase Stopwatch para medir con precisión el tiempo de ejecución de cada estrategia. A partir de esas mediciones, el sistema imprime métricas cuantitativas en consola, permitiendo comparar de forma objetiva el modo secuencial con el paralelo. Entre las métricas clave se incluyen el tiempo de ejecución en milisegundos, la aceleración (</w:t>
+      </w:r>
       <w:r>
         <w:rPr>
           <w:rFonts w:ascii="Arial" w:hAnsi="Arial" w:cs="Arial"/>
@@ -5533,7 +5091,6 @@
         </w:rPr>
         <w:t>speedup</w:t>
       </w:r>
-      <w:proofErr w:type="spellEnd"/>
       <w:r>
         <w:rPr>
           <w:rFonts w:ascii="Arial" w:hAnsi="Arial" w:cs="Arial"/>
@@ -5914,71 +5471,7 @@
           <w:rFonts w:ascii="Arial" w:hAnsi="Arial" w:cs="Arial"/>
           <w:lang w:val="es-ES"/>
         </w:rPr>
-        <w:t xml:space="preserve">Las principales herramientas o tecnologías empleadas serían el lenguaje de programación C# con .NET Framework o .NET Core y las librerías de paralelismo que nosotros hemos ido aprendiendo en el transcurso del cuatrimestre. Para la telemetría y control, podríamos utilizar </w:t>
-      </w:r>
-      <w:proofErr w:type="spellStart"/>
-      <w:r>
-        <w:rPr>
-          <w:rFonts w:ascii="Arial" w:hAnsi="Arial" w:cs="Arial"/>
-          <w:lang w:val="es-ES"/>
-        </w:rPr>
-        <w:t>System</w:t>
-      </w:r>
-      <w:proofErr w:type="spellEnd"/>
-      <w:r>
-        <w:rPr>
-          <w:rFonts w:ascii="Arial" w:hAnsi="Arial" w:cs="Arial"/>
-          <w:lang w:val="es-ES"/>
-        </w:rPr>
-        <w:t xml:space="preserve"> </w:t>
-      </w:r>
-      <w:proofErr w:type="spellStart"/>
-      <w:r>
-        <w:rPr>
-          <w:rFonts w:ascii="Arial" w:hAnsi="Arial" w:cs="Arial"/>
-          <w:lang w:val="es-ES"/>
-        </w:rPr>
-        <w:t>Diagnostics</w:t>
-      </w:r>
-      <w:proofErr w:type="spellEnd"/>
-      <w:r>
-        <w:rPr>
-          <w:rFonts w:ascii="Arial" w:hAnsi="Arial" w:cs="Arial"/>
-          <w:lang w:val="es-ES"/>
-        </w:rPr>
-        <w:t xml:space="preserve"> </w:t>
-      </w:r>
-      <w:proofErr w:type="spellStart"/>
-      <w:r>
-        <w:rPr>
-          <w:rFonts w:ascii="Arial" w:hAnsi="Arial" w:cs="Arial"/>
-          <w:lang w:val="es-ES"/>
-        </w:rPr>
-        <w:t>Stopwatch</w:t>
-      </w:r>
-      <w:proofErr w:type="spellEnd"/>
-      <w:r>
-        <w:rPr>
-          <w:rFonts w:ascii="Arial" w:hAnsi="Arial" w:cs="Arial"/>
-          <w:lang w:val="es-ES"/>
-        </w:rPr>
-        <w:t xml:space="preserve"> para la medición precisa en milisegundos y cálculo de </w:t>
-      </w:r>
-      <w:proofErr w:type="spellStart"/>
-      <w:r>
-        <w:rPr>
-          <w:rFonts w:ascii="Arial" w:hAnsi="Arial" w:cs="Arial"/>
-          <w:lang w:val="es-ES"/>
-        </w:rPr>
-        <w:t>speedup</w:t>
-      </w:r>
-      <w:proofErr w:type="spellEnd"/>
-      <w:r>
-        <w:rPr>
-          <w:rFonts w:ascii="Arial" w:hAnsi="Arial" w:cs="Arial"/>
-          <w:lang w:val="es-ES"/>
-        </w:rPr>
-        <w:t>. Y para la gestión de versiones utilizaríamos la plataforma de GitHub.</w:t>
+        <w:t>Las principales herramientas o tecnologías empleadas serían el lenguaje de programación C# con .NET Framework o .NET Core y las librerías de paralelismo que nosotros hemos ido aprendiendo en el transcurso del cuatrimestre. Para la telemetría y control, podríamos utilizar System Diagnostics Stopwatch para la medición precisa en milisegundos y cálculo de speedup. Y para la gestión de versiones utilizaríamos la plataforma de GitHub.</w:t>
       </w:r>
     </w:p>
     <w:p>
@@ -6073,147 +5566,27 @@
           <w:szCs w:val="24"/>
           <w:lang w:val="es-DO"/>
         </w:rPr>
-        <w:t xml:space="preserve">n la implementación técnica, el código fuente está organizado de forma modular dentro de la carpeta </w:t>
-      </w:r>
-      <w:proofErr w:type="spellStart"/>
-      <w:r>
-        <w:rPr>
-          <w:rFonts w:ascii="Arial" w:hAnsi="Arial" w:cs="Arial"/>
-          <w:sz w:val="24"/>
-          <w:szCs w:val="24"/>
-          <w:lang w:val="es-DO"/>
-        </w:rPr>
-        <w:t>src</w:t>
-      </w:r>
-      <w:proofErr w:type="spellEnd"/>
-      <w:r>
-        <w:rPr>
-          <w:rFonts w:ascii="Arial" w:hAnsi="Arial" w:cs="Arial"/>
-          <w:sz w:val="24"/>
-          <w:szCs w:val="24"/>
-          <w:lang w:val="es-DO"/>
-        </w:rPr>
-        <w:t xml:space="preserve">, siguiendo una arquitectura limpia para aplicaciones de consola. El archivo </w:t>
-      </w:r>
-      <w:proofErr w:type="spellStart"/>
-      <w:r>
-        <w:rPr>
-          <w:rFonts w:ascii="Arial" w:hAnsi="Arial" w:cs="Arial"/>
-          <w:sz w:val="24"/>
-          <w:szCs w:val="24"/>
-          <w:lang w:val="es-DO"/>
-        </w:rPr>
-        <w:t>Program.cs</w:t>
-      </w:r>
-      <w:proofErr w:type="spellEnd"/>
-      <w:r>
-        <w:rPr>
-          <w:rFonts w:ascii="Arial" w:hAnsi="Arial" w:cs="Arial"/>
-          <w:sz w:val="24"/>
-          <w:szCs w:val="24"/>
-          <w:lang w:val="es-DO"/>
-        </w:rPr>
-        <w:t xml:space="preserve"> funge como punto de entrada principal, donde se interactúa con el usuario y se configuran parámetros de ejecución, como la cantidad de procesadores a utilizar y el método de evaluación. Entre las opciones se incluyen el procesamiento secuencial, el uso de '</w:t>
-      </w:r>
-      <w:proofErr w:type="spellStart"/>
-      <w:r>
-        <w:rPr>
-          <w:rFonts w:ascii="Arial" w:hAnsi="Arial" w:cs="Arial"/>
-          <w:sz w:val="24"/>
-          <w:szCs w:val="24"/>
-          <w:lang w:val="es-DO"/>
-        </w:rPr>
-        <w:t>Parallel</w:t>
-      </w:r>
-      <w:proofErr w:type="spellEnd"/>
-      <w:r>
-        <w:rPr>
-          <w:rFonts w:ascii="Arial" w:hAnsi="Arial" w:cs="Arial"/>
-          <w:sz w:val="24"/>
-          <w:szCs w:val="24"/>
-          <w:lang w:val="es-DO"/>
-        </w:rPr>
-        <w:t xml:space="preserve"> For', la implementación basada en tareas y la ejecución mediante hilos. Por su parte, </w:t>
-      </w:r>
-      <w:proofErr w:type="spellStart"/>
-      <w:r>
-        <w:rPr>
-          <w:rFonts w:ascii="Arial" w:hAnsi="Arial" w:cs="Arial"/>
-          <w:sz w:val="24"/>
-          <w:szCs w:val="24"/>
-          <w:lang w:val="es-DO"/>
-        </w:rPr>
-        <w:t>OperacionesETL.cs</w:t>
-      </w:r>
-      <w:proofErr w:type="spellEnd"/>
-      <w:r>
-        <w:rPr>
-          <w:rFonts w:ascii="Arial" w:hAnsi="Arial" w:cs="Arial"/>
-          <w:sz w:val="24"/>
-          <w:szCs w:val="24"/>
-          <w:lang w:val="es-DO"/>
-        </w:rPr>
-        <w:t xml:space="preserve"> concentra la lógica de negocio, implementando procesos de extracción, transformación y carga de datos. </w:t>
-      </w:r>
-    </w:p>
-    <w:p>
-      <w:pPr>
-        <w:jc w:val="both"/>
-        <w:rPr>
-          <w:rFonts w:ascii="Arial" w:hAnsi="Arial" w:cs="Arial"/>
-          <w:sz w:val="24"/>
-          <w:szCs w:val="24"/>
-          <w:lang w:val="es-DO"/>
-        </w:rPr>
-      </w:pPr>
-      <w:r>
-        <w:rPr>
-          <w:rFonts w:ascii="Arial" w:hAnsi="Arial" w:cs="Arial"/>
-          <w:sz w:val="24"/>
-          <w:szCs w:val="24"/>
-          <w:lang w:val="es-DO"/>
-        </w:rPr>
-        <w:t xml:space="preserve">Finalmente, el módulo de telemetría y </w:t>
-      </w:r>
-      <w:proofErr w:type="spellStart"/>
-      <w:r>
-        <w:rPr>
-          <w:rFonts w:ascii="Arial" w:hAnsi="Arial" w:cs="Arial"/>
-          <w:sz w:val="24"/>
-          <w:szCs w:val="24"/>
-          <w:lang w:val="es-DO"/>
-        </w:rPr>
-        <w:t>speedup</w:t>
-      </w:r>
-      <w:proofErr w:type="spellEnd"/>
-      <w:r>
-        <w:rPr>
-          <w:rFonts w:ascii="Arial" w:hAnsi="Arial" w:cs="Arial"/>
-          <w:sz w:val="24"/>
-          <w:szCs w:val="24"/>
-          <w:lang w:val="es-DO"/>
-        </w:rPr>
-        <w:t xml:space="preserve"> se encarga de medir con precisión los tiempos de ejecución, validar los resultados usando funciones de comparación con tolerancia Épsilon, y calcular métricas como el </w:t>
-      </w:r>
-      <w:proofErr w:type="spellStart"/>
-      <w:r>
-        <w:rPr>
-          <w:rFonts w:ascii="Arial" w:hAnsi="Arial" w:cs="Arial"/>
-          <w:sz w:val="24"/>
-          <w:szCs w:val="24"/>
-          <w:lang w:val="es-DO"/>
-        </w:rPr>
-        <w:t>speedup</w:t>
-      </w:r>
-      <w:proofErr w:type="spellEnd"/>
-      <w:r>
-        <w:rPr>
-          <w:rFonts w:ascii="Arial" w:hAnsi="Arial" w:cs="Arial"/>
-          <w:sz w:val="24"/>
-          <w:szCs w:val="24"/>
-          <w:lang w:val="es-DO"/>
-        </w:rPr>
-        <w:t xml:space="preserve"> y la eficiencia. Con todo ello, es posible evaluar de manera cuantitativa el comportamiento del sistema y determinar el nivel de mejora alcanzado al utilizar técnicas de programación paralela.</w:t>
+        <w:t xml:space="preserve">n la implementación técnica, el código fuente está organizado de forma modular dentro de la carpeta src, siguiendo una arquitectura limpia para aplicaciones de consola. El archivo Program.cs funge como punto de entrada principal, donde se interactúa con el usuario y se configuran parámetros de ejecución, como la cantidad de procesadores a utilizar y el método de evaluación. Entre las opciones se incluyen el procesamiento secuencial, el uso de 'Parallel For', la implementación basada en tareas y la ejecución mediante hilos. Por su parte, OperacionesETL.cs concentra la lógica de negocio, implementando procesos de extracción, transformación y carga de datos. </w:t>
+      </w:r>
+    </w:p>
+    <w:p>
+      <w:pPr>
+        <w:jc w:val="both"/>
+        <w:rPr>
+          <w:rFonts w:ascii="Arial" w:hAnsi="Arial" w:cs="Arial"/>
+          <w:sz w:val="24"/>
+          <w:szCs w:val="24"/>
+          <w:lang w:val="es-DO"/>
+        </w:rPr>
+      </w:pPr>
+      <w:r>
+        <w:rPr>
+          <w:rFonts w:ascii="Arial" w:hAnsi="Arial" w:cs="Arial"/>
+          <w:sz w:val="24"/>
+          <w:szCs w:val="24"/>
+          <w:lang w:val="es-DO"/>
+        </w:rPr>
+        <w:t>Finalmente, el módulo de telemetría y speedup se encarga de medir con precisión los tiempos de ejecución, validar los resultados usando funciones de comparación con tolerancia Épsilon, y calcular métricas como el speedup y la eficiencia. Con todo ello, es posible evaluar de manera cuantitativa el comportamiento del sistema y determinar el nivel de mejora alcanzado al utilizar técnicas de programación paralela.</w:t>
       </w:r>
     </w:p>
     <w:p>
@@ -6247,10 +5620,52 @@
           <w:sz w:val="24"/>
           <w:szCs w:val="24"/>
         </w:rPr>
-        <w:t xml:space="preserve">5.2 </w:t>
-      </w:r>
-      <w:proofErr w:type="spellStart"/>
-      <w:r>
+        <w:t>5.2 Explicación del Código Clave</w:t>
+      </w:r>
+      <w:bookmarkEnd w:id="23"/>
+    </w:p>
+    <w:p>
+      <w:pPr>
+        <w:jc w:val="both"/>
+        <w:rPr>
+          <w:rFonts w:ascii="Arial" w:hAnsi="Arial" w:cs="Arial"/>
+          <w:sz w:val="24"/>
+          <w:szCs w:val="24"/>
+          <w:lang w:val="es-DO"/>
+        </w:rPr>
+      </w:pPr>
+      <w:r>
+        <w:rPr>
+          <w:rFonts w:ascii="Arial" w:hAnsi="Arial" w:cs="Arial"/>
+          <w:sz w:val="24"/>
+          <w:szCs w:val="24"/>
+          <w:lang w:val="es-DO"/>
+        </w:rPr>
+        <w:t xml:space="preserve">Se define el número de bloques según los procesadores disponibles, se calcula el tamaño de cada bloque y se crea un arreglo de tareas. Luego, un bucle determina los índices de inicio y fin para asegurar que todos los registros se procesen correctamente, encargándose el último bloque de los elementos restantes. Cada tarea se ejecuta con 'Task.Run', procesando de forma </w:t>
+      </w:r>
+      <w:r>
+        <w:rPr>
+          <w:rFonts w:ascii="Arial" w:hAnsi="Arial" w:cs="Arial"/>
+          <w:sz w:val="24"/>
+          <w:szCs w:val="24"/>
+          <w:lang w:val="es-DO"/>
+        </w:rPr>
+        <w:lastRenderedPageBreak/>
+        <w:t>concurrente su porción de datos y manteniendo una suma parcial para evitar variables globales compartidas. Al finalizar todas las tareas, se usa 'Task.WhenAll' para sincronizar la finalización y sumar los resultados parciales, obteniendo así el resultado global del proceso. Este diseño distribuye eficientemente la carga entre recursos disponibles, mantiene alta escalabilidad y produce resultados equivalentes a una ejecución secuencial, pero con tiempos de procesamiento menores en hardware con múltiples núcleos.</w:t>
+      </w:r>
+    </w:p>
+    <w:p>
+      <w:pPr>
+        <w:jc w:val="both"/>
+        <w:rPr>
+          <w:lang w:val="es-DO"/>
+        </w:rPr>
+      </w:pPr>
+    </w:p>
+    <w:p>
+      <w:pPr>
+        <w:pStyle w:val="Ttulo1"/>
+        <w:jc w:val="both"/>
         <w:rPr>
           <w:rFonts w:ascii="Arial" w:hAnsi="Arial" w:cs="Arial"/>
           <w:b/>
@@ -6259,9 +5674,8 @@
           <w:sz w:val="24"/>
           <w:szCs w:val="24"/>
         </w:rPr>
-        <w:t>Explicación</w:t>
-      </w:r>
-      <w:proofErr w:type="spellEnd"/>
+      </w:pPr>
+      <w:bookmarkStart w:id="24" w:name="_Toc237707798"/>
       <w:r>
         <w:rPr>
           <w:rFonts w:ascii="Arial" w:hAnsi="Arial" w:cs="Arial"/>
@@ -6271,78 +5685,97 @@
           <w:sz w:val="24"/>
           <w:szCs w:val="24"/>
         </w:rPr>
-        <w:t xml:space="preserve"> del Código Clave</w:t>
-      </w:r>
-      <w:bookmarkEnd w:id="23"/>
-    </w:p>
-    <w:p>
-      <w:pPr>
-        <w:jc w:val="both"/>
-        <w:rPr>
-          <w:rFonts w:ascii="Arial" w:hAnsi="Arial" w:cs="Arial"/>
-          <w:sz w:val="24"/>
-          <w:szCs w:val="24"/>
-          <w:lang w:val="es-DO"/>
-        </w:rPr>
-      </w:pPr>
-      <w:r>
-        <w:rPr>
-          <w:rFonts w:ascii="Arial" w:hAnsi="Arial" w:cs="Arial"/>
-          <w:sz w:val="24"/>
-          <w:szCs w:val="24"/>
-          <w:lang w:val="es-DO"/>
-        </w:rPr>
-        <w:t>Se define el número de bloques según los procesadores disponibles, se calcula el tamaño de cada bloque y se crea un arreglo de tareas. Luego, un bucle determina los índices de inicio y fin para asegurar que todos los registros se procesen correctamente, encargándose el último bloque de los elementos restantes. Cada tarea se ejecuta con '</w:t>
-      </w:r>
-      <w:proofErr w:type="spellStart"/>
-      <w:r>
-        <w:rPr>
-          <w:rFonts w:ascii="Arial" w:hAnsi="Arial" w:cs="Arial"/>
-          <w:sz w:val="24"/>
-          <w:szCs w:val="24"/>
-          <w:lang w:val="es-DO"/>
-        </w:rPr>
-        <w:t>Task.Run</w:t>
-      </w:r>
-      <w:proofErr w:type="spellEnd"/>
-      <w:r>
-        <w:rPr>
-          <w:rFonts w:ascii="Arial" w:hAnsi="Arial" w:cs="Arial"/>
-          <w:sz w:val="24"/>
-          <w:szCs w:val="24"/>
-          <w:lang w:val="es-DO"/>
-        </w:rPr>
-        <w:t xml:space="preserve">', procesando de forma </w:t>
-      </w:r>
-      <w:r>
-        <w:rPr>
-          <w:rFonts w:ascii="Arial" w:hAnsi="Arial" w:cs="Arial"/>
-          <w:sz w:val="24"/>
-          <w:szCs w:val="24"/>
-          <w:lang w:val="es-DO"/>
-        </w:rPr>
-        <w:lastRenderedPageBreak/>
-        <w:t>concurrente su porción de datos y manteniendo una suma parcial para evitar variables globales compartidas. Al finalizar todas las tareas, se usa '</w:t>
-      </w:r>
-      <w:proofErr w:type="spellStart"/>
-      <w:r>
-        <w:rPr>
-          <w:rFonts w:ascii="Arial" w:hAnsi="Arial" w:cs="Arial"/>
-          <w:sz w:val="24"/>
-          <w:szCs w:val="24"/>
-          <w:lang w:val="es-DO"/>
-        </w:rPr>
-        <w:t>Task.WhenAll</w:t>
-      </w:r>
-      <w:proofErr w:type="spellEnd"/>
-      <w:r>
-        <w:rPr>
-          <w:rFonts w:ascii="Arial" w:hAnsi="Arial" w:cs="Arial"/>
-          <w:sz w:val="24"/>
-          <w:szCs w:val="24"/>
-          <w:lang w:val="es-DO"/>
-        </w:rPr>
-        <w:t>' para sincronizar la finalización y sumar los resultados parciales, obteniendo así el resultado global del proceso. Este diseño distribuye eficientemente la carga entre recursos disponibles, mantiene alta escalabilidad y produce resultados equivalentes a una ejecución secuencial, pero con tiempos de procesamiento menores en hardware con múltiples núcleos.</w:t>
+        <w:t>5.3 Uso de Mecanismos de Sincronización</w:t>
+      </w:r>
+      <w:bookmarkEnd w:id="24"/>
+    </w:p>
+    <w:p>
+      <w:pPr>
+        <w:jc w:val="both"/>
+        <w:rPr>
+          <w:rFonts w:ascii="Arial" w:hAnsi="Arial" w:cs="Arial"/>
+          <w:sz w:val="24"/>
+          <w:szCs w:val="24"/>
+          <w:lang w:val="es-DO"/>
+        </w:rPr>
+      </w:pPr>
+      <w:r>
+        <w:rPr>
+          <w:rFonts w:ascii="Arial" w:hAnsi="Arial" w:cs="Arial"/>
+          <w:sz w:val="24"/>
+          <w:szCs w:val="24"/>
+          <w:lang w:val="es-DO"/>
+        </w:rPr>
+        <w:t>D</w:t>
+      </w:r>
+      <w:r>
+        <w:rPr>
+          <w:rFonts w:ascii="Arial" w:hAnsi="Arial" w:cs="Arial"/>
+          <w:sz w:val="24"/>
+          <w:szCs w:val="24"/>
+          <w:lang w:val="es-DO"/>
+        </w:rPr>
+        <w:t xml:space="preserve">ebido a que múltiples hilos o tareas se ejecutan simultáneamente, el sistema debe gestionar con cuidado los recursos compartidos, como contadores globales, bitácoras y listas de consolidación. Para evitar inconsistencias y las llamadas </w:t>
+      </w:r>
+      <w:r>
+        <w:rPr>
+          <w:rFonts w:ascii="Arial" w:hAnsi="Arial" w:cs="Arial"/>
+          <w:i/>
+          <w:iCs/>
+          <w:sz w:val="24"/>
+          <w:szCs w:val="24"/>
+          <w:lang w:val="es-DO"/>
+        </w:rPr>
+        <w:t>race conditions</w:t>
+      </w:r>
+      <w:r>
+        <w:rPr>
+          <w:rFonts w:ascii="Arial" w:hAnsi="Arial" w:cs="Arial"/>
+          <w:sz w:val="24"/>
+          <w:szCs w:val="24"/>
+          <w:lang w:val="es-DO"/>
+        </w:rPr>
+        <w:t xml:space="preserve">, se implementan mecanismos de sincronización seguros, como bloques </w:t>
+      </w:r>
+      <w:r>
+        <w:rPr>
+          <w:rFonts w:ascii="Arial" w:hAnsi="Arial" w:cs="Arial"/>
+          <w:i/>
+          <w:iCs/>
+          <w:sz w:val="24"/>
+          <w:szCs w:val="24"/>
+          <w:lang w:val="es-DO"/>
+        </w:rPr>
+        <w:t>lock</w:t>
+      </w:r>
+      <w:r>
+        <w:rPr>
+          <w:rFonts w:ascii="Arial" w:hAnsi="Arial" w:cs="Arial"/>
+          <w:sz w:val="24"/>
+          <w:szCs w:val="24"/>
+          <w:lang w:val="es-DO"/>
+        </w:rPr>
+        <w:t xml:space="preserve"> y monitores, los cuales restringen el acceso a secciones críticas del código donde se modifican variables o estructuras de datos globales. Sin embargo, para reducir la sobrecarga que implican los bloqueos, se prioriza el uso de variables locales por hilo (</w:t>
+      </w:r>
+      <w:r>
+        <w:rPr>
+          <w:rFonts w:ascii="Arial" w:hAnsi="Arial" w:cs="Arial"/>
+          <w:i/>
+          <w:iCs/>
+          <w:sz w:val="24"/>
+          <w:szCs w:val="24"/>
+          <w:lang w:val="es-DO"/>
+        </w:rPr>
+        <w:t>Thread Local Storage</w:t>
+      </w:r>
+      <w:r>
+        <w:rPr>
+          <w:rFonts w:ascii="Arial" w:hAnsi="Arial" w:cs="Arial"/>
+          <w:sz w:val="24"/>
+          <w:szCs w:val="24"/>
+          <w:lang w:val="es-DO"/>
+        </w:rPr>
+        <w:t>). Cada tarea procesa su bloque de datos de manera independiente y guarda el resultado en una suma parcial, reduciendo así la contención entre hilos. La sincronización se limita a la fase final de agregación, donde los resultados parciales se combinan de forma segura, por ejemplo, mediante Task.WhenAll(). Así se logra un equilibrio entre la seguridad de los datos, la sincronización correcta y un alto nivel de eficiencia durante la ejecución paralela.</w:t>
       </w:r>
     </w:p>
     <w:p>
@@ -6364,9 +5797,10 @@
           <w:color w:val="auto"/>
           <w:sz w:val="24"/>
           <w:szCs w:val="24"/>
-        </w:rPr>
-      </w:pPr>
-      <w:bookmarkStart w:id="24" w:name="_Toc237707798"/>
+          <w:lang w:val="es-DO"/>
+        </w:rPr>
+      </w:pPr>
+      <w:bookmarkStart w:id="25" w:name="_Toc237707799"/>
       <w:r>
         <w:rPr>
           <w:rFonts w:ascii="Arial" w:hAnsi="Arial" w:cs="Arial"/>
@@ -6375,216 +5809,6 @@
           <w:color w:val="auto"/>
           <w:sz w:val="24"/>
           <w:szCs w:val="24"/>
-        </w:rPr>
-        <w:t xml:space="preserve">5.3 Uso de </w:t>
-      </w:r>
-      <w:proofErr w:type="spellStart"/>
-      <w:r>
-        <w:rPr>
-          <w:rFonts w:ascii="Arial" w:hAnsi="Arial" w:cs="Arial"/>
-          <w:b/>
-          <w:bCs/>
-          <w:color w:val="auto"/>
-          <w:sz w:val="24"/>
-          <w:szCs w:val="24"/>
-        </w:rPr>
-        <w:t>Mecanismos</w:t>
-      </w:r>
-      <w:proofErr w:type="spellEnd"/>
-      <w:r>
-        <w:rPr>
-          <w:rFonts w:ascii="Arial" w:hAnsi="Arial" w:cs="Arial"/>
-          <w:b/>
-          <w:bCs/>
-          <w:color w:val="auto"/>
-          <w:sz w:val="24"/>
-          <w:szCs w:val="24"/>
-        </w:rPr>
-        <w:t xml:space="preserve"> de </w:t>
-      </w:r>
-      <w:proofErr w:type="spellStart"/>
-      <w:r>
-        <w:rPr>
-          <w:rFonts w:ascii="Arial" w:hAnsi="Arial" w:cs="Arial"/>
-          <w:b/>
-          <w:bCs/>
-          <w:color w:val="auto"/>
-          <w:sz w:val="24"/>
-          <w:szCs w:val="24"/>
-        </w:rPr>
-        <w:t>Sincronización</w:t>
-      </w:r>
-      <w:bookmarkEnd w:id="24"/>
-      <w:proofErr w:type="spellEnd"/>
-    </w:p>
-    <w:p>
-      <w:pPr>
-        <w:jc w:val="both"/>
-        <w:rPr>
-          <w:rFonts w:ascii="Arial" w:hAnsi="Arial" w:cs="Arial"/>
-          <w:sz w:val="24"/>
-          <w:szCs w:val="24"/>
-          <w:lang w:val="es-DO"/>
-        </w:rPr>
-      </w:pPr>
-      <w:r>
-        <w:rPr>
-          <w:rFonts w:ascii="Arial" w:hAnsi="Arial" w:cs="Arial"/>
-          <w:sz w:val="24"/>
-          <w:szCs w:val="24"/>
-          <w:lang w:val="es-DO"/>
-        </w:rPr>
-        <w:t>D</w:t>
-      </w:r>
-      <w:r>
-        <w:rPr>
-          <w:rFonts w:ascii="Arial" w:hAnsi="Arial" w:cs="Arial"/>
-          <w:sz w:val="24"/>
-          <w:szCs w:val="24"/>
-          <w:lang w:val="es-DO"/>
-        </w:rPr>
-        <w:t xml:space="preserve">ebido a que múltiples hilos o tareas se ejecutan simultáneamente, el sistema debe gestionar con cuidado los recursos compartidos, como contadores globales, bitácoras y listas de consolidación. Para evitar inconsistencias y las llamadas </w:t>
-      </w:r>
-      <w:proofErr w:type="spellStart"/>
-      <w:r>
-        <w:rPr>
-          <w:rFonts w:ascii="Arial" w:hAnsi="Arial" w:cs="Arial"/>
-          <w:i/>
-          <w:iCs/>
-          <w:sz w:val="24"/>
-          <w:szCs w:val="24"/>
-          <w:lang w:val="es-DO"/>
-        </w:rPr>
-        <w:t>race</w:t>
-      </w:r>
-      <w:proofErr w:type="spellEnd"/>
-      <w:r>
-        <w:rPr>
-          <w:rFonts w:ascii="Arial" w:hAnsi="Arial" w:cs="Arial"/>
-          <w:i/>
-          <w:iCs/>
-          <w:sz w:val="24"/>
-          <w:szCs w:val="24"/>
-          <w:lang w:val="es-DO"/>
-        </w:rPr>
-        <w:t xml:space="preserve"> </w:t>
-      </w:r>
-      <w:proofErr w:type="spellStart"/>
-      <w:r>
-        <w:rPr>
-          <w:rFonts w:ascii="Arial" w:hAnsi="Arial" w:cs="Arial"/>
-          <w:i/>
-          <w:iCs/>
-          <w:sz w:val="24"/>
-          <w:szCs w:val="24"/>
-          <w:lang w:val="es-DO"/>
-        </w:rPr>
-        <w:t>conditions</w:t>
-      </w:r>
-      <w:proofErr w:type="spellEnd"/>
-      <w:r>
-        <w:rPr>
-          <w:rFonts w:ascii="Arial" w:hAnsi="Arial" w:cs="Arial"/>
-          <w:sz w:val="24"/>
-          <w:szCs w:val="24"/>
-          <w:lang w:val="es-DO"/>
-        </w:rPr>
-        <w:t xml:space="preserve">, se implementan mecanismos de sincronización seguros, como bloques </w:t>
-      </w:r>
-      <w:proofErr w:type="spellStart"/>
-      <w:r>
-        <w:rPr>
-          <w:rFonts w:ascii="Arial" w:hAnsi="Arial" w:cs="Arial"/>
-          <w:i/>
-          <w:iCs/>
-          <w:sz w:val="24"/>
-          <w:szCs w:val="24"/>
-          <w:lang w:val="es-DO"/>
-        </w:rPr>
-        <w:t>lock</w:t>
-      </w:r>
-      <w:proofErr w:type="spellEnd"/>
-      <w:r>
-        <w:rPr>
-          <w:rFonts w:ascii="Arial" w:hAnsi="Arial" w:cs="Arial"/>
-          <w:sz w:val="24"/>
-          <w:szCs w:val="24"/>
-          <w:lang w:val="es-DO"/>
-        </w:rPr>
-        <w:t xml:space="preserve"> y monitores, los cuales restringen el acceso a secciones críticas del código donde se modifican variables o estructuras de datos globales. Sin embargo, para reducir la sobrecarga que implican los bloqueos, se prioriza el uso de variables locales por hilo (</w:t>
-      </w:r>
-      <w:r>
-        <w:rPr>
-          <w:rFonts w:ascii="Arial" w:hAnsi="Arial" w:cs="Arial"/>
-          <w:i/>
-          <w:iCs/>
-          <w:sz w:val="24"/>
-          <w:szCs w:val="24"/>
-          <w:lang w:val="es-DO"/>
-        </w:rPr>
-        <w:t>Thread Local Storage</w:t>
-      </w:r>
-      <w:r>
-        <w:rPr>
-          <w:rFonts w:ascii="Arial" w:hAnsi="Arial" w:cs="Arial"/>
-          <w:sz w:val="24"/>
-          <w:szCs w:val="24"/>
-          <w:lang w:val="es-DO"/>
-        </w:rPr>
-        <w:t xml:space="preserve">). Cada tarea procesa su bloque de datos de manera independiente y guarda el resultado en una suma parcial, reduciendo así la contención entre hilos. La sincronización se limita a la fase final de agregación, donde los resultados parciales se combinan de forma segura, por ejemplo, mediante </w:t>
-      </w:r>
-      <w:proofErr w:type="spellStart"/>
-      <w:r>
-        <w:rPr>
-          <w:rFonts w:ascii="Arial" w:hAnsi="Arial" w:cs="Arial"/>
-          <w:sz w:val="24"/>
-          <w:szCs w:val="24"/>
-          <w:lang w:val="es-DO"/>
-        </w:rPr>
-        <w:t>Task.WhenAll</w:t>
-      </w:r>
-      <w:proofErr w:type="spellEnd"/>
-      <w:r>
-        <w:rPr>
-          <w:rFonts w:ascii="Arial" w:hAnsi="Arial" w:cs="Arial"/>
-          <w:sz w:val="24"/>
-          <w:szCs w:val="24"/>
-          <w:lang w:val="es-DO"/>
-        </w:rPr>
-        <w:t>(). Así se logra un equilibrio entre la seguridad de los datos, la sincronización correcta y un alto nivel de eficiencia durante la ejecución paralela.</w:t>
-      </w:r>
-    </w:p>
-    <w:p>
-      <w:pPr>
-        <w:jc w:val="both"/>
-        <w:rPr>
-          <w:lang w:val="es-DO"/>
-        </w:rPr>
-      </w:pPr>
-    </w:p>
-    <w:p>
-      <w:pPr>
-        <w:pStyle w:val="Ttulo1"/>
-        <w:jc w:val="both"/>
-        <w:rPr>
-          <w:rFonts w:ascii="Arial" w:hAnsi="Arial" w:cs="Arial"/>
-          <w:b/>
-          <w:bCs/>
-          <w:color w:val="auto"/>
-          <w:sz w:val="24"/>
-          <w:szCs w:val="24"/>
-          <w:lang w:val="es-DO"/>
-        </w:rPr>
-      </w:pPr>
-      <w:bookmarkStart w:id="25" w:name="_Toc237707799"/>
-      <w:r>
-        <w:rPr>
-          <w:rFonts w:ascii="Arial" w:hAnsi="Arial" w:cs="Arial"/>
-          <w:b/>
-          <w:bCs/>
-          <w:color w:val="auto"/>
-          <w:sz w:val="24"/>
-          <w:szCs w:val="24"/>
           <w:lang w:val="es-DO"/>
         </w:rPr>
         <w:t>5.4 Justificación Técnica de las Decisiones Tomadas</w:t>
@@ -6608,87 +5832,7 @@
           <w:szCs w:val="24"/>
           <w:lang w:val="es-DO"/>
         </w:rPr>
-        <w:t xml:space="preserve">Las decisiones técnicas se tomaron para garantizar mediciones de rendimiento fiables y aprovechar de forma eficiente las capacidades de paralelismo de .NET. En primer lugar, se eligió simular los datos en memoria en vez de leer archivos CSV u otros medios de almacenamiento, lo que permite someter al procesador a cargas masivas en muy poco tiempo, eliminando el cuello de botella que supone la E S de del disco. Así, las pruebas reflejan de forma más precisa el desempeño real de los algoritmos paralelos, midiendo tiempos de ejecución que dependen principalmente del CPU y no del almacenamiento. Además, se seleccionó la </w:t>
-      </w:r>
-      <w:proofErr w:type="spellStart"/>
-      <w:r>
-        <w:rPr>
-          <w:rFonts w:ascii="Arial" w:hAnsi="Arial" w:cs="Arial"/>
-          <w:sz w:val="24"/>
-          <w:szCs w:val="24"/>
-          <w:lang w:val="es-DO"/>
-        </w:rPr>
-        <w:t>Task</w:t>
-      </w:r>
-      <w:proofErr w:type="spellEnd"/>
-      <w:r>
-        <w:rPr>
-          <w:rFonts w:ascii="Arial" w:hAnsi="Arial" w:cs="Arial"/>
-          <w:sz w:val="24"/>
-          <w:szCs w:val="24"/>
-          <w:lang w:val="es-DO"/>
-        </w:rPr>
-        <w:t xml:space="preserve"> </w:t>
-      </w:r>
-      <w:proofErr w:type="spellStart"/>
-      <w:r>
-        <w:rPr>
-          <w:rFonts w:ascii="Arial" w:hAnsi="Arial" w:cs="Arial"/>
-          <w:sz w:val="24"/>
-          <w:szCs w:val="24"/>
-          <w:lang w:val="es-DO"/>
-        </w:rPr>
-        <w:t>Parallel</w:t>
-      </w:r>
-      <w:proofErr w:type="spellEnd"/>
-      <w:r>
-        <w:rPr>
-          <w:rFonts w:ascii="Arial" w:hAnsi="Arial" w:cs="Arial"/>
-          <w:sz w:val="24"/>
-          <w:szCs w:val="24"/>
-          <w:lang w:val="es-DO"/>
-        </w:rPr>
-        <w:t xml:space="preserve"> Library, TPL, usando herramientas como </w:t>
-      </w:r>
-      <w:proofErr w:type="spellStart"/>
-      <w:r>
-        <w:rPr>
-          <w:rFonts w:ascii="Arial" w:hAnsi="Arial" w:cs="Arial"/>
-          <w:sz w:val="24"/>
-          <w:szCs w:val="24"/>
-          <w:lang w:val="es-DO"/>
-        </w:rPr>
-        <w:t>Parallel.For</w:t>
-      </w:r>
-      <w:proofErr w:type="spellEnd"/>
-      <w:r>
-        <w:rPr>
-          <w:rFonts w:ascii="Arial" w:hAnsi="Arial" w:cs="Arial"/>
-          <w:sz w:val="24"/>
-          <w:szCs w:val="24"/>
-          <w:lang w:val="es-DO"/>
-        </w:rPr>
-        <w:t xml:space="preserve"> y </w:t>
-      </w:r>
-      <w:proofErr w:type="spellStart"/>
-      <w:r>
-        <w:rPr>
-          <w:rFonts w:ascii="Arial" w:hAnsi="Arial" w:cs="Arial"/>
-          <w:sz w:val="24"/>
-          <w:szCs w:val="24"/>
-          <w:lang w:val="es-DO"/>
-        </w:rPr>
-        <w:t>Task.Run</w:t>
-      </w:r>
-      <w:proofErr w:type="spellEnd"/>
-      <w:r>
-        <w:rPr>
-          <w:rFonts w:ascii="Arial" w:hAnsi="Arial" w:cs="Arial"/>
-          <w:sz w:val="24"/>
-          <w:szCs w:val="24"/>
-          <w:lang w:val="es-DO"/>
-        </w:rPr>
-        <w:t xml:space="preserve"> en vez de hilos manuales con la clase Thread. De este modo, la TPL administra automáticamente el Thread Pool de .NET, optimizando la creación y liberación de hilos y distribuyendo eficientemente la carga entre los núcleos disponibles. Así, se simplifica el desarrollo y se logra un mejor rendimiento y adaptabilidad a los recursos del sistema, permitiendo que el programador se concentre en la lógica del paralelismo sin gestionar manualmente el ciclo de vida de los hilos, obteniendo una solución más eficiente y alineada con las mejores prácticas actuales de programación paralela en C Sharp y .NET.</w:t>
+        <w:t>Las decisiones técnicas se tomaron para garantizar mediciones de rendimiento fiables y aprovechar de forma eficiente las capacidades de paralelismo de .NET. En primer lugar, se eligió simular los datos en memoria en vez de leer archivos CSV u otros medios de almacenamiento, lo que permite someter al procesador a cargas masivas en muy poco tiempo, eliminando el cuello de botella que supone la E S de del disco. Así, las pruebas reflejan de forma más precisa el desempeño real de los algoritmos paralelos, midiendo tiempos de ejecución que dependen principalmente del CPU y no del almacenamiento. Además, se seleccionó la Task Parallel Library, TPL, usando herramientas como Parallel.For y Task.Run en vez de hilos manuales con la clase Thread. De este modo, la TPL administra automáticamente el Thread Pool de .NET, optimizando la creación y liberación de hilos y distribuyendo eficientemente la carga entre los núcleos disponibles. Así, se simplifica el desarrollo y se logra un mejor rendimiento y adaptabilidad a los recursos del sistema, permitiendo que el programador se concentre en la lógica del paralelismo sin gestionar manualmente el ciclo de vida de los hilos, obteniendo una solución más eficiente y alineada con las mejores prácticas actuales de programación paralela en C Sharp y .NET.</w:t>
       </w:r>
     </w:p>
     <w:p>
@@ -6790,47 +5934,7 @@
           <w:szCs w:val="24"/>
           <w:lang w:val="es-DO"/>
         </w:rPr>
-        <w:t>on el fin de evaluar objetivamente el rendimiento, se realizaron pruebas variando tanto el volumen de datos transaccionales como la cantidad de procesadores habilitados mediante '</w:t>
-      </w:r>
-      <w:proofErr w:type="spellStart"/>
-      <w:r>
-        <w:rPr>
-          <w:rFonts w:ascii="Arial" w:hAnsi="Arial" w:cs="Arial"/>
-          <w:sz w:val="24"/>
-          <w:szCs w:val="24"/>
-          <w:lang w:val="es-DO"/>
-        </w:rPr>
-        <w:t>Environment.ProcessorCount</w:t>
-      </w:r>
-      <w:proofErr w:type="spellEnd"/>
-      <w:r>
-        <w:rPr>
-          <w:rFonts w:ascii="Arial" w:hAnsi="Arial" w:cs="Arial"/>
-          <w:sz w:val="24"/>
-          <w:szCs w:val="24"/>
-          <w:lang w:val="es-DO"/>
-        </w:rPr>
-        <w:t xml:space="preserve">'. Los resultados iniciales muestran que la ejecución secuencial incrementa el tiempo de procesamiento de forma prácticamente lineal a medida que crece el volumen de datos, ya que todas las transacciones son manejadas por un único flujo de ejecución. En contraste, la ejecución paralela demuestra una mayor capacidad para absorber el incremento de la carga, al repartir las transacciones entre múltiples núcleos del procesador, reduciendo significativamente el tiempo total y mejorando el uso de recursos. Como consecuencia, se obtienen mejores métricas de </w:t>
-      </w:r>
-      <w:proofErr w:type="spellStart"/>
-      <w:r>
-        <w:rPr>
-          <w:rFonts w:ascii="Arial" w:hAnsi="Arial" w:cs="Arial"/>
-          <w:sz w:val="24"/>
-          <w:szCs w:val="24"/>
-          <w:lang w:val="es-DO"/>
-        </w:rPr>
-        <w:t>speedup</w:t>
-      </w:r>
-      <w:proofErr w:type="spellEnd"/>
-      <w:r>
-        <w:rPr>
-          <w:rFonts w:ascii="Arial" w:hAnsi="Arial" w:cs="Arial"/>
-          <w:sz w:val="24"/>
-          <w:szCs w:val="24"/>
-          <w:lang w:val="es-DO"/>
-        </w:rPr>
-        <w:t xml:space="preserve"> y eficiencia, especialmente cuando el tamaño del conjunto de datos es lo suficientemente grande como para compensar el costo de coordinar y sincronizar las tareas paralelas. En conjunto, estas evidencias muestran ventajas significativas de la programación paralela frente al procesamiento secuencial en escenarios de datos masivos.</w:t>
+        <w:t>on el fin de evaluar objetivamente el rendimiento, se realizaron pruebas variando tanto el volumen de datos transaccionales como la cantidad de procesadores habilitados mediante 'Environment.ProcessorCount'. Los resultados iniciales muestran que la ejecución secuencial incrementa el tiempo de procesamiento de forma prácticamente lineal a medida que crece el volumen de datos, ya que todas las transacciones son manejadas por un único flujo de ejecución. En contraste, la ejecución paralela demuestra una mayor capacidad para absorber el incremento de la carga, al repartir las transacciones entre múltiples núcleos del procesador, reduciendo significativamente el tiempo total y mejorando el uso de recursos. Como consecuencia, se obtienen mejores métricas de speedup y eficiencia, especialmente cuando el tamaño del conjunto de datos es lo suficientemente grande como para compensar el costo de coordinar y sincronizar las tareas paralelas. En conjunto, estas evidencias muestran ventajas significativas de la programación paralela frente al procesamiento secuencial en escenarios de datos masivos.</w:t>
       </w:r>
     </w:p>
     <w:p>
@@ -6896,47 +6000,7 @@
           <w:szCs w:val="24"/>
           <w:lang w:val="es-DO"/>
         </w:rPr>
-        <w:t>on el fin de evaluar objetivamente el desempeño, se implementaron métricas estadísticas dentro del código. La primera métrica corresponde al tiempo de ejecución (T), medido en milisegundos con '</w:t>
-      </w:r>
-      <w:proofErr w:type="spellStart"/>
-      <w:r>
-        <w:rPr>
-          <w:rFonts w:ascii="Arial" w:hAnsi="Arial" w:cs="Arial"/>
-          <w:sz w:val="24"/>
-          <w:szCs w:val="24"/>
-          <w:lang w:val="es-DO"/>
-        </w:rPr>
-        <w:t>Stopwatch</w:t>
-      </w:r>
-      <w:proofErr w:type="spellEnd"/>
-      <w:r>
-        <w:rPr>
-          <w:rFonts w:ascii="Arial" w:hAnsi="Arial" w:cs="Arial"/>
-          <w:sz w:val="24"/>
-          <w:szCs w:val="24"/>
-          <w:lang w:val="es-DO"/>
-        </w:rPr>
-        <w:t xml:space="preserve">', lo que permite comparar la duración de la versión secuencial frente a las paralelas bajo las mismas condiciones. A partir de estas mediciones se calcula la aceleración o </w:t>
-      </w:r>
-      <w:proofErr w:type="spellStart"/>
-      <w:r>
-        <w:rPr>
-          <w:rFonts w:ascii="Arial" w:hAnsi="Arial" w:cs="Arial"/>
-          <w:sz w:val="24"/>
-          <w:szCs w:val="24"/>
-          <w:lang w:val="es-DO"/>
-        </w:rPr>
-        <w:t>speed</w:t>
-      </w:r>
-      <w:proofErr w:type="spellEnd"/>
-      <w:r>
-        <w:rPr>
-          <w:rFonts w:ascii="Arial" w:hAnsi="Arial" w:cs="Arial"/>
-          <w:sz w:val="24"/>
-          <w:szCs w:val="24"/>
-          <w:lang w:val="es-DO"/>
-        </w:rPr>
-        <w:t>-up, que indica cuántas veces la solución paralela supera en velocidad a la secuencial. La tercera métrica es la eficiencia, que mide el porcentaje de aprovechamiento real de los procesadores utilizados, con un valor ideal cercano al 100%, aunque en la práctica este suele disminuir ligeramente debido a la sobrecarga de sincronización y balanceo. Finalmente, el análisis conjunto del tiempo de ejecución, la aceleración y la eficiencia permite determinar la escalabilidad del sistema. Si al aumentar el número de procesadores el tiempo de procesamiento disminuye y las métricas se mantienen favorables, se concluye que la aplicación escala correctamente y aprovecha de manera eficiente las arquitecturas multinúcleo para el procesamiento masivo de datos transaccionales.</w:t>
+        <w:t>on el fin de evaluar objetivamente el desempeño, se implementaron métricas estadísticas dentro del código. La primera métrica corresponde al tiempo de ejecución (T), medido en milisegundos con 'Stopwatch', lo que permite comparar la duración de la versión secuencial frente a las paralelas bajo las mismas condiciones. A partir de estas mediciones se calcula la aceleración o speed-up, que indica cuántas veces la solución paralela supera en velocidad a la secuencial. La tercera métrica es la eficiencia, que mide el porcentaje de aprovechamiento real de los procesadores utilizados, con un valor ideal cercano al 100%, aunque en la práctica este suele disminuir ligeramente debido a la sobrecarga de sincronización y balanceo. Finalmente, el análisis conjunto del tiempo de ejecución, la aceleración y la eficiencia permite determinar la escalabilidad del sistema. Si al aumentar el número de procesadores el tiempo de procesamiento disminuye y las métricas se mantienen favorables, se concluye que la aplicación escala correctamente y aprovecha de manera eficiente las arquitecturas multinúcleo para el procesamiento masivo de datos transaccionales.</w:t>
       </w:r>
     </w:p>
     <w:p>
@@ -6995,70 +6059,27 @@
           <w:szCs w:val="24"/>
         </w:rPr>
         <w:lastRenderedPageBreak/>
-        <w:t xml:space="preserve">6.3 </w:t>
-      </w:r>
-      <w:proofErr w:type="spellStart"/>
-      <w:r>
-        <w:rPr>
-          <w:rFonts w:ascii="Arial" w:hAnsi="Arial" w:cs="Arial"/>
-          <w:b/>
-          <w:bCs/>
-          <w:color w:val="auto"/>
-          <w:sz w:val="24"/>
-          <w:szCs w:val="24"/>
-        </w:rPr>
-        <w:t>Gráficas</w:t>
-      </w:r>
-      <w:proofErr w:type="spellEnd"/>
-      <w:r>
-        <w:rPr>
-          <w:rFonts w:ascii="Arial" w:hAnsi="Arial" w:cs="Arial"/>
-          <w:b/>
-          <w:bCs/>
-          <w:color w:val="auto"/>
-          <w:sz w:val="24"/>
-          <w:szCs w:val="24"/>
-        </w:rPr>
-        <w:t xml:space="preserve"> o </w:t>
-      </w:r>
-      <w:proofErr w:type="spellStart"/>
-      <w:r>
-        <w:rPr>
-          <w:rFonts w:ascii="Arial" w:hAnsi="Arial" w:cs="Arial"/>
-          <w:b/>
-          <w:bCs/>
-          <w:color w:val="auto"/>
-          <w:sz w:val="24"/>
-          <w:szCs w:val="24"/>
-        </w:rPr>
-        <w:t>Tablas</w:t>
-      </w:r>
-      <w:proofErr w:type="spellEnd"/>
-      <w:r>
-        <w:rPr>
-          <w:rFonts w:ascii="Arial" w:hAnsi="Arial" w:cs="Arial"/>
-          <w:b/>
-          <w:bCs/>
-          <w:color w:val="auto"/>
-          <w:sz w:val="24"/>
-          <w:szCs w:val="24"/>
-        </w:rPr>
-        <w:t xml:space="preserve"> con </w:t>
-      </w:r>
-      <w:proofErr w:type="spellStart"/>
-      <w:r>
-        <w:rPr>
-          <w:rFonts w:ascii="Arial" w:hAnsi="Arial" w:cs="Arial"/>
-          <w:b/>
-          <w:bCs/>
-          <w:color w:val="auto"/>
-          <w:sz w:val="24"/>
-          <w:szCs w:val="24"/>
-        </w:rPr>
-        <w:t>Resultados</w:t>
+        <w:t>6.3 Gráficas o Tablas con Resultados</w:t>
       </w:r>
       <w:bookmarkEnd w:id="29"/>
-      <w:proofErr w:type="spellEnd"/>
+    </w:p>
+    <w:p>
+      <w:pPr>
+        <w:rPr>
+          <w:rFonts w:ascii="Arial" w:hAnsi="Arial" w:cs="Arial"/>
+          <w:lang w:eastAsia="es-DO"/>
+        </w:rPr>
+      </w:pPr>
+      <w:hyperlink r:id="rId8" w:history="1">
+        <w:r>
+          <w:rPr>
+            <w:rStyle w:val="Hipervnculo"/>
+            <w:rFonts w:ascii="Arial" w:hAnsi="Arial" w:cs="Arial"/>
+            <w:lang w:eastAsia="es-DO"/>
+          </w:rPr>
+          <w:t>https://github.com/Kalil-Camilo-009/Proyecto-final-de-programaci-n-paralela/tree/main/metrics</w:t>
+        </w:r>
+      </w:hyperlink>
     </w:p>
     <w:tbl>
       <w:tblPr>
@@ -7161,18 +6182,8 @@
                 <w:bCs/>
                 <w:lang w:val="es-ES"/>
               </w:rPr>
-              <w:t>Tiempo Secuencial (</w:t>
-            </w:r>
-            <w:proofErr w:type="spellStart"/>
-            <w:r>
-              <w:rPr>
-                <w:b/>
-                <w:bCs/>
-                <w:lang w:val="es-ES"/>
-              </w:rPr>
-              <w:t>Tsec</w:t>
-            </w:r>
-            <w:proofErr w:type="spellEnd"/>
+              <w:t>Tiempo Secuencial (Tsec</w:t>
+            </w:r>
             <w:r>
               <w:rPr>
                 <w:rFonts w:ascii="Arial" w:hAnsi="Arial" w:cs="Arial"/>
@@ -7210,18 +6221,8 @@
                 <w:bCs/>
                 <w:lang w:val="es-ES"/>
               </w:rPr>
-              <w:t>Tiempo Paralelo (</w:t>
-            </w:r>
-            <w:proofErr w:type="spellStart"/>
-            <w:r>
-              <w:rPr>
-                <w:b/>
-                <w:bCs/>
-                <w:lang w:val="es-ES"/>
-              </w:rPr>
-              <w:t>Tpar</w:t>
-            </w:r>
-            <w:proofErr w:type="spellEnd"/>
+              <w:t>Tiempo Paralelo (Tpar</w:t>
+            </w:r>
             <w:r>
               <w:rPr>
                 <w:rFonts w:ascii="Arial" w:hAnsi="Arial" w:cs="Arial"/>
@@ -7259,25 +6260,7 @@
                 <w:bCs/>
                 <w:lang w:val="es-ES"/>
               </w:rPr>
-              <w:t>Aceleración (</w:t>
-            </w:r>
-            <w:proofErr w:type="spellStart"/>
-            <w:r>
-              <w:rPr>
-                <w:b/>
-                <w:bCs/>
-                <w:lang w:val="es-ES"/>
-              </w:rPr>
-              <w:t>Speedup</w:t>
-            </w:r>
-            <w:proofErr w:type="spellEnd"/>
-            <w:r>
-              <w:rPr>
-                <w:b/>
-                <w:bCs/>
-                <w:lang w:val="es-ES"/>
-              </w:rPr>
-              <w:t>)</w:t>
+              <w:t>Aceleración (Speedup)</w:t>
             </w:r>
           </w:p>
         </w:tc>
@@ -8178,1268 +7161,44 @@
           <w:sz w:val="24"/>
           <w:szCs w:val="24"/>
         </w:rPr>
-        <w:t xml:space="preserve">Los </w:t>
-      </w:r>
-      <w:proofErr w:type="spellStart"/>
-      <w:r>
-        <w:rPr>
-          <w:rFonts w:ascii="Arial" w:hAnsi="Arial" w:cs="Arial"/>
-          <w:sz w:val="24"/>
-          <w:szCs w:val="24"/>
-        </w:rPr>
-        <w:t>tres</w:t>
-      </w:r>
-      <w:proofErr w:type="spellEnd"/>
-      <w:r>
-        <w:rPr>
-          <w:rFonts w:ascii="Arial" w:hAnsi="Arial" w:cs="Arial"/>
-          <w:sz w:val="24"/>
-          <w:szCs w:val="24"/>
-        </w:rPr>
-        <w:t xml:space="preserve"> </w:t>
-      </w:r>
-      <w:proofErr w:type="spellStart"/>
-      <w:r>
-        <w:rPr>
-          <w:rFonts w:ascii="Arial" w:hAnsi="Arial" w:cs="Arial"/>
-          <w:sz w:val="24"/>
-          <w:szCs w:val="24"/>
-        </w:rPr>
-        <w:t>fuimos</w:t>
-      </w:r>
-      <w:proofErr w:type="spellEnd"/>
-      <w:r>
-        <w:rPr>
-          <w:rFonts w:ascii="Arial" w:hAnsi="Arial" w:cs="Arial"/>
-          <w:sz w:val="24"/>
-          <w:szCs w:val="24"/>
-        </w:rPr>
-        <w:t xml:space="preserve"> </w:t>
-      </w:r>
-      <w:proofErr w:type="spellStart"/>
-      <w:r>
-        <w:rPr>
-          <w:rFonts w:ascii="Arial" w:hAnsi="Arial" w:cs="Arial"/>
-          <w:sz w:val="24"/>
-          <w:szCs w:val="24"/>
-        </w:rPr>
-        <w:t>los</w:t>
-      </w:r>
-      <w:proofErr w:type="spellEnd"/>
-      <w:r>
-        <w:rPr>
-          <w:rFonts w:ascii="Arial" w:hAnsi="Arial" w:cs="Arial"/>
-          <w:sz w:val="24"/>
-          <w:szCs w:val="24"/>
-        </w:rPr>
-        <w:t xml:space="preserve"> </w:t>
-      </w:r>
-      <w:proofErr w:type="spellStart"/>
-      <w:r>
-        <w:rPr>
-          <w:rFonts w:ascii="Arial" w:hAnsi="Arial" w:cs="Arial"/>
-          <w:sz w:val="24"/>
-          <w:szCs w:val="24"/>
-        </w:rPr>
-        <w:t>responsables</w:t>
-      </w:r>
-      <w:proofErr w:type="spellEnd"/>
-      <w:r>
-        <w:rPr>
-          <w:rFonts w:ascii="Arial" w:hAnsi="Arial" w:cs="Arial"/>
-          <w:sz w:val="24"/>
-          <w:szCs w:val="24"/>
-        </w:rPr>
-        <w:t xml:space="preserve"> de </w:t>
-      </w:r>
-      <w:proofErr w:type="spellStart"/>
-      <w:r>
-        <w:rPr>
-          <w:rFonts w:ascii="Arial" w:hAnsi="Arial" w:cs="Arial"/>
-          <w:sz w:val="24"/>
-          <w:szCs w:val="24"/>
-        </w:rPr>
-        <w:t>implementar</w:t>
-      </w:r>
-      <w:proofErr w:type="spellEnd"/>
-      <w:r>
-        <w:rPr>
-          <w:rFonts w:ascii="Arial" w:hAnsi="Arial" w:cs="Arial"/>
-          <w:sz w:val="24"/>
-          <w:szCs w:val="24"/>
-        </w:rPr>
-        <w:t xml:space="preserve"> </w:t>
-      </w:r>
-      <w:proofErr w:type="spellStart"/>
-      <w:r>
-        <w:rPr>
-          <w:rFonts w:ascii="Arial" w:hAnsi="Arial" w:cs="Arial"/>
-          <w:sz w:val="24"/>
-          <w:szCs w:val="24"/>
-        </w:rPr>
-        <w:t>una</w:t>
-      </w:r>
-      <w:proofErr w:type="spellEnd"/>
-      <w:r>
-        <w:rPr>
-          <w:rFonts w:ascii="Arial" w:hAnsi="Arial" w:cs="Arial"/>
-          <w:sz w:val="24"/>
-          <w:szCs w:val="24"/>
-        </w:rPr>
-        <w:t xml:space="preserve"> </w:t>
-      </w:r>
-      <w:proofErr w:type="spellStart"/>
-      <w:r>
-        <w:rPr>
-          <w:rFonts w:ascii="Arial" w:hAnsi="Arial" w:cs="Arial"/>
-          <w:sz w:val="24"/>
-          <w:szCs w:val="24"/>
-        </w:rPr>
-        <w:t>arquitectura</w:t>
-      </w:r>
-      <w:proofErr w:type="spellEnd"/>
-      <w:r>
-        <w:rPr>
-          <w:rFonts w:ascii="Arial" w:hAnsi="Arial" w:cs="Arial"/>
-          <w:sz w:val="24"/>
-          <w:szCs w:val="24"/>
-        </w:rPr>
-        <w:t xml:space="preserve"> general del </w:t>
-      </w:r>
-      <w:proofErr w:type="spellStart"/>
-      <w:r>
-        <w:rPr>
-          <w:rFonts w:ascii="Arial" w:hAnsi="Arial" w:cs="Arial"/>
-          <w:sz w:val="24"/>
-          <w:szCs w:val="24"/>
-        </w:rPr>
-        <w:t>diseño</w:t>
-      </w:r>
-      <w:proofErr w:type="spellEnd"/>
-      <w:r>
-        <w:rPr>
-          <w:rFonts w:ascii="Arial" w:hAnsi="Arial" w:cs="Arial"/>
-          <w:sz w:val="24"/>
-          <w:szCs w:val="24"/>
-        </w:rPr>
-        <w:t xml:space="preserve"> del </w:t>
-      </w:r>
-      <w:proofErr w:type="spellStart"/>
-      <w:r>
-        <w:rPr>
-          <w:rFonts w:ascii="Arial" w:hAnsi="Arial" w:cs="Arial"/>
-          <w:sz w:val="24"/>
-          <w:szCs w:val="24"/>
-        </w:rPr>
-        <w:t>flujo</w:t>
-      </w:r>
-      <w:proofErr w:type="spellEnd"/>
-      <w:r>
-        <w:rPr>
-          <w:rFonts w:ascii="Arial" w:hAnsi="Arial" w:cs="Arial"/>
-          <w:sz w:val="24"/>
-          <w:szCs w:val="24"/>
-        </w:rPr>
-        <w:t xml:space="preserve"> de ETL </w:t>
-      </w:r>
-      <w:proofErr w:type="spellStart"/>
-      <w:r>
-        <w:rPr>
-          <w:rFonts w:ascii="Arial" w:hAnsi="Arial" w:cs="Arial"/>
-          <w:sz w:val="24"/>
-          <w:szCs w:val="24"/>
-        </w:rPr>
-        <w:t>utilizando</w:t>
-      </w:r>
-      <w:proofErr w:type="spellEnd"/>
-      <w:r>
-        <w:rPr>
-          <w:rFonts w:ascii="Arial" w:hAnsi="Arial" w:cs="Arial"/>
-          <w:sz w:val="24"/>
-          <w:szCs w:val="24"/>
-        </w:rPr>
-        <w:t xml:space="preserve"> el </w:t>
-      </w:r>
-      <w:proofErr w:type="spellStart"/>
-      <w:r>
-        <w:rPr>
-          <w:rFonts w:ascii="Arial" w:hAnsi="Arial" w:cs="Arial"/>
-          <w:sz w:val="24"/>
-          <w:szCs w:val="24"/>
-        </w:rPr>
-        <w:t>lenguaje</w:t>
-      </w:r>
-      <w:proofErr w:type="spellEnd"/>
-      <w:r>
-        <w:rPr>
-          <w:rFonts w:ascii="Arial" w:hAnsi="Arial" w:cs="Arial"/>
-          <w:sz w:val="24"/>
-          <w:szCs w:val="24"/>
-        </w:rPr>
-        <w:t xml:space="preserve"> de </w:t>
-      </w:r>
-      <w:proofErr w:type="spellStart"/>
-      <w:r>
-        <w:rPr>
-          <w:rFonts w:ascii="Arial" w:hAnsi="Arial" w:cs="Arial"/>
-          <w:sz w:val="24"/>
-          <w:szCs w:val="24"/>
-        </w:rPr>
-        <w:t>programación</w:t>
-      </w:r>
-      <w:proofErr w:type="spellEnd"/>
-      <w:r>
-        <w:rPr>
-          <w:rFonts w:ascii="Arial" w:hAnsi="Arial" w:cs="Arial"/>
-          <w:sz w:val="24"/>
-          <w:szCs w:val="24"/>
-        </w:rPr>
-        <w:t xml:space="preserve"> C# con </w:t>
-      </w:r>
-      <w:proofErr w:type="spellStart"/>
-      <w:r>
-        <w:rPr>
-          <w:rFonts w:ascii="Arial" w:hAnsi="Arial" w:cs="Arial"/>
-          <w:sz w:val="24"/>
-          <w:szCs w:val="24"/>
-        </w:rPr>
-        <w:t>integración</w:t>
-      </w:r>
-      <w:proofErr w:type="spellEnd"/>
-      <w:r>
-        <w:rPr>
-          <w:rFonts w:ascii="Arial" w:hAnsi="Arial" w:cs="Arial"/>
-          <w:sz w:val="24"/>
-          <w:szCs w:val="24"/>
-        </w:rPr>
-        <w:t xml:space="preserve"> de </w:t>
-      </w:r>
-      <w:proofErr w:type="spellStart"/>
-      <w:r>
-        <w:rPr>
-          <w:rFonts w:ascii="Arial" w:hAnsi="Arial" w:cs="Arial"/>
-          <w:sz w:val="24"/>
-          <w:szCs w:val="24"/>
-        </w:rPr>
-        <w:t>módulo</w:t>
-      </w:r>
-      <w:proofErr w:type="spellEnd"/>
-      <w:r>
-        <w:rPr>
-          <w:rFonts w:ascii="Arial" w:hAnsi="Arial" w:cs="Arial"/>
-          <w:sz w:val="24"/>
-          <w:szCs w:val="24"/>
-        </w:rPr>
-        <w:t xml:space="preserve"> de </w:t>
-      </w:r>
-      <w:proofErr w:type="spellStart"/>
-      <w:r>
-        <w:rPr>
-          <w:rFonts w:ascii="Arial" w:hAnsi="Arial" w:cs="Arial"/>
-          <w:sz w:val="24"/>
-          <w:szCs w:val="24"/>
-        </w:rPr>
-        <w:t>descomposición</w:t>
-      </w:r>
-      <w:proofErr w:type="spellEnd"/>
-      <w:r>
-        <w:rPr>
-          <w:rFonts w:ascii="Arial" w:hAnsi="Arial" w:cs="Arial"/>
-          <w:sz w:val="24"/>
-          <w:szCs w:val="24"/>
-        </w:rPr>
-        <w:t xml:space="preserve"> de datos y </w:t>
-      </w:r>
-      <w:proofErr w:type="gramStart"/>
-      <w:r>
-        <w:rPr>
-          <w:rFonts w:ascii="Arial" w:hAnsi="Arial" w:cs="Arial"/>
-          <w:sz w:val="24"/>
-          <w:szCs w:val="24"/>
-        </w:rPr>
-        <w:t>con</w:t>
-      </w:r>
-      <w:proofErr w:type="gramEnd"/>
-      <w:r>
-        <w:rPr>
-          <w:rFonts w:ascii="Arial" w:hAnsi="Arial" w:cs="Arial"/>
-          <w:sz w:val="24"/>
-          <w:szCs w:val="24"/>
-        </w:rPr>
-        <w:t xml:space="preserve"> la </w:t>
-      </w:r>
-      <w:proofErr w:type="spellStart"/>
-      <w:r>
-        <w:rPr>
-          <w:rFonts w:ascii="Arial" w:hAnsi="Arial" w:cs="Arial"/>
-          <w:sz w:val="24"/>
-          <w:szCs w:val="24"/>
-        </w:rPr>
-        <w:t>supervisión</w:t>
-      </w:r>
-      <w:proofErr w:type="spellEnd"/>
-      <w:r>
-        <w:rPr>
-          <w:rFonts w:ascii="Arial" w:hAnsi="Arial" w:cs="Arial"/>
-          <w:sz w:val="24"/>
-          <w:szCs w:val="24"/>
-        </w:rPr>
-        <w:t xml:space="preserve"> </w:t>
-      </w:r>
-      <w:proofErr w:type="spellStart"/>
-      <w:r>
-        <w:rPr>
-          <w:rFonts w:ascii="Arial" w:hAnsi="Arial" w:cs="Arial"/>
-          <w:sz w:val="24"/>
-          <w:szCs w:val="24"/>
-        </w:rPr>
-        <w:t>en</w:t>
-      </w:r>
-      <w:proofErr w:type="spellEnd"/>
-      <w:r>
-        <w:rPr>
-          <w:rFonts w:ascii="Arial" w:hAnsi="Arial" w:cs="Arial"/>
-          <w:sz w:val="24"/>
-          <w:szCs w:val="24"/>
-        </w:rPr>
-        <w:t xml:space="preserve"> un </w:t>
-      </w:r>
-      <w:proofErr w:type="spellStart"/>
-      <w:r>
-        <w:rPr>
-          <w:rFonts w:ascii="Arial" w:hAnsi="Arial" w:cs="Arial"/>
-          <w:sz w:val="24"/>
-          <w:szCs w:val="24"/>
-        </w:rPr>
-        <w:t>repositorio</w:t>
-      </w:r>
-      <w:proofErr w:type="spellEnd"/>
-      <w:r>
-        <w:rPr>
-          <w:rFonts w:ascii="Arial" w:hAnsi="Arial" w:cs="Arial"/>
-          <w:sz w:val="24"/>
-          <w:szCs w:val="24"/>
-        </w:rPr>
-        <w:t xml:space="preserve"> de GitHub, </w:t>
-      </w:r>
-      <w:proofErr w:type="spellStart"/>
-      <w:r>
-        <w:rPr>
-          <w:rFonts w:ascii="Arial" w:hAnsi="Arial" w:cs="Arial"/>
-          <w:sz w:val="24"/>
-          <w:szCs w:val="24"/>
-        </w:rPr>
-        <w:t>unificando</w:t>
-      </w:r>
-      <w:proofErr w:type="spellEnd"/>
-      <w:r>
-        <w:rPr>
-          <w:rFonts w:ascii="Arial" w:hAnsi="Arial" w:cs="Arial"/>
-          <w:sz w:val="24"/>
-          <w:szCs w:val="24"/>
-        </w:rPr>
-        <w:t xml:space="preserve"> </w:t>
-      </w:r>
-      <w:proofErr w:type="spellStart"/>
-      <w:r>
-        <w:rPr>
-          <w:rFonts w:ascii="Arial" w:hAnsi="Arial" w:cs="Arial"/>
-          <w:sz w:val="24"/>
-          <w:szCs w:val="24"/>
-        </w:rPr>
-        <w:t>todo</w:t>
-      </w:r>
-      <w:proofErr w:type="spellEnd"/>
-      <w:r>
-        <w:rPr>
-          <w:rFonts w:ascii="Arial" w:hAnsi="Arial" w:cs="Arial"/>
-          <w:sz w:val="24"/>
-          <w:szCs w:val="24"/>
-        </w:rPr>
-        <w:t xml:space="preserve"> </w:t>
-      </w:r>
-      <w:proofErr w:type="spellStart"/>
-      <w:r>
-        <w:rPr>
-          <w:rFonts w:ascii="Arial" w:hAnsi="Arial" w:cs="Arial"/>
-          <w:sz w:val="24"/>
-          <w:szCs w:val="24"/>
-        </w:rPr>
-        <w:t>esto</w:t>
-      </w:r>
-      <w:proofErr w:type="spellEnd"/>
-      <w:r>
-        <w:rPr>
-          <w:rFonts w:ascii="Arial" w:hAnsi="Arial" w:cs="Arial"/>
-          <w:sz w:val="24"/>
-          <w:szCs w:val="24"/>
-        </w:rPr>
-        <w:t xml:space="preserve"> </w:t>
-      </w:r>
-      <w:proofErr w:type="spellStart"/>
-      <w:r>
-        <w:rPr>
-          <w:rFonts w:ascii="Arial" w:hAnsi="Arial" w:cs="Arial"/>
-          <w:sz w:val="24"/>
-          <w:szCs w:val="24"/>
-        </w:rPr>
-        <w:t>en</w:t>
-      </w:r>
-      <w:proofErr w:type="spellEnd"/>
-      <w:r>
-        <w:rPr>
-          <w:rFonts w:ascii="Arial" w:hAnsi="Arial" w:cs="Arial"/>
-          <w:sz w:val="24"/>
-          <w:szCs w:val="24"/>
-        </w:rPr>
-        <w:t xml:space="preserve"> un </w:t>
-      </w:r>
-      <w:proofErr w:type="spellStart"/>
-      <w:r>
-        <w:rPr>
-          <w:rFonts w:ascii="Arial" w:hAnsi="Arial" w:cs="Arial"/>
-          <w:sz w:val="24"/>
-          <w:szCs w:val="24"/>
-        </w:rPr>
-        <w:t>documento</w:t>
-      </w:r>
-      <w:proofErr w:type="spellEnd"/>
-      <w:r>
-        <w:rPr>
-          <w:rFonts w:ascii="Arial" w:hAnsi="Arial" w:cs="Arial"/>
-          <w:sz w:val="24"/>
-          <w:szCs w:val="24"/>
-        </w:rPr>
-        <w:t xml:space="preserve"> final </w:t>
-      </w:r>
-      <w:proofErr w:type="spellStart"/>
-      <w:r>
-        <w:rPr>
-          <w:rFonts w:ascii="Arial" w:hAnsi="Arial" w:cs="Arial"/>
-          <w:sz w:val="24"/>
-          <w:szCs w:val="24"/>
-        </w:rPr>
-        <w:t>que</w:t>
-      </w:r>
-      <w:proofErr w:type="spellEnd"/>
-      <w:r>
-        <w:rPr>
-          <w:rFonts w:ascii="Arial" w:hAnsi="Arial" w:cs="Arial"/>
-          <w:sz w:val="24"/>
-          <w:szCs w:val="24"/>
-        </w:rPr>
-        <w:t xml:space="preserve"> </w:t>
-      </w:r>
-      <w:proofErr w:type="spellStart"/>
-      <w:r>
-        <w:rPr>
-          <w:rFonts w:ascii="Arial" w:hAnsi="Arial" w:cs="Arial"/>
-          <w:sz w:val="24"/>
-          <w:szCs w:val="24"/>
-        </w:rPr>
-        <w:t>los</w:t>
-      </w:r>
-      <w:proofErr w:type="spellEnd"/>
-      <w:r>
-        <w:rPr>
-          <w:rFonts w:ascii="Arial" w:hAnsi="Arial" w:cs="Arial"/>
-          <w:sz w:val="24"/>
-          <w:szCs w:val="24"/>
-        </w:rPr>
-        <w:t xml:space="preserve"> </w:t>
-      </w:r>
-      <w:proofErr w:type="spellStart"/>
-      <w:r>
-        <w:rPr>
-          <w:rFonts w:ascii="Arial" w:hAnsi="Arial" w:cs="Arial"/>
-          <w:sz w:val="24"/>
-          <w:szCs w:val="24"/>
-        </w:rPr>
-        <w:t>tres</w:t>
-      </w:r>
-      <w:proofErr w:type="spellEnd"/>
-      <w:r>
-        <w:rPr>
-          <w:rFonts w:ascii="Arial" w:hAnsi="Arial" w:cs="Arial"/>
-          <w:sz w:val="24"/>
-          <w:szCs w:val="24"/>
-        </w:rPr>
-        <w:t xml:space="preserve"> </w:t>
-      </w:r>
-      <w:proofErr w:type="spellStart"/>
-      <w:r>
-        <w:rPr>
-          <w:rFonts w:ascii="Arial" w:hAnsi="Arial" w:cs="Arial"/>
-          <w:sz w:val="24"/>
-          <w:szCs w:val="24"/>
-        </w:rPr>
-        <w:t>estuvimos</w:t>
-      </w:r>
-      <w:proofErr w:type="spellEnd"/>
-      <w:r>
-        <w:rPr>
-          <w:rFonts w:ascii="Arial" w:hAnsi="Arial" w:cs="Arial"/>
-          <w:sz w:val="24"/>
-          <w:szCs w:val="24"/>
-        </w:rPr>
-        <w:t xml:space="preserve"> </w:t>
-      </w:r>
-      <w:proofErr w:type="spellStart"/>
-      <w:r>
-        <w:rPr>
-          <w:rFonts w:ascii="Arial" w:hAnsi="Arial" w:cs="Arial"/>
-          <w:sz w:val="24"/>
-          <w:szCs w:val="24"/>
-        </w:rPr>
-        <w:t>desarrollando</w:t>
-      </w:r>
-      <w:proofErr w:type="spellEnd"/>
-      <w:r>
-        <w:rPr>
-          <w:rFonts w:ascii="Arial" w:hAnsi="Arial" w:cs="Arial"/>
-          <w:sz w:val="24"/>
-          <w:szCs w:val="24"/>
-        </w:rPr>
-        <w:t>.</w:t>
-      </w:r>
-    </w:p>
-    <w:p>
-      <w:pPr>
-        <w:jc w:val="both"/>
-        <w:rPr>
-          <w:rFonts w:ascii="Arial" w:hAnsi="Arial" w:cs="Arial"/>
-          <w:sz w:val="24"/>
-          <w:szCs w:val="24"/>
-        </w:rPr>
-      </w:pPr>
-      <w:r>
-        <w:rPr>
-          <w:rFonts w:ascii="Arial" w:hAnsi="Arial" w:cs="Arial"/>
-          <w:sz w:val="24"/>
-          <w:szCs w:val="24"/>
-        </w:rPr>
-        <w:t xml:space="preserve">También a </w:t>
-      </w:r>
-      <w:proofErr w:type="spellStart"/>
-      <w:r>
-        <w:rPr>
-          <w:rFonts w:ascii="Arial" w:hAnsi="Arial" w:cs="Arial"/>
-          <w:sz w:val="24"/>
-          <w:szCs w:val="24"/>
-        </w:rPr>
-        <w:t>través</w:t>
-      </w:r>
-      <w:proofErr w:type="spellEnd"/>
-      <w:r>
-        <w:rPr>
-          <w:rFonts w:ascii="Arial" w:hAnsi="Arial" w:cs="Arial"/>
-          <w:sz w:val="24"/>
-          <w:szCs w:val="24"/>
-        </w:rPr>
-        <w:t xml:space="preserve"> de </w:t>
-      </w:r>
-      <w:proofErr w:type="spellStart"/>
-      <w:r>
-        <w:rPr>
-          <w:rFonts w:ascii="Arial" w:hAnsi="Arial" w:cs="Arial"/>
-          <w:sz w:val="24"/>
-          <w:szCs w:val="24"/>
-        </w:rPr>
-        <w:t>una</w:t>
-      </w:r>
-      <w:proofErr w:type="spellEnd"/>
-      <w:r>
-        <w:rPr>
-          <w:rFonts w:ascii="Arial" w:hAnsi="Arial" w:cs="Arial"/>
-          <w:sz w:val="24"/>
-          <w:szCs w:val="24"/>
-        </w:rPr>
-        <w:t xml:space="preserve"> </w:t>
-      </w:r>
-      <w:proofErr w:type="spellStart"/>
-      <w:r>
-        <w:rPr>
-          <w:rFonts w:ascii="Arial" w:hAnsi="Arial" w:cs="Arial"/>
-          <w:sz w:val="24"/>
-          <w:szCs w:val="24"/>
-        </w:rPr>
-        <w:t>llamada</w:t>
-      </w:r>
-      <w:proofErr w:type="spellEnd"/>
-      <w:r>
-        <w:rPr>
-          <w:rFonts w:ascii="Arial" w:hAnsi="Arial" w:cs="Arial"/>
-          <w:sz w:val="24"/>
-          <w:szCs w:val="24"/>
-        </w:rPr>
-        <w:t xml:space="preserve"> de Teams </w:t>
-      </w:r>
-      <w:proofErr w:type="spellStart"/>
-      <w:r>
-        <w:rPr>
-          <w:rFonts w:ascii="Arial" w:hAnsi="Arial" w:cs="Arial"/>
-          <w:sz w:val="24"/>
-          <w:szCs w:val="24"/>
-        </w:rPr>
-        <w:t>estuvimos</w:t>
-      </w:r>
-      <w:proofErr w:type="spellEnd"/>
-      <w:r>
-        <w:rPr>
-          <w:rFonts w:ascii="Arial" w:hAnsi="Arial" w:cs="Arial"/>
-          <w:sz w:val="24"/>
-          <w:szCs w:val="24"/>
-        </w:rPr>
-        <w:t xml:space="preserve"> </w:t>
-      </w:r>
-      <w:proofErr w:type="spellStart"/>
-      <w:r>
-        <w:rPr>
-          <w:rFonts w:ascii="Arial" w:hAnsi="Arial" w:cs="Arial"/>
-          <w:sz w:val="24"/>
-          <w:szCs w:val="24"/>
-        </w:rPr>
-        <w:t>diseñando</w:t>
-      </w:r>
-      <w:proofErr w:type="spellEnd"/>
-      <w:r>
-        <w:rPr>
-          <w:rFonts w:ascii="Arial" w:hAnsi="Arial" w:cs="Arial"/>
-          <w:sz w:val="24"/>
-          <w:szCs w:val="24"/>
-        </w:rPr>
-        <w:t xml:space="preserve"> </w:t>
-      </w:r>
-      <w:proofErr w:type="spellStart"/>
-      <w:r>
-        <w:rPr>
-          <w:rFonts w:ascii="Arial" w:hAnsi="Arial" w:cs="Arial"/>
-          <w:sz w:val="24"/>
-          <w:szCs w:val="24"/>
-        </w:rPr>
-        <w:t>los</w:t>
-      </w:r>
-      <w:proofErr w:type="spellEnd"/>
-      <w:r>
-        <w:rPr>
-          <w:rFonts w:ascii="Arial" w:hAnsi="Arial" w:cs="Arial"/>
-          <w:sz w:val="24"/>
-          <w:szCs w:val="24"/>
-        </w:rPr>
-        <w:t xml:space="preserve"> </w:t>
-      </w:r>
-      <w:proofErr w:type="spellStart"/>
-      <w:r>
-        <w:rPr>
-          <w:rFonts w:ascii="Arial" w:hAnsi="Arial" w:cs="Arial"/>
-          <w:sz w:val="24"/>
-          <w:szCs w:val="24"/>
-        </w:rPr>
-        <w:t>módulos</w:t>
-      </w:r>
-      <w:proofErr w:type="spellEnd"/>
-      <w:r>
-        <w:rPr>
-          <w:rFonts w:ascii="Arial" w:hAnsi="Arial" w:cs="Arial"/>
-          <w:sz w:val="24"/>
-          <w:szCs w:val="24"/>
-        </w:rPr>
-        <w:t xml:space="preserve"> de </w:t>
-      </w:r>
-      <w:proofErr w:type="spellStart"/>
-      <w:r>
-        <w:rPr>
-          <w:rFonts w:ascii="Arial" w:hAnsi="Arial" w:cs="Arial"/>
-          <w:sz w:val="24"/>
-          <w:szCs w:val="24"/>
-        </w:rPr>
-        <w:t>prueba</w:t>
-      </w:r>
-      <w:proofErr w:type="spellEnd"/>
-      <w:r>
-        <w:rPr>
-          <w:rFonts w:ascii="Arial" w:hAnsi="Arial" w:cs="Arial"/>
-          <w:sz w:val="24"/>
-          <w:szCs w:val="24"/>
-        </w:rPr>
-        <w:t xml:space="preserve"> de </w:t>
-      </w:r>
-      <w:proofErr w:type="spellStart"/>
-      <w:r>
-        <w:rPr>
-          <w:rFonts w:ascii="Arial" w:hAnsi="Arial" w:cs="Arial"/>
-          <w:sz w:val="24"/>
-          <w:szCs w:val="24"/>
-        </w:rPr>
-        <w:t>rendimiento</w:t>
-      </w:r>
-      <w:proofErr w:type="spellEnd"/>
-      <w:r>
-        <w:rPr>
-          <w:rFonts w:ascii="Arial" w:hAnsi="Arial" w:cs="Arial"/>
-          <w:sz w:val="24"/>
-          <w:szCs w:val="24"/>
-        </w:rPr>
-        <w:t xml:space="preserve">, </w:t>
-      </w:r>
-      <w:proofErr w:type="spellStart"/>
-      <w:r>
-        <w:rPr>
-          <w:rFonts w:ascii="Arial" w:hAnsi="Arial" w:cs="Arial"/>
-          <w:sz w:val="24"/>
-          <w:szCs w:val="24"/>
-        </w:rPr>
-        <w:t>implementando</w:t>
-      </w:r>
-      <w:proofErr w:type="spellEnd"/>
-      <w:r>
-        <w:rPr>
-          <w:rFonts w:ascii="Arial" w:hAnsi="Arial" w:cs="Arial"/>
-          <w:sz w:val="24"/>
-          <w:szCs w:val="24"/>
-        </w:rPr>
-        <w:t xml:space="preserve"> </w:t>
-      </w:r>
-      <w:proofErr w:type="spellStart"/>
-      <w:r>
-        <w:rPr>
-          <w:rFonts w:ascii="Arial" w:hAnsi="Arial" w:cs="Arial"/>
-          <w:sz w:val="24"/>
-          <w:szCs w:val="24"/>
-        </w:rPr>
-        <w:t>ciertas</w:t>
-      </w:r>
-      <w:proofErr w:type="spellEnd"/>
-      <w:r>
-        <w:rPr>
-          <w:rFonts w:ascii="Arial" w:hAnsi="Arial" w:cs="Arial"/>
-          <w:sz w:val="24"/>
-          <w:szCs w:val="24"/>
-        </w:rPr>
-        <w:t xml:space="preserve"> </w:t>
-      </w:r>
-      <w:proofErr w:type="spellStart"/>
-      <w:r>
-        <w:rPr>
-          <w:rFonts w:ascii="Arial" w:hAnsi="Arial" w:cs="Arial"/>
-          <w:sz w:val="24"/>
-          <w:szCs w:val="24"/>
-        </w:rPr>
-        <w:t>métricas</w:t>
-      </w:r>
-      <w:proofErr w:type="spellEnd"/>
-      <w:r>
-        <w:rPr>
-          <w:rFonts w:ascii="Arial" w:hAnsi="Arial" w:cs="Arial"/>
-          <w:sz w:val="24"/>
-          <w:szCs w:val="24"/>
-        </w:rPr>
-        <w:t xml:space="preserve"> </w:t>
-      </w:r>
-      <w:proofErr w:type="spellStart"/>
-      <w:r>
-        <w:rPr>
-          <w:rFonts w:ascii="Arial" w:hAnsi="Arial" w:cs="Arial"/>
-          <w:sz w:val="24"/>
-          <w:szCs w:val="24"/>
-        </w:rPr>
-        <w:t>utilizando</w:t>
-      </w:r>
-      <w:proofErr w:type="spellEnd"/>
-      <w:r>
-        <w:rPr>
-          <w:rFonts w:ascii="Arial" w:hAnsi="Arial" w:cs="Arial"/>
-          <w:sz w:val="24"/>
-          <w:szCs w:val="24"/>
-        </w:rPr>
-        <w:t xml:space="preserve"> el stopwatch, </w:t>
-      </w:r>
-      <w:proofErr w:type="spellStart"/>
-      <w:r>
-        <w:rPr>
-          <w:rFonts w:ascii="Arial" w:hAnsi="Arial" w:cs="Arial"/>
-          <w:sz w:val="24"/>
-          <w:szCs w:val="24"/>
-        </w:rPr>
-        <w:t>calculando</w:t>
-      </w:r>
-      <w:proofErr w:type="spellEnd"/>
-      <w:r>
-        <w:rPr>
-          <w:rFonts w:ascii="Arial" w:hAnsi="Arial" w:cs="Arial"/>
-          <w:sz w:val="24"/>
-          <w:szCs w:val="24"/>
-        </w:rPr>
-        <w:t xml:space="preserve"> el speed up y la </w:t>
-      </w:r>
-      <w:proofErr w:type="spellStart"/>
-      <w:r>
-        <w:rPr>
-          <w:rFonts w:ascii="Arial" w:hAnsi="Arial" w:cs="Arial"/>
-          <w:sz w:val="24"/>
-          <w:szCs w:val="24"/>
-        </w:rPr>
-        <w:t>validación</w:t>
-      </w:r>
-      <w:proofErr w:type="spellEnd"/>
-      <w:r>
-        <w:rPr>
-          <w:rFonts w:ascii="Arial" w:hAnsi="Arial" w:cs="Arial"/>
-          <w:sz w:val="24"/>
-          <w:szCs w:val="24"/>
-        </w:rPr>
-        <w:t xml:space="preserve"> de las matrices de </w:t>
-      </w:r>
-      <w:proofErr w:type="spellStart"/>
-      <w:r>
-        <w:rPr>
-          <w:rFonts w:ascii="Arial" w:hAnsi="Arial" w:cs="Arial"/>
-          <w:sz w:val="24"/>
-          <w:szCs w:val="24"/>
-        </w:rPr>
-        <w:t>datos</w:t>
-      </w:r>
-      <w:proofErr w:type="spellEnd"/>
-      <w:r>
-        <w:rPr>
-          <w:rFonts w:ascii="Arial" w:hAnsi="Arial" w:cs="Arial"/>
-          <w:sz w:val="24"/>
-          <w:szCs w:val="24"/>
-        </w:rPr>
-        <w:t xml:space="preserve"> para la </w:t>
-      </w:r>
-      <w:proofErr w:type="spellStart"/>
-      <w:r>
-        <w:rPr>
-          <w:rFonts w:ascii="Arial" w:hAnsi="Arial" w:cs="Arial"/>
-          <w:sz w:val="24"/>
-          <w:szCs w:val="24"/>
-        </w:rPr>
-        <w:t>descomposición</w:t>
-      </w:r>
-      <w:proofErr w:type="spellEnd"/>
-      <w:r>
-        <w:rPr>
-          <w:rFonts w:ascii="Arial" w:hAnsi="Arial" w:cs="Arial"/>
-          <w:sz w:val="24"/>
-          <w:szCs w:val="24"/>
-        </w:rPr>
-        <w:t xml:space="preserve"> de </w:t>
-      </w:r>
-      <w:proofErr w:type="spellStart"/>
-      <w:r>
-        <w:rPr>
-          <w:rFonts w:ascii="Arial" w:hAnsi="Arial" w:cs="Arial"/>
-          <w:sz w:val="24"/>
-          <w:szCs w:val="24"/>
-        </w:rPr>
-        <w:t>estos</w:t>
-      </w:r>
-      <w:proofErr w:type="spellEnd"/>
-      <w:r>
-        <w:rPr>
-          <w:rFonts w:ascii="Arial" w:hAnsi="Arial" w:cs="Arial"/>
-          <w:sz w:val="24"/>
-          <w:szCs w:val="24"/>
-        </w:rPr>
-        <w:t xml:space="preserve"> </w:t>
-      </w:r>
-      <w:proofErr w:type="spellStart"/>
-      <w:r>
-        <w:rPr>
-          <w:rFonts w:ascii="Arial" w:hAnsi="Arial" w:cs="Arial"/>
-          <w:sz w:val="24"/>
-          <w:szCs w:val="24"/>
-        </w:rPr>
-        <w:t>datos</w:t>
-      </w:r>
-      <w:proofErr w:type="spellEnd"/>
-      <w:r>
-        <w:rPr>
-          <w:rFonts w:ascii="Arial" w:hAnsi="Arial" w:cs="Arial"/>
-          <w:sz w:val="24"/>
-          <w:szCs w:val="24"/>
-        </w:rPr>
-        <w:t>.</w:t>
-      </w:r>
-    </w:p>
-    <w:p>
-      <w:pPr>
-        <w:jc w:val="both"/>
-        <w:rPr>
-          <w:rFonts w:ascii="Arial" w:hAnsi="Arial" w:cs="Arial"/>
-          <w:sz w:val="24"/>
-          <w:szCs w:val="24"/>
-          <w:lang w:val="es-DO"/>
-        </w:rPr>
-      </w:pPr>
-      <w:r>
-        <w:rPr>
-          <w:rFonts w:ascii="Arial" w:hAnsi="Arial" w:cs="Arial"/>
-          <w:sz w:val="24"/>
-          <w:szCs w:val="24"/>
-        </w:rPr>
-        <w:t xml:space="preserve">Por </w:t>
-      </w:r>
-      <w:proofErr w:type="spellStart"/>
-      <w:r>
-        <w:rPr>
-          <w:rFonts w:ascii="Arial" w:hAnsi="Arial" w:cs="Arial"/>
-          <w:sz w:val="24"/>
-          <w:szCs w:val="24"/>
-        </w:rPr>
-        <w:t>último</w:t>
-      </w:r>
-      <w:proofErr w:type="spellEnd"/>
-      <w:r>
-        <w:rPr>
-          <w:rFonts w:ascii="Arial" w:hAnsi="Arial" w:cs="Arial"/>
-          <w:sz w:val="24"/>
-          <w:szCs w:val="24"/>
-        </w:rPr>
-        <w:t xml:space="preserve">, </w:t>
-      </w:r>
-      <w:proofErr w:type="spellStart"/>
-      <w:r>
-        <w:rPr>
-          <w:rFonts w:ascii="Arial" w:hAnsi="Arial" w:cs="Arial"/>
-          <w:sz w:val="24"/>
-          <w:szCs w:val="24"/>
-        </w:rPr>
-        <w:t>nos</w:t>
-      </w:r>
-      <w:proofErr w:type="spellEnd"/>
-      <w:r>
-        <w:rPr>
-          <w:rFonts w:ascii="Arial" w:hAnsi="Arial" w:cs="Arial"/>
-          <w:sz w:val="24"/>
-          <w:szCs w:val="24"/>
-        </w:rPr>
-        <w:t xml:space="preserve"> </w:t>
-      </w:r>
-      <w:proofErr w:type="spellStart"/>
-      <w:r>
-        <w:rPr>
-          <w:rFonts w:ascii="Arial" w:hAnsi="Arial" w:cs="Arial"/>
-          <w:sz w:val="24"/>
-          <w:szCs w:val="24"/>
-        </w:rPr>
-        <w:t>estuvimos</w:t>
-      </w:r>
-      <w:proofErr w:type="spellEnd"/>
-      <w:r>
-        <w:rPr>
-          <w:rFonts w:ascii="Arial" w:hAnsi="Arial" w:cs="Arial"/>
-          <w:sz w:val="24"/>
-          <w:szCs w:val="24"/>
-        </w:rPr>
-        <w:t xml:space="preserve"> </w:t>
-      </w:r>
-      <w:proofErr w:type="spellStart"/>
-      <w:r>
-        <w:rPr>
-          <w:rFonts w:ascii="Arial" w:hAnsi="Arial" w:cs="Arial"/>
-          <w:sz w:val="24"/>
-          <w:szCs w:val="24"/>
-        </w:rPr>
-        <w:t>encargando</w:t>
-      </w:r>
-      <w:proofErr w:type="spellEnd"/>
-      <w:r>
-        <w:rPr>
-          <w:rFonts w:ascii="Arial" w:hAnsi="Arial" w:cs="Arial"/>
-          <w:sz w:val="24"/>
-          <w:szCs w:val="24"/>
-        </w:rPr>
-        <w:t xml:space="preserve"> de </w:t>
-      </w:r>
-      <w:proofErr w:type="spellStart"/>
-      <w:r>
-        <w:rPr>
-          <w:rFonts w:ascii="Arial" w:hAnsi="Arial" w:cs="Arial"/>
-          <w:sz w:val="24"/>
-          <w:szCs w:val="24"/>
-        </w:rPr>
-        <w:t>tener</w:t>
-      </w:r>
-      <w:proofErr w:type="spellEnd"/>
-      <w:r>
-        <w:rPr>
-          <w:rFonts w:ascii="Arial" w:hAnsi="Arial" w:cs="Arial"/>
-          <w:sz w:val="24"/>
-          <w:szCs w:val="24"/>
-        </w:rPr>
-        <w:t xml:space="preserve"> </w:t>
-      </w:r>
-      <w:proofErr w:type="spellStart"/>
-      <w:r>
-        <w:rPr>
-          <w:rFonts w:ascii="Arial" w:hAnsi="Arial" w:cs="Arial"/>
-          <w:sz w:val="24"/>
-          <w:szCs w:val="24"/>
-        </w:rPr>
-        <w:t>una</w:t>
-      </w:r>
-      <w:proofErr w:type="spellEnd"/>
-      <w:r>
-        <w:rPr>
-          <w:rFonts w:ascii="Arial" w:hAnsi="Arial" w:cs="Arial"/>
-          <w:sz w:val="24"/>
-          <w:szCs w:val="24"/>
-        </w:rPr>
-        <w:t xml:space="preserve"> </w:t>
-      </w:r>
-      <w:proofErr w:type="spellStart"/>
-      <w:r>
-        <w:rPr>
-          <w:rFonts w:ascii="Arial" w:hAnsi="Arial" w:cs="Arial"/>
-          <w:sz w:val="24"/>
-          <w:szCs w:val="24"/>
-        </w:rPr>
-        <w:t>buena</w:t>
-      </w:r>
-      <w:proofErr w:type="spellEnd"/>
-      <w:r>
-        <w:rPr>
-          <w:rFonts w:ascii="Arial" w:hAnsi="Arial" w:cs="Arial"/>
-          <w:sz w:val="24"/>
-          <w:szCs w:val="24"/>
-        </w:rPr>
-        <w:t xml:space="preserve"> </w:t>
-      </w:r>
-      <w:proofErr w:type="spellStart"/>
-      <w:r>
-        <w:rPr>
-          <w:rFonts w:ascii="Arial" w:hAnsi="Arial" w:cs="Arial"/>
-          <w:sz w:val="24"/>
-          <w:szCs w:val="24"/>
-        </w:rPr>
-        <w:t>estructuración</w:t>
-      </w:r>
-      <w:proofErr w:type="spellEnd"/>
-      <w:r>
-        <w:rPr>
-          <w:rFonts w:ascii="Arial" w:hAnsi="Arial" w:cs="Arial"/>
-          <w:sz w:val="24"/>
-          <w:szCs w:val="24"/>
-        </w:rPr>
-        <w:t xml:space="preserve"> para la </w:t>
-      </w:r>
-      <w:proofErr w:type="spellStart"/>
-      <w:r>
-        <w:rPr>
-          <w:rFonts w:ascii="Arial" w:hAnsi="Arial" w:cs="Arial"/>
-          <w:sz w:val="24"/>
-          <w:szCs w:val="24"/>
-        </w:rPr>
-        <w:t>simulación</w:t>
-      </w:r>
-      <w:proofErr w:type="spellEnd"/>
-      <w:r>
-        <w:rPr>
-          <w:rFonts w:ascii="Arial" w:hAnsi="Arial" w:cs="Arial"/>
-          <w:sz w:val="24"/>
-          <w:szCs w:val="24"/>
-        </w:rPr>
-        <w:t xml:space="preserve"> de </w:t>
-      </w:r>
-      <w:proofErr w:type="spellStart"/>
-      <w:r>
-        <w:rPr>
-          <w:rFonts w:ascii="Arial" w:hAnsi="Arial" w:cs="Arial"/>
-          <w:sz w:val="24"/>
-          <w:szCs w:val="24"/>
-        </w:rPr>
-        <w:t>transacciones</w:t>
-      </w:r>
-      <w:proofErr w:type="spellEnd"/>
-      <w:r>
-        <w:rPr>
-          <w:rFonts w:ascii="Arial" w:hAnsi="Arial" w:cs="Arial"/>
-          <w:sz w:val="24"/>
-          <w:szCs w:val="24"/>
-        </w:rPr>
-        <w:t xml:space="preserve"> </w:t>
-      </w:r>
-      <w:proofErr w:type="spellStart"/>
-      <w:r>
-        <w:rPr>
-          <w:rFonts w:ascii="Arial" w:hAnsi="Arial" w:cs="Arial"/>
-          <w:sz w:val="24"/>
-          <w:szCs w:val="24"/>
-        </w:rPr>
-        <w:t>que</w:t>
-      </w:r>
-      <w:proofErr w:type="spellEnd"/>
-      <w:r>
-        <w:rPr>
-          <w:rFonts w:ascii="Arial" w:hAnsi="Arial" w:cs="Arial"/>
-          <w:sz w:val="24"/>
-          <w:szCs w:val="24"/>
-        </w:rPr>
-        <w:t xml:space="preserve"> son </w:t>
-      </w:r>
-      <w:proofErr w:type="spellStart"/>
-      <w:r>
-        <w:rPr>
-          <w:rFonts w:ascii="Arial" w:hAnsi="Arial" w:cs="Arial"/>
-          <w:sz w:val="24"/>
-          <w:szCs w:val="24"/>
-        </w:rPr>
-        <w:t>masivas</w:t>
-      </w:r>
-      <w:proofErr w:type="spellEnd"/>
-      <w:r>
-        <w:rPr>
-          <w:rFonts w:ascii="Arial" w:hAnsi="Arial" w:cs="Arial"/>
-          <w:sz w:val="24"/>
-          <w:szCs w:val="24"/>
-        </w:rPr>
-        <w:t xml:space="preserve">, </w:t>
-      </w:r>
-      <w:proofErr w:type="spellStart"/>
-      <w:r>
-        <w:rPr>
-          <w:rFonts w:ascii="Arial" w:hAnsi="Arial" w:cs="Arial"/>
-          <w:sz w:val="24"/>
-          <w:szCs w:val="24"/>
-        </w:rPr>
-        <w:t>en</w:t>
-      </w:r>
-      <w:proofErr w:type="spellEnd"/>
-      <w:r>
-        <w:rPr>
-          <w:rFonts w:ascii="Arial" w:hAnsi="Arial" w:cs="Arial"/>
-          <w:sz w:val="24"/>
-          <w:szCs w:val="24"/>
-        </w:rPr>
-        <w:t xml:space="preserve"> </w:t>
-      </w:r>
-      <w:proofErr w:type="spellStart"/>
-      <w:r>
-        <w:rPr>
-          <w:rFonts w:ascii="Arial" w:hAnsi="Arial" w:cs="Arial"/>
-          <w:sz w:val="24"/>
-          <w:szCs w:val="24"/>
-        </w:rPr>
-        <w:t>donde</w:t>
-      </w:r>
-      <w:proofErr w:type="spellEnd"/>
-      <w:r>
-        <w:rPr>
-          <w:rFonts w:ascii="Arial" w:hAnsi="Arial" w:cs="Arial"/>
-          <w:sz w:val="24"/>
-          <w:szCs w:val="24"/>
-        </w:rPr>
-        <w:t xml:space="preserve"> se </w:t>
-      </w:r>
-      <w:proofErr w:type="spellStart"/>
-      <w:r>
-        <w:rPr>
-          <w:rFonts w:ascii="Arial" w:hAnsi="Arial" w:cs="Arial"/>
-          <w:sz w:val="24"/>
-          <w:szCs w:val="24"/>
-        </w:rPr>
-        <w:t>estarían</w:t>
-      </w:r>
-      <w:proofErr w:type="spellEnd"/>
-      <w:r>
-        <w:rPr>
-          <w:rFonts w:ascii="Arial" w:hAnsi="Arial" w:cs="Arial"/>
-          <w:sz w:val="24"/>
-          <w:szCs w:val="24"/>
-        </w:rPr>
-        <w:t xml:space="preserve"> </w:t>
-      </w:r>
-      <w:proofErr w:type="spellStart"/>
-      <w:r>
-        <w:rPr>
-          <w:rFonts w:ascii="Arial" w:hAnsi="Arial" w:cs="Arial"/>
-          <w:sz w:val="24"/>
-          <w:szCs w:val="24"/>
-        </w:rPr>
-        <w:t>configurando</w:t>
-      </w:r>
-      <w:proofErr w:type="spellEnd"/>
-      <w:r>
-        <w:rPr>
-          <w:rFonts w:ascii="Arial" w:hAnsi="Arial" w:cs="Arial"/>
-          <w:sz w:val="24"/>
-          <w:szCs w:val="24"/>
-        </w:rPr>
-        <w:t xml:space="preserve"> el </w:t>
-      </w:r>
-      <w:proofErr w:type="spellStart"/>
-      <w:r>
-        <w:rPr>
-          <w:rFonts w:ascii="Arial" w:hAnsi="Arial" w:cs="Arial"/>
-          <w:sz w:val="24"/>
-          <w:szCs w:val="24"/>
-        </w:rPr>
-        <w:t>mecanismo</w:t>
-      </w:r>
-      <w:proofErr w:type="spellEnd"/>
-      <w:r>
-        <w:rPr>
-          <w:rFonts w:ascii="Arial" w:hAnsi="Arial" w:cs="Arial"/>
-          <w:sz w:val="24"/>
-          <w:szCs w:val="24"/>
-        </w:rPr>
-        <w:t xml:space="preserve"> de </w:t>
-      </w:r>
-      <w:proofErr w:type="spellStart"/>
-      <w:r>
-        <w:rPr>
-          <w:rFonts w:ascii="Arial" w:hAnsi="Arial" w:cs="Arial"/>
-          <w:sz w:val="24"/>
-          <w:szCs w:val="24"/>
-        </w:rPr>
-        <w:t>sincronización</w:t>
-      </w:r>
-      <w:proofErr w:type="spellEnd"/>
-      <w:r>
-        <w:rPr>
-          <w:rFonts w:ascii="Arial" w:hAnsi="Arial" w:cs="Arial"/>
-          <w:sz w:val="24"/>
-          <w:szCs w:val="24"/>
-        </w:rPr>
-        <w:t xml:space="preserve"> </w:t>
-      </w:r>
-      <w:proofErr w:type="spellStart"/>
-      <w:r>
-        <w:rPr>
-          <w:rFonts w:ascii="Arial" w:hAnsi="Arial" w:cs="Arial"/>
-          <w:sz w:val="24"/>
-          <w:szCs w:val="24"/>
-        </w:rPr>
-        <w:t>por</w:t>
-      </w:r>
-      <w:proofErr w:type="spellEnd"/>
-      <w:r>
-        <w:rPr>
-          <w:rFonts w:ascii="Arial" w:hAnsi="Arial" w:cs="Arial"/>
-          <w:sz w:val="24"/>
-          <w:szCs w:val="24"/>
-        </w:rPr>
-        <w:t xml:space="preserve"> </w:t>
-      </w:r>
-      <w:proofErr w:type="spellStart"/>
-      <w:r>
-        <w:rPr>
-          <w:rFonts w:ascii="Arial" w:hAnsi="Arial" w:cs="Arial"/>
-          <w:sz w:val="24"/>
-          <w:szCs w:val="24"/>
-        </w:rPr>
-        <w:t>bloques</w:t>
-      </w:r>
-      <w:proofErr w:type="spellEnd"/>
-      <w:r>
-        <w:rPr>
-          <w:rFonts w:ascii="Arial" w:hAnsi="Arial" w:cs="Arial"/>
-          <w:sz w:val="24"/>
-          <w:szCs w:val="24"/>
-        </w:rPr>
-        <w:t>.</w:t>
+        <w:t>Los tres fuimos los responsables de implementar una arquitectura general del diseño del flujo de ETL utilizando el lenguaje de programación C# con integración de módulo de descomposición de datos y con la supervisión en un repositorio de GitHub, unificando todo esto en un documento final que los tres estuvimos desarrollando.</w:t>
+      </w:r>
+    </w:p>
+    <w:p>
+      <w:pPr>
+        <w:jc w:val="both"/>
+        <w:rPr>
+          <w:rFonts w:ascii="Arial" w:hAnsi="Arial" w:cs="Arial"/>
+          <w:sz w:val="24"/>
+          <w:szCs w:val="24"/>
+        </w:rPr>
+      </w:pPr>
+      <w:r>
+        <w:rPr>
+          <w:rFonts w:ascii="Arial" w:hAnsi="Arial" w:cs="Arial"/>
+          <w:sz w:val="24"/>
+          <w:szCs w:val="24"/>
+        </w:rPr>
+        <w:t>También a través de una llamada de Teams estuvimos diseñando los módulos de prueba de rendimiento, implementando ciertas métricas utilizando el stopwatch, calculando el speed up y la validación de las matrices de datos para la descomposición de estos datos.</w:t>
+      </w:r>
+    </w:p>
+    <w:p>
+      <w:pPr>
+        <w:jc w:val="both"/>
+        <w:rPr>
+          <w:rFonts w:ascii="Arial" w:hAnsi="Arial" w:cs="Arial"/>
+          <w:sz w:val="24"/>
+          <w:szCs w:val="24"/>
+          <w:lang w:val="es-DO"/>
+        </w:rPr>
+      </w:pPr>
+      <w:r>
+        <w:rPr>
+          <w:rFonts w:ascii="Arial" w:hAnsi="Arial" w:cs="Arial"/>
+          <w:sz w:val="24"/>
+          <w:szCs w:val="24"/>
+        </w:rPr>
+        <w:t>Por último, nos estuvimos encargando de tener una buena estructuración para la simulación de transacciones que son masivas, en donde se estarían configurando el mecanismo de sincronización por bloques.</w:t>
       </w:r>
     </w:p>
     <w:p>
@@ -9484,426 +7243,27 @@
           <w:sz w:val="24"/>
           <w:szCs w:val="24"/>
         </w:rPr>
-        <w:t xml:space="preserve">Las herramientas que </w:t>
-      </w:r>
-      <w:proofErr w:type="spellStart"/>
-      <w:r>
-        <w:rPr>
-          <w:sz w:val="24"/>
-          <w:szCs w:val="24"/>
-        </w:rPr>
-        <w:t>estuvimos</w:t>
-      </w:r>
-      <w:proofErr w:type="spellEnd"/>
-      <w:r>
-        <w:rPr>
-          <w:sz w:val="24"/>
-          <w:szCs w:val="24"/>
-        </w:rPr>
-        <w:t xml:space="preserve"> </w:t>
-      </w:r>
-      <w:proofErr w:type="spellStart"/>
-      <w:r>
-        <w:rPr>
-          <w:sz w:val="24"/>
-          <w:szCs w:val="24"/>
-        </w:rPr>
-        <w:t>utilizando</w:t>
-      </w:r>
-      <w:proofErr w:type="spellEnd"/>
-      <w:r>
-        <w:rPr>
-          <w:sz w:val="24"/>
-          <w:szCs w:val="24"/>
-        </w:rPr>
-        <w:t xml:space="preserve"> para el desarrollo de este </w:t>
-      </w:r>
-      <w:proofErr w:type="spellStart"/>
-      <w:r>
-        <w:rPr>
-          <w:sz w:val="24"/>
-          <w:szCs w:val="24"/>
-        </w:rPr>
-        <w:t>proyecto</w:t>
-      </w:r>
-      <w:proofErr w:type="spellEnd"/>
-      <w:r>
-        <w:rPr>
-          <w:sz w:val="24"/>
-          <w:szCs w:val="24"/>
-        </w:rPr>
-        <w:t xml:space="preserve"> se </w:t>
-      </w:r>
-      <w:proofErr w:type="spellStart"/>
-      <w:r>
-        <w:rPr>
-          <w:sz w:val="24"/>
-          <w:szCs w:val="24"/>
-        </w:rPr>
-        <w:t>puede</w:t>
-      </w:r>
-      <w:proofErr w:type="spellEnd"/>
-      <w:r>
-        <w:rPr>
-          <w:sz w:val="24"/>
-          <w:szCs w:val="24"/>
-        </w:rPr>
-        <w:t xml:space="preserve"> </w:t>
-      </w:r>
-      <w:proofErr w:type="spellStart"/>
-      <w:r>
-        <w:rPr>
-          <w:sz w:val="24"/>
-          <w:szCs w:val="24"/>
-        </w:rPr>
-        <w:t>dividir</w:t>
-      </w:r>
-      <w:proofErr w:type="spellEnd"/>
-      <w:r>
-        <w:rPr>
-          <w:sz w:val="24"/>
-          <w:szCs w:val="24"/>
-        </w:rPr>
-        <w:t xml:space="preserve"> </w:t>
-      </w:r>
-      <w:proofErr w:type="spellStart"/>
-      <w:r>
-        <w:rPr>
-          <w:sz w:val="24"/>
-          <w:szCs w:val="24"/>
-        </w:rPr>
-        <w:t>en</w:t>
-      </w:r>
-      <w:proofErr w:type="spellEnd"/>
-      <w:r>
-        <w:rPr>
-          <w:sz w:val="24"/>
-          <w:szCs w:val="24"/>
-        </w:rPr>
-        <w:t xml:space="preserve"> </w:t>
-      </w:r>
-      <w:r>
-        <w:rPr>
-          <w:sz w:val="24"/>
-          <w:szCs w:val="24"/>
-        </w:rPr>
-        <w:t xml:space="preserve">dos partes. La </w:t>
-      </w:r>
-      <w:proofErr w:type="spellStart"/>
-      <w:r>
-        <w:rPr>
-          <w:sz w:val="24"/>
-          <w:szCs w:val="24"/>
-        </w:rPr>
-        <w:t>primera</w:t>
-      </w:r>
-      <w:proofErr w:type="spellEnd"/>
-      <w:r>
-        <w:rPr>
-          <w:sz w:val="24"/>
-          <w:szCs w:val="24"/>
-        </w:rPr>
-        <w:t xml:space="preserve"> </w:t>
-      </w:r>
-      <w:proofErr w:type="spellStart"/>
-      <w:r>
-        <w:rPr>
-          <w:sz w:val="24"/>
-          <w:szCs w:val="24"/>
-        </w:rPr>
-        <w:t>sería</w:t>
-      </w:r>
-      <w:proofErr w:type="spellEnd"/>
-      <w:r>
-        <w:rPr>
-          <w:sz w:val="24"/>
-          <w:szCs w:val="24"/>
-        </w:rPr>
-        <w:t xml:space="preserve"> </w:t>
-      </w:r>
-      <w:proofErr w:type="spellStart"/>
-      <w:r>
-        <w:rPr>
-          <w:sz w:val="24"/>
-          <w:szCs w:val="24"/>
-        </w:rPr>
-        <w:t>en</w:t>
-      </w:r>
-      <w:proofErr w:type="spellEnd"/>
-      <w:r>
-        <w:rPr>
-          <w:sz w:val="24"/>
-          <w:szCs w:val="24"/>
-        </w:rPr>
-        <w:t xml:space="preserve"> el control de </w:t>
-      </w:r>
-      <w:proofErr w:type="spellStart"/>
-      <w:r>
-        <w:rPr>
-          <w:sz w:val="24"/>
-          <w:szCs w:val="24"/>
-        </w:rPr>
-        <w:t>versiones</w:t>
-      </w:r>
-      <w:proofErr w:type="spellEnd"/>
-      <w:r>
-        <w:rPr>
-          <w:sz w:val="24"/>
-          <w:szCs w:val="24"/>
-        </w:rPr>
-        <w:t xml:space="preserve">, </w:t>
-      </w:r>
-      <w:proofErr w:type="spellStart"/>
-      <w:r>
-        <w:rPr>
-          <w:sz w:val="24"/>
-          <w:szCs w:val="24"/>
-        </w:rPr>
-        <w:t>en</w:t>
-      </w:r>
-      <w:proofErr w:type="spellEnd"/>
-      <w:r>
-        <w:rPr>
-          <w:sz w:val="24"/>
-          <w:szCs w:val="24"/>
-        </w:rPr>
-        <w:t xml:space="preserve"> </w:t>
-      </w:r>
-      <w:proofErr w:type="spellStart"/>
-      <w:r>
-        <w:rPr>
-          <w:sz w:val="24"/>
-          <w:szCs w:val="24"/>
-        </w:rPr>
-        <w:t>donde</w:t>
-      </w:r>
-      <w:proofErr w:type="spellEnd"/>
-      <w:r>
-        <w:rPr>
-          <w:sz w:val="24"/>
-          <w:szCs w:val="24"/>
-        </w:rPr>
-        <w:t xml:space="preserve"> </w:t>
-      </w:r>
-      <w:proofErr w:type="spellStart"/>
-      <w:r>
-        <w:rPr>
-          <w:sz w:val="24"/>
-          <w:szCs w:val="24"/>
-        </w:rPr>
-        <w:t>estuvimos</w:t>
-      </w:r>
-      <w:proofErr w:type="spellEnd"/>
-      <w:r>
-        <w:rPr>
-          <w:sz w:val="24"/>
-          <w:szCs w:val="24"/>
-        </w:rPr>
-        <w:t xml:space="preserve"> </w:t>
-      </w:r>
-      <w:proofErr w:type="spellStart"/>
-      <w:r>
-        <w:rPr>
-          <w:sz w:val="24"/>
-          <w:szCs w:val="24"/>
-        </w:rPr>
-        <w:t>utilizando</w:t>
-      </w:r>
-      <w:proofErr w:type="spellEnd"/>
-      <w:r>
-        <w:rPr>
-          <w:sz w:val="24"/>
-          <w:szCs w:val="24"/>
-        </w:rPr>
-        <w:t xml:space="preserve"> la </w:t>
-      </w:r>
-      <w:proofErr w:type="spellStart"/>
-      <w:r>
-        <w:rPr>
-          <w:sz w:val="24"/>
-          <w:szCs w:val="24"/>
-        </w:rPr>
-        <w:t>herramienta</w:t>
-      </w:r>
-      <w:proofErr w:type="spellEnd"/>
-      <w:r>
-        <w:rPr>
-          <w:sz w:val="24"/>
-          <w:szCs w:val="24"/>
-        </w:rPr>
-        <w:t xml:space="preserve"> de GitHub, </w:t>
-      </w:r>
-      <w:proofErr w:type="spellStart"/>
-      <w:r>
-        <w:rPr>
-          <w:sz w:val="24"/>
-          <w:szCs w:val="24"/>
-        </w:rPr>
-        <w:t>en</w:t>
-      </w:r>
-      <w:proofErr w:type="spellEnd"/>
-      <w:r>
-        <w:rPr>
-          <w:sz w:val="24"/>
-          <w:szCs w:val="24"/>
-        </w:rPr>
-        <w:t xml:space="preserve"> </w:t>
-      </w:r>
-      <w:proofErr w:type="spellStart"/>
-      <w:r>
-        <w:rPr>
-          <w:sz w:val="24"/>
-          <w:szCs w:val="24"/>
-        </w:rPr>
-        <w:t>donde</w:t>
-      </w:r>
-      <w:proofErr w:type="spellEnd"/>
-      <w:r>
-        <w:rPr>
-          <w:sz w:val="24"/>
-          <w:szCs w:val="24"/>
-        </w:rPr>
-        <w:t xml:space="preserve"> se </w:t>
-      </w:r>
-      <w:proofErr w:type="spellStart"/>
-      <w:r>
-        <w:rPr>
-          <w:sz w:val="24"/>
-          <w:szCs w:val="24"/>
-        </w:rPr>
-        <w:t>estuvo</w:t>
-      </w:r>
-      <w:proofErr w:type="spellEnd"/>
-      <w:r>
-        <w:rPr>
-          <w:sz w:val="24"/>
-          <w:szCs w:val="24"/>
-        </w:rPr>
-        <w:t xml:space="preserve"> </w:t>
-      </w:r>
-      <w:proofErr w:type="spellStart"/>
-      <w:r>
-        <w:rPr>
-          <w:sz w:val="24"/>
-          <w:szCs w:val="24"/>
-        </w:rPr>
-        <w:t>subiendo</w:t>
-      </w:r>
-      <w:proofErr w:type="spellEnd"/>
-      <w:r>
-        <w:rPr>
-          <w:sz w:val="24"/>
-          <w:szCs w:val="24"/>
-        </w:rPr>
-        <w:t xml:space="preserve"> </w:t>
-      </w:r>
-      <w:proofErr w:type="spellStart"/>
-      <w:r>
-        <w:rPr>
-          <w:sz w:val="24"/>
-          <w:szCs w:val="24"/>
-        </w:rPr>
-        <w:t>constantemente</w:t>
-      </w:r>
-      <w:proofErr w:type="spellEnd"/>
-      <w:r>
-        <w:rPr>
-          <w:sz w:val="24"/>
-          <w:szCs w:val="24"/>
-        </w:rPr>
-        <w:t xml:space="preserve"> commits y cambios de el proyecto, sea tanto a </w:t>
-      </w:r>
-      <w:proofErr w:type="spellStart"/>
-      <w:r>
-        <w:rPr>
-          <w:sz w:val="24"/>
-          <w:szCs w:val="24"/>
-        </w:rPr>
-        <w:t>nivel</w:t>
-      </w:r>
-      <w:proofErr w:type="spellEnd"/>
-      <w:r>
-        <w:rPr>
-          <w:sz w:val="24"/>
-          <w:szCs w:val="24"/>
-        </w:rPr>
-        <w:t xml:space="preserve"> de </w:t>
-      </w:r>
-      <w:proofErr w:type="spellStart"/>
-      <w:r>
-        <w:rPr>
-          <w:sz w:val="24"/>
-          <w:szCs w:val="24"/>
-        </w:rPr>
-        <w:t>código</w:t>
-      </w:r>
-      <w:proofErr w:type="spellEnd"/>
-      <w:r>
-        <w:rPr>
-          <w:sz w:val="24"/>
-          <w:szCs w:val="24"/>
-        </w:rPr>
-        <w:t xml:space="preserve"> </w:t>
-      </w:r>
-      <w:proofErr w:type="spellStart"/>
-      <w:r>
-        <w:rPr>
-          <w:sz w:val="24"/>
-          <w:szCs w:val="24"/>
-        </w:rPr>
-        <w:t>como</w:t>
-      </w:r>
-      <w:proofErr w:type="spellEnd"/>
-      <w:r>
-        <w:rPr>
-          <w:sz w:val="24"/>
-          <w:szCs w:val="24"/>
-        </w:rPr>
-        <w:t xml:space="preserve"> a </w:t>
-      </w:r>
-      <w:proofErr w:type="spellStart"/>
-      <w:r>
-        <w:rPr>
-          <w:sz w:val="24"/>
-          <w:szCs w:val="24"/>
-        </w:rPr>
-        <w:t>nivel</w:t>
-      </w:r>
-      <w:proofErr w:type="spellEnd"/>
-      <w:r>
-        <w:rPr>
-          <w:sz w:val="24"/>
-          <w:szCs w:val="24"/>
-        </w:rPr>
-        <w:t xml:space="preserve"> de </w:t>
-      </w:r>
-      <w:proofErr w:type="spellStart"/>
-      <w:r>
-        <w:rPr>
-          <w:sz w:val="24"/>
-          <w:szCs w:val="24"/>
-        </w:rPr>
-        <w:t>documentación</w:t>
-      </w:r>
-      <w:proofErr w:type="spellEnd"/>
-      <w:r>
-        <w:rPr>
-          <w:sz w:val="24"/>
-          <w:szCs w:val="24"/>
-        </w:rPr>
-        <w:t>.</w:t>
-      </w:r>
-    </w:p>
-    <w:p>
-      <w:pPr>
-        <w:jc w:val="both"/>
-        <w:rPr>
-          <w:sz w:val="24"/>
-          <w:szCs w:val="24"/>
-        </w:rPr>
-      </w:pPr>
-      <w:r>
-        <w:rPr>
+        <w:t xml:space="preserve">Las herramientas que estuvimos utilizando para el desarrollo de este proyecto se puede dividir en </w:t>
+      </w:r>
+      <w:r>
+        <w:rPr>
+          <w:sz w:val="24"/>
+          <w:szCs w:val="24"/>
+        </w:rPr>
+        <w:t>dos partes. La primera sería en el control de versiones, en donde estuvimos utilizando la herramienta de GitHub, en donde se estuvo subiendo constantemente commits y cambios de el proyecto, sea tanto a nivel de código como a nivel de documentación.</w:t>
+      </w:r>
+    </w:p>
+    <w:p>
+      <w:pPr>
+        <w:jc w:val="both"/>
+        <w:rPr>
+          <w:sz w:val="24"/>
+          <w:szCs w:val="24"/>
+        </w:rPr>
+      </w:pPr>
+      <w:r>
+        <w:rPr>
+          <w:noProof/>
           <w:sz w:val="24"/>
           <w:szCs w:val="24"/>
         </w:rPr>
@@ -9931,7 +7291,7 @@
                     <pic:cNvPicPr/>
                   </pic:nvPicPr>
                   <pic:blipFill>
-                    <a:blip r:embed="rId8" cstate="print">
+                    <a:blip r:embed="rId9" cstate="print">
                       <a:extLst>
                         <a:ext uri="{28A0092B-C50C-407E-A947-70E740481C1C}">
                           <a14:useLocalDpi xmlns:a14="http://schemas.microsoft.com/office/drawing/2010/main" val="0"/>
@@ -9965,6 +7325,7 @@
       </w:r>
       <w:r>
         <w:rPr>
+          <w:noProof/>
           <w:sz w:val="24"/>
           <w:szCs w:val="24"/>
         </w:rPr>
@@ -9992,7 +7353,7 @@
                     <pic:cNvPicPr/>
                   </pic:nvPicPr>
                   <pic:blipFill>
-                    <a:blip r:embed="rId9" cstate="print">
+                    <a:blip r:embed="rId10" cstate="print">
                       <a:extLst>
                         <a:ext uri="{28A0092B-C50C-407E-A947-70E740481C1C}">
                           <a14:useLocalDpi xmlns:a14="http://schemas.microsoft.com/office/drawing/2010/main" val="0"/>
@@ -10026,6 +7387,7 @@
       </w:r>
       <w:r>
         <w:rPr>
+          <w:noProof/>
           <w:sz w:val="24"/>
           <w:szCs w:val="24"/>
         </w:rPr>
@@ -10053,7 +7415,7 @@
                     <pic:cNvPicPr/>
                   </pic:nvPicPr>
                   <pic:blipFill>
-                    <a:blip r:embed="rId10" cstate="print">
+                    <a:blip r:embed="rId11" cstate="print">
                       <a:extLst>
                         <a:ext uri="{28A0092B-C50C-407E-A947-70E740481C1C}">
                           <a14:useLocalDpi xmlns:a14="http://schemas.microsoft.com/office/drawing/2010/main" val="0"/>
@@ -10084,231 +7446,7 @@
           <w:sz w:val="24"/>
           <w:szCs w:val="24"/>
         </w:rPr>
-        <w:t xml:space="preserve">Para la comunicación entre </w:t>
-      </w:r>
-      <w:proofErr w:type="spellStart"/>
-      <w:r>
-        <w:rPr>
-          <w:sz w:val="24"/>
-          <w:szCs w:val="24"/>
-        </w:rPr>
-        <w:t>los</w:t>
-      </w:r>
-      <w:proofErr w:type="spellEnd"/>
-      <w:r>
-        <w:rPr>
-          <w:sz w:val="24"/>
-          <w:szCs w:val="24"/>
-        </w:rPr>
-        <w:t xml:space="preserve"> </w:t>
-      </w:r>
-      <w:proofErr w:type="spellStart"/>
-      <w:r>
-        <w:rPr>
-          <w:sz w:val="24"/>
-          <w:szCs w:val="24"/>
-        </w:rPr>
-        <w:t>integrantes</w:t>
-      </w:r>
-      <w:proofErr w:type="spellEnd"/>
-      <w:r>
-        <w:rPr>
-          <w:sz w:val="24"/>
-          <w:szCs w:val="24"/>
-        </w:rPr>
-        <w:t xml:space="preserve"> del </w:t>
-      </w:r>
-      <w:proofErr w:type="spellStart"/>
-      <w:r>
-        <w:rPr>
-          <w:sz w:val="24"/>
-          <w:szCs w:val="24"/>
-        </w:rPr>
-        <w:t>grupo</w:t>
-      </w:r>
-      <w:proofErr w:type="spellEnd"/>
-      <w:r>
-        <w:rPr>
-          <w:sz w:val="24"/>
-          <w:szCs w:val="24"/>
-        </w:rPr>
-        <w:t xml:space="preserve"> y la </w:t>
-      </w:r>
-      <w:proofErr w:type="spellStart"/>
-      <w:r>
-        <w:rPr>
-          <w:sz w:val="24"/>
-          <w:szCs w:val="24"/>
-        </w:rPr>
-        <w:t>gestión</w:t>
-      </w:r>
-      <w:proofErr w:type="spellEnd"/>
-      <w:r>
-        <w:rPr>
-          <w:sz w:val="24"/>
-          <w:szCs w:val="24"/>
-        </w:rPr>
-        <w:t xml:space="preserve"> de </w:t>
-      </w:r>
-      <w:proofErr w:type="spellStart"/>
-      <w:r>
-        <w:rPr>
-          <w:sz w:val="24"/>
-          <w:szCs w:val="24"/>
-        </w:rPr>
-        <w:t>tareas</w:t>
-      </w:r>
-      <w:proofErr w:type="spellEnd"/>
-      <w:r>
-        <w:rPr>
-          <w:sz w:val="24"/>
-          <w:szCs w:val="24"/>
-        </w:rPr>
-        <w:t xml:space="preserve"> </w:t>
-      </w:r>
-      <w:proofErr w:type="spellStart"/>
-      <w:r>
-        <w:rPr>
-          <w:sz w:val="24"/>
-          <w:szCs w:val="24"/>
-        </w:rPr>
-        <w:t>estuvimos</w:t>
-      </w:r>
-      <w:proofErr w:type="spellEnd"/>
-      <w:r>
-        <w:rPr>
-          <w:sz w:val="24"/>
-          <w:szCs w:val="24"/>
-        </w:rPr>
-        <w:t xml:space="preserve"> </w:t>
-      </w:r>
-      <w:proofErr w:type="spellStart"/>
-      <w:r>
-        <w:rPr>
-          <w:sz w:val="24"/>
-          <w:szCs w:val="24"/>
-        </w:rPr>
-        <w:t>utilizando</w:t>
-      </w:r>
-      <w:proofErr w:type="spellEnd"/>
-      <w:r>
-        <w:rPr>
-          <w:sz w:val="24"/>
-          <w:szCs w:val="24"/>
-        </w:rPr>
-        <w:t xml:space="preserve"> </w:t>
-      </w:r>
-      <w:proofErr w:type="spellStart"/>
-      <w:r>
-        <w:rPr>
-          <w:sz w:val="24"/>
-          <w:szCs w:val="24"/>
-        </w:rPr>
-        <w:t>herramientas</w:t>
-      </w:r>
-      <w:proofErr w:type="spellEnd"/>
-      <w:r>
-        <w:rPr>
-          <w:sz w:val="24"/>
-          <w:szCs w:val="24"/>
-        </w:rPr>
-        <w:t xml:space="preserve"> </w:t>
-      </w:r>
-      <w:proofErr w:type="spellStart"/>
-      <w:r>
-        <w:rPr>
-          <w:sz w:val="24"/>
-          <w:szCs w:val="24"/>
-        </w:rPr>
-        <w:t>como</w:t>
-      </w:r>
-      <w:proofErr w:type="spellEnd"/>
-      <w:r>
-        <w:rPr>
-          <w:sz w:val="24"/>
-          <w:szCs w:val="24"/>
-        </w:rPr>
-        <w:t xml:space="preserve"> WhatsApp y un equipo en Teams para las reuniones. Para la </w:t>
-      </w:r>
-      <w:proofErr w:type="spellStart"/>
-      <w:r>
-        <w:rPr>
-          <w:sz w:val="24"/>
-          <w:szCs w:val="24"/>
-        </w:rPr>
-        <w:t>asignación</w:t>
-      </w:r>
-      <w:proofErr w:type="spellEnd"/>
-      <w:r>
-        <w:rPr>
-          <w:sz w:val="24"/>
-          <w:szCs w:val="24"/>
-        </w:rPr>
-        <w:t xml:space="preserve"> de </w:t>
-      </w:r>
-      <w:proofErr w:type="spellStart"/>
-      <w:r>
-        <w:rPr>
-          <w:sz w:val="24"/>
-          <w:szCs w:val="24"/>
-        </w:rPr>
-        <w:t>tareas</w:t>
-      </w:r>
-      <w:proofErr w:type="spellEnd"/>
-      <w:r>
-        <w:rPr>
-          <w:sz w:val="24"/>
-          <w:szCs w:val="24"/>
-        </w:rPr>
-        <w:t xml:space="preserve"> </w:t>
-      </w:r>
-      <w:proofErr w:type="spellStart"/>
-      <w:r>
-        <w:rPr>
-          <w:sz w:val="24"/>
-          <w:szCs w:val="24"/>
-        </w:rPr>
-        <w:t>estuvimos</w:t>
-      </w:r>
-      <w:proofErr w:type="spellEnd"/>
-      <w:r>
-        <w:rPr>
-          <w:sz w:val="24"/>
-          <w:szCs w:val="24"/>
-        </w:rPr>
-        <w:t xml:space="preserve"> </w:t>
-      </w:r>
-      <w:proofErr w:type="spellStart"/>
-      <w:r>
-        <w:rPr>
-          <w:sz w:val="24"/>
-          <w:szCs w:val="24"/>
-        </w:rPr>
-        <w:t>utilizando</w:t>
-      </w:r>
-      <w:proofErr w:type="spellEnd"/>
-      <w:r>
-        <w:rPr>
-          <w:sz w:val="24"/>
-          <w:szCs w:val="24"/>
-        </w:rPr>
-        <w:t xml:space="preserve"> la </w:t>
-      </w:r>
-      <w:proofErr w:type="spellStart"/>
-      <w:r>
-        <w:rPr>
-          <w:sz w:val="24"/>
-          <w:szCs w:val="24"/>
-        </w:rPr>
-        <w:t>plataforma</w:t>
-      </w:r>
-      <w:proofErr w:type="spellEnd"/>
-      <w:r>
-        <w:rPr>
-          <w:sz w:val="24"/>
-          <w:szCs w:val="24"/>
-        </w:rPr>
-        <w:t xml:space="preserve"> de Jira.</w:t>
+        <w:t>Para la comunicación entre los integrantes del grupo y la gestión de tareas estuvimos utilizando herramientas como WhatsApp y un equipo en Teams para las reuniones. Para la asignación de tareas estuvimos utilizando la plataforma de Jira.</w:t>
       </w:r>
     </w:p>
     <w:p>
@@ -10390,700 +7528,91 @@
           <w:sz w:val="24"/>
           <w:szCs w:val="24"/>
         </w:rPr>
-        <w:t xml:space="preserve">Los </w:t>
-      </w:r>
-      <w:proofErr w:type="spellStart"/>
+        <w:t>Los principales aprendizajes</w:t>
+      </w:r>
+      <w:r>
+        <w:rPr>
+          <w:sz w:val="24"/>
+          <w:szCs w:val="24"/>
+        </w:rPr>
+        <w:t xml:space="preserve"> técnicos que podemos obtener mediante este proyecto es que pudimos comprobar de una forma práctica la gran importancia que tiene la descomposición de datos para la transformación de problemas intensivos de procesamiento en carga distribuidas de forma eficiente.</w:t>
+      </w:r>
+    </w:p>
+    <w:p>
+      <w:pPr>
+        <w:jc w:val="both"/>
+        <w:rPr>
+          <w:sz w:val="24"/>
+          <w:szCs w:val="24"/>
+        </w:rPr>
+      </w:pPr>
+      <w:r>
+        <w:rPr>
+          <w:sz w:val="24"/>
+          <w:szCs w:val="24"/>
+        </w:rPr>
+        <w:t>También con el trabajo en equipo priorizamos el uso correcto de las herramientas de TPL para poder simplificar enormemente la gestión de los hilos en comparación con la manipulación manual de thread, reduciendo errores de concurrencia.</w:t>
+      </w:r>
+    </w:p>
+    <w:p>
+      <w:pPr>
+        <w:jc w:val="both"/>
+        <w:rPr>
+          <w:sz w:val="24"/>
+          <w:szCs w:val="24"/>
+          <w:lang w:val="es-ES"/>
+        </w:rPr>
+      </w:pPr>
+      <w:r>
+        <w:rPr>
+          <w:sz w:val="24"/>
+          <w:szCs w:val="24"/>
+          <w:lang w:val="es-ES"/>
+        </w:rPr>
+        <w:t xml:space="preserve">El principal reto para el desarrollo de este proyecto pudo haber sido la gestión de desarrollo y trabajo a nivel de las tareas que cada compañero tuvo que hacer, ya que tuvimos que distribuirlas para que todos prácticamente pudiéramos hacer lo mismo y de forma correcta. </w:t>
+      </w:r>
+    </w:p>
+    <w:p>
+      <w:pPr>
+        <w:jc w:val="both"/>
+        <w:rPr>
+          <w:sz w:val="24"/>
+          <w:szCs w:val="24"/>
+          <w:lang w:val="es-ES"/>
+        </w:rPr>
+      </w:pPr>
+      <w:r>
+        <w:rPr>
+          <w:sz w:val="24"/>
+          <w:szCs w:val="24"/>
+          <w:lang w:val="es-ES"/>
+        </w:rPr>
+        <w:t>Y también un reto a nivel de desarrollo técnico pudo haber sido la sincronización de los resultados de los resultados parciales de múltiples hilos sin generar condiciones de carrera o bloqueos lentos, en donde lo pudimos superar implementando una estrategia de acumulación basada en variables locales por tareas y agregación finalmente utilizando el Task.WhenAll, evitando bloqueos de forma innecesaria en secciones críticas.</w:t>
+      </w:r>
+    </w:p>
+    <w:p>
+      <w:pPr>
+        <w:jc w:val="both"/>
+        <w:rPr>
+          <w:sz w:val="24"/>
+          <w:szCs w:val="24"/>
+          <w:lang w:val="es-DO"/>
+        </w:rPr>
+      </w:pPr>
+      <w:r>
+        <w:rPr>
+          <w:sz w:val="24"/>
+          <w:szCs w:val="24"/>
+          <w:lang w:val="es-DO"/>
+        </w:rPr>
+        <w:t xml:space="preserve">También para </w:t>
+      </w:r>
       <w:r>
         <w:rPr>
           <w:b/>
           <w:bCs/>
           <w:sz w:val="24"/>
           <w:szCs w:val="24"/>
-        </w:rPr>
-        <w:t>principales</w:t>
-      </w:r>
-      <w:proofErr w:type="spellEnd"/>
-      <w:r>
-        <w:rPr>
-          <w:b/>
-          <w:bCs/>
-          <w:sz w:val="24"/>
-          <w:szCs w:val="24"/>
-        </w:rPr>
-        <w:t xml:space="preserve"> </w:t>
-      </w:r>
-      <w:proofErr w:type="spellStart"/>
-      <w:r>
-        <w:rPr>
-          <w:b/>
-          <w:bCs/>
-          <w:sz w:val="24"/>
-          <w:szCs w:val="24"/>
-        </w:rPr>
-        <w:t>aprendizajes</w:t>
-      </w:r>
-      <w:proofErr w:type="spellEnd"/>
-      <w:r>
-        <w:rPr>
-          <w:sz w:val="24"/>
-          <w:szCs w:val="24"/>
-        </w:rPr>
-        <w:t xml:space="preserve"> </w:t>
-      </w:r>
-      <w:proofErr w:type="spellStart"/>
-      <w:r>
-        <w:rPr>
-          <w:sz w:val="24"/>
-          <w:szCs w:val="24"/>
-        </w:rPr>
-        <w:t>técnicos</w:t>
-      </w:r>
-      <w:proofErr w:type="spellEnd"/>
-      <w:r>
-        <w:rPr>
-          <w:sz w:val="24"/>
-          <w:szCs w:val="24"/>
-        </w:rPr>
-        <w:t xml:space="preserve"> </w:t>
-      </w:r>
-      <w:proofErr w:type="spellStart"/>
-      <w:r>
-        <w:rPr>
-          <w:sz w:val="24"/>
-          <w:szCs w:val="24"/>
-        </w:rPr>
-        <w:t>que</w:t>
-      </w:r>
-      <w:proofErr w:type="spellEnd"/>
-      <w:r>
-        <w:rPr>
-          <w:sz w:val="24"/>
-          <w:szCs w:val="24"/>
-        </w:rPr>
-        <w:t xml:space="preserve"> </w:t>
-      </w:r>
-      <w:proofErr w:type="spellStart"/>
-      <w:r>
-        <w:rPr>
-          <w:sz w:val="24"/>
-          <w:szCs w:val="24"/>
-        </w:rPr>
-        <w:t>podemos</w:t>
-      </w:r>
-      <w:proofErr w:type="spellEnd"/>
-      <w:r>
-        <w:rPr>
-          <w:sz w:val="24"/>
-          <w:szCs w:val="24"/>
-        </w:rPr>
-        <w:t xml:space="preserve"> </w:t>
-      </w:r>
-      <w:proofErr w:type="spellStart"/>
-      <w:r>
-        <w:rPr>
-          <w:sz w:val="24"/>
-          <w:szCs w:val="24"/>
-        </w:rPr>
-        <w:t>obtener</w:t>
-      </w:r>
-      <w:proofErr w:type="spellEnd"/>
-      <w:r>
-        <w:rPr>
-          <w:sz w:val="24"/>
-          <w:szCs w:val="24"/>
-        </w:rPr>
-        <w:t xml:space="preserve"> </w:t>
-      </w:r>
-      <w:proofErr w:type="spellStart"/>
-      <w:r>
-        <w:rPr>
-          <w:sz w:val="24"/>
-          <w:szCs w:val="24"/>
-        </w:rPr>
-        <w:t>mediante</w:t>
-      </w:r>
-      <w:proofErr w:type="spellEnd"/>
-      <w:r>
-        <w:rPr>
-          <w:sz w:val="24"/>
-          <w:szCs w:val="24"/>
-        </w:rPr>
-        <w:t xml:space="preserve"> </w:t>
-      </w:r>
-      <w:proofErr w:type="spellStart"/>
-      <w:r>
-        <w:rPr>
-          <w:sz w:val="24"/>
-          <w:szCs w:val="24"/>
-        </w:rPr>
-        <w:t>este</w:t>
-      </w:r>
-      <w:proofErr w:type="spellEnd"/>
-      <w:r>
-        <w:rPr>
-          <w:sz w:val="24"/>
-          <w:szCs w:val="24"/>
-        </w:rPr>
-        <w:t xml:space="preserve"> </w:t>
-      </w:r>
-      <w:proofErr w:type="spellStart"/>
-      <w:r>
-        <w:rPr>
-          <w:sz w:val="24"/>
-          <w:szCs w:val="24"/>
-        </w:rPr>
-        <w:t>proyecto</w:t>
-      </w:r>
-      <w:proofErr w:type="spellEnd"/>
-      <w:r>
-        <w:rPr>
-          <w:sz w:val="24"/>
-          <w:szCs w:val="24"/>
-        </w:rPr>
-        <w:t xml:space="preserve"> es </w:t>
-      </w:r>
-      <w:proofErr w:type="spellStart"/>
-      <w:r>
-        <w:rPr>
-          <w:sz w:val="24"/>
-          <w:szCs w:val="24"/>
-        </w:rPr>
-        <w:t>que</w:t>
-      </w:r>
-      <w:proofErr w:type="spellEnd"/>
-      <w:r>
-        <w:rPr>
-          <w:sz w:val="24"/>
-          <w:szCs w:val="24"/>
-        </w:rPr>
-        <w:t xml:space="preserve"> </w:t>
-      </w:r>
-      <w:proofErr w:type="spellStart"/>
-      <w:r>
-        <w:rPr>
-          <w:sz w:val="24"/>
-          <w:szCs w:val="24"/>
-        </w:rPr>
-        <w:t>pudimos</w:t>
-      </w:r>
-      <w:proofErr w:type="spellEnd"/>
-      <w:r>
-        <w:rPr>
-          <w:sz w:val="24"/>
-          <w:szCs w:val="24"/>
-        </w:rPr>
-        <w:t xml:space="preserve"> </w:t>
-      </w:r>
-      <w:proofErr w:type="spellStart"/>
-      <w:r>
-        <w:rPr>
-          <w:sz w:val="24"/>
-          <w:szCs w:val="24"/>
-        </w:rPr>
-        <w:t>comprobar</w:t>
-      </w:r>
-      <w:proofErr w:type="spellEnd"/>
-      <w:r>
-        <w:rPr>
-          <w:sz w:val="24"/>
-          <w:szCs w:val="24"/>
-        </w:rPr>
-        <w:t xml:space="preserve"> de </w:t>
-      </w:r>
-      <w:proofErr w:type="spellStart"/>
-      <w:r>
-        <w:rPr>
-          <w:sz w:val="24"/>
-          <w:szCs w:val="24"/>
-        </w:rPr>
-        <w:t>una</w:t>
-      </w:r>
-      <w:proofErr w:type="spellEnd"/>
-      <w:r>
-        <w:rPr>
-          <w:sz w:val="24"/>
-          <w:szCs w:val="24"/>
-        </w:rPr>
-        <w:t xml:space="preserve"> forma </w:t>
-      </w:r>
-      <w:proofErr w:type="spellStart"/>
-      <w:r>
-        <w:rPr>
-          <w:sz w:val="24"/>
-          <w:szCs w:val="24"/>
-        </w:rPr>
-        <w:t>práctica</w:t>
-      </w:r>
-      <w:proofErr w:type="spellEnd"/>
-      <w:r>
-        <w:rPr>
-          <w:sz w:val="24"/>
-          <w:szCs w:val="24"/>
-        </w:rPr>
-        <w:t xml:space="preserve"> la gran </w:t>
-      </w:r>
-      <w:proofErr w:type="spellStart"/>
-      <w:r>
-        <w:rPr>
-          <w:sz w:val="24"/>
-          <w:szCs w:val="24"/>
-        </w:rPr>
-        <w:t>importancia</w:t>
-      </w:r>
-      <w:proofErr w:type="spellEnd"/>
-      <w:r>
-        <w:rPr>
-          <w:sz w:val="24"/>
-          <w:szCs w:val="24"/>
-        </w:rPr>
-        <w:t xml:space="preserve"> </w:t>
-      </w:r>
-      <w:proofErr w:type="spellStart"/>
-      <w:r>
-        <w:rPr>
-          <w:sz w:val="24"/>
-          <w:szCs w:val="24"/>
-        </w:rPr>
-        <w:t>que</w:t>
-      </w:r>
-      <w:proofErr w:type="spellEnd"/>
-      <w:r>
-        <w:rPr>
-          <w:sz w:val="24"/>
-          <w:szCs w:val="24"/>
-        </w:rPr>
-        <w:t xml:space="preserve"> </w:t>
-      </w:r>
-      <w:proofErr w:type="spellStart"/>
-      <w:r>
-        <w:rPr>
-          <w:sz w:val="24"/>
-          <w:szCs w:val="24"/>
-        </w:rPr>
-        <w:t>tiene</w:t>
-      </w:r>
-      <w:proofErr w:type="spellEnd"/>
-      <w:r>
-        <w:rPr>
-          <w:sz w:val="24"/>
-          <w:szCs w:val="24"/>
-        </w:rPr>
-        <w:t xml:space="preserve"> la </w:t>
-      </w:r>
-      <w:proofErr w:type="spellStart"/>
-      <w:r>
-        <w:rPr>
-          <w:sz w:val="24"/>
-          <w:szCs w:val="24"/>
-        </w:rPr>
-        <w:t>descomposición</w:t>
-      </w:r>
-      <w:proofErr w:type="spellEnd"/>
-      <w:r>
-        <w:rPr>
-          <w:sz w:val="24"/>
-          <w:szCs w:val="24"/>
-        </w:rPr>
-        <w:t xml:space="preserve"> de </w:t>
-      </w:r>
-      <w:proofErr w:type="spellStart"/>
-      <w:r>
-        <w:rPr>
-          <w:sz w:val="24"/>
-          <w:szCs w:val="24"/>
-        </w:rPr>
-        <w:t>datos</w:t>
-      </w:r>
-      <w:proofErr w:type="spellEnd"/>
-      <w:r>
-        <w:rPr>
-          <w:sz w:val="24"/>
-          <w:szCs w:val="24"/>
-        </w:rPr>
-        <w:t xml:space="preserve"> para la </w:t>
-      </w:r>
-      <w:proofErr w:type="spellStart"/>
-      <w:r>
-        <w:rPr>
-          <w:sz w:val="24"/>
-          <w:szCs w:val="24"/>
-        </w:rPr>
-        <w:t>transformación</w:t>
-      </w:r>
-      <w:proofErr w:type="spellEnd"/>
-      <w:r>
-        <w:rPr>
-          <w:sz w:val="24"/>
-          <w:szCs w:val="24"/>
-        </w:rPr>
-        <w:t xml:space="preserve"> de </w:t>
-      </w:r>
-      <w:proofErr w:type="spellStart"/>
-      <w:r>
-        <w:rPr>
-          <w:sz w:val="24"/>
-          <w:szCs w:val="24"/>
-        </w:rPr>
-        <w:t>problemas</w:t>
-      </w:r>
-      <w:proofErr w:type="spellEnd"/>
-      <w:r>
-        <w:rPr>
-          <w:sz w:val="24"/>
-          <w:szCs w:val="24"/>
-        </w:rPr>
-        <w:t xml:space="preserve"> </w:t>
-      </w:r>
-      <w:proofErr w:type="spellStart"/>
-      <w:r>
-        <w:rPr>
-          <w:sz w:val="24"/>
-          <w:szCs w:val="24"/>
-        </w:rPr>
-        <w:t>intensivos</w:t>
-      </w:r>
-      <w:proofErr w:type="spellEnd"/>
-      <w:r>
-        <w:rPr>
-          <w:sz w:val="24"/>
-          <w:szCs w:val="24"/>
-        </w:rPr>
-        <w:t xml:space="preserve"> de </w:t>
-      </w:r>
-      <w:proofErr w:type="spellStart"/>
-      <w:r>
-        <w:rPr>
-          <w:sz w:val="24"/>
-          <w:szCs w:val="24"/>
-        </w:rPr>
-        <w:t>procesamiento</w:t>
-      </w:r>
-      <w:proofErr w:type="spellEnd"/>
-      <w:r>
-        <w:rPr>
-          <w:sz w:val="24"/>
-          <w:szCs w:val="24"/>
-        </w:rPr>
-        <w:t xml:space="preserve"> </w:t>
-      </w:r>
-      <w:proofErr w:type="spellStart"/>
-      <w:r>
-        <w:rPr>
-          <w:sz w:val="24"/>
-          <w:szCs w:val="24"/>
-        </w:rPr>
-        <w:t>en</w:t>
-      </w:r>
-      <w:proofErr w:type="spellEnd"/>
-      <w:r>
-        <w:rPr>
-          <w:sz w:val="24"/>
-          <w:szCs w:val="24"/>
-        </w:rPr>
-        <w:t xml:space="preserve"> carga </w:t>
-      </w:r>
-      <w:proofErr w:type="spellStart"/>
-      <w:r>
-        <w:rPr>
-          <w:sz w:val="24"/>
-          <w:szCs w:val="24"/>
-        </w:rPr>
-        <w:t>distribuidas</w:t>
-      </w:r>
-      <w:proofErr w:type="spellEnd"/>
-      <w:r>
-        <w:rPr>
-          <w:sz w:val="24"/>
-          <w:szCs w:val="24"/>
-        </w:rPr>
-        <w:t xml:space="preserve"> de forma </w:t>
-      </w:r>
-      <w:proofErr w:type="spellStart"/>
-      <w:r>
-        <w:rPr>
-          <w:sz w:val="24"/>
-          <w:szCs w:val="24"/>
-        </w:rPr>
-        <w:t>eficiente</w:t>
-      </w:r>
-      <w:proofErr w:type="spellEnd"/>
-      <w:r>
-        <w:rPr>
-          <w:sz w:val="24"/>
-          <w:szCs w:val="24"/>
-        </w:rPr>
-        <w:t>.</w:t>
-      </w:r>
-    </w:p>
-    <w:p>
-      <w:pPr>
-        <w:jc w:val="both"/>
-        <w:rPr>
-          <w:sz w:val="24"/>
-          <w:szCs w:val="24"/>
-        </w:rPr>
-      </w:pPr>
-      <w:r>
-        <w:rPr>
-          <w:sz w:val="24"/>
-          <w:szCs w:val="24"/>
-        </w:rPr>
-        <w:t xml:space="preserve">También con el trabajo en equipo </w:t>
-      </w:r>
-      <w:proofErr w:type="spellStart"/>
-      <w:r>
-        <w:rPr>
-          <w:sz w:val="24"/>
-          <w:szCs w:val="24"/>
-        </w:rPr>
-        <w:t>priorizamos</w:t>
-      </w:r>
-      <w:proofErr w:type="spellEnd"/>
-      <w:r>
-        <w:rPr>
-          <w:sz w:val="24"/>
-          <w:szCs w:val="24"/>
-        </w:rPr>
-        <w:t xml:space="preserve"> el </w:t>
-      </w:r>
-      <w:proofErr w:type="spellStart"/>
-      <w:r>
-        <w:rPr>
-          <w:sz w:val="24"/>
-          <w:szCs w:val="24"/>
-        </w:rPr>
-        <w:t>uso</w:t>
-      </w:r>
-      <w:proofErr w:type="spellEnd"/>
-      <w:r>
-        <w:rPr>
-          <w:sz w:val="24"/>
-          <w:szCs w:val="24"/>
-        </w:rPr>
-        <w:t xml:space="preserve"> </w:t>
-      </w:r>
-      <w:proofErr w:type="spellStart"/>
-      <w:r>
-        <w:rPr>
-          <w:sz w:val="24"/>
-          <w:szCs w:val="24"/>
-        </w:rPr>
-        <w:t>correcto</w:t>
-      </w:r>
-      <w:proofErr w:type="spellEnd"/>
-      <w:r>
-        <w:rPr>
-          <w:sz w:val="24"/>
-          <w:szCs w:val="24"/>
-        </w:rPr>
-        <w:t xml:space="preserve"> de las herramientas de TPL para </w:t>
-      </w:r>
-      <w:proofErr w:type="spellStart"/>
-      <w:r>
-        <w:rPr>
-          <w:sz w:val="24"/>
-          <w:szCs w:val="24"/>
-        </w:rPr>
-        <w:t>poder</w:t>
-      </w:r>
-      <w:proofErr w:type="spellEnd"/>
-      <w:r>
-        <w:rPr>
-          <w:sz w:val="24"/>
-          <w:szCs w:val="24"/>
-        </w:rPr>
-        <w:t xml:space="preserve"> </w:t>
-      </w:r>
-      <w:proofErr w:type="spellStart"/>
-      <w:r>
-        <w:rPr>
-          <w:sz w:val="24"/>
-          <w:szCs w:val="24"/>
-        </w:rPr>
-        <w:t>simplificar</w:t>
-      </w:r>
-      <w:proofErr w:type="spellEnd"/>
-      <w:r>
-        <w:rPr>
-          <w:sz w:val="24"/>
-          <w:szCs w:val="24"/>
-        </w:rPr>
-        <w:t xml:space="preserve"> </w:t>
-      </w:r>
-      <w:proofErr w:type="spellStart"/>
-      <w:r>
-        <w:rPr>
-          <w:sz w:val="24"/>
-          <w:szCs w:val="24"/>
-        </w:rPr>
-        <w:t>enormemente</w:t>
-      </w:r>
-      <w:proofErr w:type="spellEnd"/>
-      <w:r>
-        <w:rPr>
-          <w:sz w:val="24"/>
-          <w:szCs w:val="24"/>
-        </w:rPr>
-        <w:t xml:space="preserve"> la gestión de los </w:t>
-      </w:r>
-      <w:proofErr w:type="spellStart"/>
-      <w:r>
-        <w:rPr>
-          <w:sz w:val="24"/>
-          <w:szCs w:val="24"/>
-        </w:rPr>
-        <w:t>hilos</w:t>
-      </w:r>
-      <w:proofErr w:type="spellEnd"/>
-      <w:r>
-        <w:rPr>
-          <w:sz w:val="24"/>
-          <w:szCs w:val="24"/>
-        </w:rPr>
-        <w:t xml:space="preserve"> en </w:t>
-      </w:r>
-      <w:proofErr w:type="spellStart"/>
-      <w:r>
-        <w:rPr>
-          <w:sz w:val="24"/>
-          <w:szCs w:val="24"/>
-        </w:rPr>
-        <w:t>comparación</w:t>
-      </w:r>
-      <w:proofErr w:type="spellEnd"/>
-      <w:r>
-        <w:rPr>
-          <w:sz w:val="24"/>
-          <w:szCs w:val="24"/>
-        </w:rPr>
-        <w:t xml:space="preserve"> con la </w:t>
-      </w:r>
-      <w:proofErr w:type="spellStart"/>
-      <w:r>
-        <w:rPr>
-          <w:sz w:val="24"/>
-          <w:szCs w:val="24"/>
-        </w:rPr>
-        <w:t>manipulación</w:t>
-      </w:r>
-      <w:proofErr w:type="spellEnd"/>
-      <w:r>
-        <w:rPr>
-          <w:sz w:val="24"/>
-          <w:szCs w:val="24"/>
-        </w:rPr>
-        <w:t xml:space="preserve"> manual de thread, </w:t>
-      </w:r>
-      <w:proofErr w:type="spellStart"/>
-      <w:r>
-        <w:rPr>
-          <w:sz w:val="24"/>
-          <w:szCs w:val="24"/>
-        </w:rPr>
-        <w:t>reduciendo</w:t>
-      </w:r>
-      <w:proofErr w:type="spellEnd"/>
-      <w:r>
-        <w:rPr>
-          <w:sz w:val="24"/>
-          <w:szCs w:val="24"/>
-        </w:rPr>
-        <w:t xml:space="preserve"> errores de </w:t>
-      </w:r>
-      <w:proofErr w:type="spellStart"/>
-      <w:r>
-        <w:rPr>
-          <w:sz w:val="24"/>
-          <w:szCs w:val="24"/>
-        </w:rPr>
-        <w:t>concurrencia</w:t>
-      </w:r>
-      <w:proofErr w:type="spellEnd"/>
-      <w:r>
-        <w:rPr>
-          <w:sz w:val="24"/>
-          <w:szCs w:val="24"/>
-        </w:rPr>
-        <w:t>.</w:t>
-      </w:r>
-    </w:p>
-    <w:p>
-      <w:pPr>
-        <w:jc w:val="both"/>
-        <w:rPr>
-          <w:sz w:val="24"/>
-          <w:szCs w:val="24"/>
-          <w:lang w:val="es-ES"/>
-        </w:rPr>
-      </w:pPr>
-      <w:r>
-        <w:rPr>
-          <w:sz w:val="24"/>
-          <w:szCs w:val="24"/>
-          <w:lang w:val="es-ES"/>
-        </w:rPr>
-        <w:t xml:space="preserve">El principal reto para el desarrollo de este proyecto pudo haber sido la gestión de desarrollo y trabajo a nivel de las tareas que cada compañero tuvo que hacer, ya que tuvimos que distribuirlas para que todos prácticamente pudiéramos hacer lo mismo y de forma correcta. </w:t>
-      </w:r>
-    </w:p>
-    <w:p>
-      <w:pPr>
-        <w:jc w:val="both"/>
-        <w:rPr>
-          <w:sz w:val="24"/>
-          <w:szCs w:val="24"/>
-          <w:lang w:val="es-ES"/>
-        </w:rPr>
-      </w:pPr>
-      <w:r>
-        <w:rPr>
-          <w:sz w:val="24"/>
-          <w:szCs w:val="24"/>
-          <w:lang w:val="es-ES"/>
-        </w:rPr>
-        <w:t xml:space="preserve">Y también un reto a nivel de desarrollo técnico pudo haber sido la sincronización de los resultados de los resultados parciales de múltiples hilos sin generar condiciones de carrera o bloqueos lentos, en donde lo pudimos superar implementando una estrategia de acumulación basada en variables locales por tareas y agregación finalmente utilizando el </w:t>
-      </w:r>
-      <w:proofErr w:type="spellStart"/>
-      <w:r>
-        <w:rPr>
-          <w:sz w:val="24"/>
-          <w:szCs w:val="24"/>
-          <w:lang w:val="es-ES"/>
-        </w:rPr>
-        <w:t>Task.WhenAll</w:t>
-      </w:r>
-      <w:proofErr w:type="spellEnd"/>
-      <w:r>
-        <w:rPr>
-          <w:sz w:val="24"/>
-          <w:szCs w:val="24"/>
-          <w:lang w:val="es-ES"/>
-        </w:rPr>
-        <w:t>, evitando bloqueos de forma innecesaria en secciones críticas.</w:t>
-      </w:r>
-    </w:p>
-    <w:p>
-      <w:pPr>
-        <w:jc w:val="both"/>
-        <w:rPr>
-          <w:sz w:val="24"/>
-          <w:szCs w:val="24"/>
-          <w:lang w:val="es-DO"/>
-        </w:rPr>
-      </w:pPr>
-      <w:r>
-        <w:rPr>
-          <w:sz w:val="24"/>
-          <w:szCs w:val="24"/>
-          <w:lang w:val="es-DO"/>
-        </w:rPr>
-        <w:t xml:space="preserve">También para </w:t>
-      </w:r>
-      <w:r>
-        <w:rPr>
-          <w:b/>
-          <w:bCs/>
-          <w:sz w:val="24"/>
-          <w:szCs w:val="24"/>
           <w:lang w:val="es-DO"/>
         </w:rPr>
         <w:t>las posibles mejoras en el futuro</w:t>
@@ -11094,43 +7623,7 @@
           <w:szCs w:val="24"/>
           <w:lang w:val="es-DO"/>
         </w:rPr>
-        <w:t xml:space="preserve"> pudiéramos integrar procesamientos distribuidores real mediante múltiples nodos físicos, además de implementar una arquitectura </w:t>
-      </w:r>
-      <w:proofErr w:type="gramStart"/>
-      <w:r>
-        <w:rPr>
-          <w:sz w:val="24"/>
-          <w:szCs w:val="24"/>
-          <w:lang w:val="es-DO"/>
-        </w:rPr>
-        <w:t>master</w:t>
-      </w:r>
-      <w:proofErr w:type="gramEnd"/>
-      <w:r>
-        <w:rPr>
-          <w:sz w:val="24"/>
-          <w:szCs w:val="24"/>
-          <w:lang w:val="es-DO"/>
-        </w:rPr>
-        <w:t xml:space="preserve"> </w:t>
-      </w:r>
-      <w:proofErr w:type="spellStart"/>
-      <w:r>
-        <w:rPr>
-          <w:sz w:val="24"/>
-          <w:szCs w:val="24"/>
-          <w:lang w:val="es-DO"/>
-        </w:rPr>
-        <w:t>worker</w:t>
-      </w:r>
-      <w:proofErr w:type="spellEnd"/>
-      <w:r>
-        <w:rPr>
-          <w:sz w:val="24"/>
-          <w:szCs w:val="24"/>
-          <w:lang w:val="es-DO"/>
-        </w:rPr>
-        <w:t xml:space="preserve"> por red. </w:t>
+        <w:t xml:space="preserve"> pudiéramos integrar procesamientos distribuidores real mediante múltiples nodos físicos, además de implementar una arquitectura master worker por red. </w:t>
       </w:r>
     </w:p>
     <w:p>
@@ -11156,61 +7649,7 @@
           <w:szCs w:val="24"/>
           <w:lang w:val="es-DO"/>
         </w:rPr>
-        <w:t xml:space="preserve">mplementar un apartado </w:t>
-      </w:r>
-      <w:proofErr w:type="spellStart"/>
-      <w:r>
-        <w:rPr>
-          <w:sz w:val="24"/>
-          <w:szCs w:val="24"/>
-          <w:lang w:val="es-DO"/>
-        </w:rPr>
-        <w:t>front</w:t>
-      </w:r>
-      <w:proofErr w:type="spellEnd"/>
-      <w:r>
-        <w:rPr>
-          <w:sz w:val="24"/>
-          <w:szCs w:val="24"/>
-          <w:lang w:val="es-DO"/>
-        </w:rPr>
-        <w:t xml:space="preserve"> </w:t>
-      </w:r>
-      <w:proofErr w:type="spellStart"/>
-      <w:r>
-        <w:rPr>
-          <w:sz w:val="24"/>
-          <w:szCs w:val="24"/>
-          <w:lang w:val="es-DO"/>
-        </w:rPr>
-        <w:t>end</w:t>
-      </w:r>
-      <w:proofErr w:type="spellEnd"/>
-      <w:r>
-        <w:rPr>
-          <w:sz w:val="24"/>
-          <w:szCs w:val="24"/>
-          <w:lang w:val="es-DO"/>
-        </w:rPr>
-        <w:t xml:space="preserve"> en donde también podríamos migrar las persistencias de los datos consolidados hacia un motor de base de datos relacionado y que sea bastante robustos como SQL Server, optimizando las conexiones concurrentes con </w:t>
-      </w:r>
-      <w:proofErr w:type="spellStart"/>
-      <w:r>
-        <w:rPr>
-          <w:sz w:val="24"/>
-          <w:szCs w:val="24"/>
-          <w:lang w:val="es-DO"/>
-        </w:rPr>
-        <w:t>connection</w:t>
-      </w:r>
-      <w:proofErr w:type="spellEnd"/>
-      <w:r>
-        <w:rPr>
-          <w:sz w:val="24"/>
-          <w:szCs w:val="24"/>
-          <w:lang w:val="es-DO"/>
-        </w:rPr>
-        <w:t xml:space="preserve"> pool.</w:t>
+        <w:t>mplementar un apartado front end en donde también podríamos migrar las persistencias de los datos consolidados hacia un motor de base de datos relacionado y que sea bastante robustos como SQL Server, optimizando las conexiones concurrentes con connection pool.</w:t>
       </w:r>
     </w:p>
     <w:p>
@@ -11356,37 +7795,16 @@
           <w:szCs w:val="24"/>
           <w:lang w:val="es-ES"/>
         </w:rPr>
-        <w:t xml:space="preserve">Microsoft </w:t>
-      </w:r>
-      <w:proofErr w:type="spellStart"/>
-      <w:r>
-        <w:rPr>
-          <w:rFonts w:ascii="Arial" w:hAnsi="Arial" w:cs="Arial"/>
+        <w:t>Microsoft Developer Netw</w:t>
+      </w:r>
+      <w:r>
+        <w:rPr>
           <w:sz w:val="24"/>
           <w:szCs w:val="24"/>
           <w:lang w:val="es-ES"/>
         </w:rPr>
-        <w:t>Developer</w:t>
-      </w:r>
-      <w:proofErr w:type="spellEnd"/>
-      <w:r>
-        <w:rPr>
-          <w:rFonts w:ascii="Arial" w:hAnsi="Arial" w:cs="Arial"/>
-          <w:sz w:val="24"/>
-          <w:szCs w:val="24"/>
-          <w:lang w:val="es-ES"/>
-        </w:rPr>
-        <w:t xml:space="preserve"> Netw</w:t>
-      </w:r>
-      <w:r>
-        <w:rPr>
-          <w:sz w:val="24"/>
-          <w:szCs w:val="24"/>
-          <w:lang w:val="es-ES"/>
-        </w:rPr>
         <w:t xml:space="preserve">ork (MSDN). </w:t>
       </w:r>
-      <w:proofErr w:type="spellStart"/>
       <w:r>
         <w:rPr>
           <w:i/>
@@ -11395,50 +7813,17 @@
           <w:szCs w:val="24"/>
           <w:lang w:val="es-ES"/>
         </w:rPr>
-        <w:t>Task</w:t>
-      </w:r>
-      <w:proofErr w:type="spellEnd"/>
-      <w:r>
-        <w:rPr>
-          <w:i/>
-          <w:iCs/>
+        <w:t>Task Parallel Library (TPL) in .NET</w:t>
+      </w:r>
+      <w:r>
+        <w:rPr>
           <w:sz w:val="24"/>
           <w:szCs w:val="24"/>
           <w:lang w:val="es-ES"/>
         </w:rPr>
-        <w:t xml:space="preserve"> </w:t>
-      </w:r>
-      <w:proofErr w:type="spellStart"/>
-      <w:r>
-        <w:rPr>
-          <w:i/>
-          <w:iCs/>
-          <w:sz w:val="24"/>
-          <w:szCs w:val="24"/>
-          <w:lang w:val="es-ES"/>
-        </w:rPr>
-        <w:t>Parallel</w:t>
-      </w:r>
-      <w:proofErr w:type="spellEnd"/>
-      <w:r>
-        <w:rPr>
-          <w:i/>
-          <w:iCs/>
-          <w:sz w:val="24"/>
-          <w:szCs w:val="24"/>
-          <w:lang w:val="es-ES"/>
-        </w:rPr>
-        <w:t xml:space="preserve"> Library (TPL) in .NET</w:t>
-      </w:r>
-      <w:r>
-        <w:rPr>
-          <w:sz w:val="24"/>
-          <w:szCs w:val="24"/>
-          <w:lang w:val="es-ES"/>
-        </w:rPr>
         <w:t xml:space="preserve">. Recuperado de </w:t>
       </w:r>
-      <w:hyperlink r:id="rId11" w:tgtFrame="_blank" w:history="1">
+      <w:hyperlink r:id="rId12" w:tgtFrame="_blank" w:history="1">
         <w:r>
           <w:rPr>
             <w:rStyle w:val="Hipervnculo"/>
@@ -11712,7 +8097,6 @@
         </w:rPr>
       </w:pPr>
       <w:bookmarkStart w:id="36" w:name="_Toc237707810"/>
-      <w:proofErr w:type="spellStart"/>
       <w:r>
         <w:rPr>
           <w:rFonts w:ascii="Arial" w:eastAsia="Times New Roman" w:hAnsi="Arial" w:cs="Arial"/>
@@ -11727,16 +8111,9 @@
         <w:t>Anexos</w:t>
       </w:r>
       <w:bookmarkEnd w:id="36"/>
-      <w:proofErr w:type="spellEnd"/>
-    </w:p>
-    <w:p>
-      <w:pPr>
-        <w:rPr>
-          <w:rFonts w:ascii="Arial" w:hAnsi="Arial" w:cs="Arial"/>
-          <w:lang w:eastAsia="es-DO"/>
-        </w:rPr>
-      </w:pPr>
-      <w:hyperlink r:id="rId12" w:history="1">
+    </w:p>
+    <w:p>
+      <w:hyperlink r:id="rId13" w:history="1">
         <w:r>
           <w:rPr>
             <w:rStyle w:val="Hipervnculo"/>
@@ -11746,6 +8123,50 @@
           <w:t>https://github.com/Kalil-Camilo-009/Proyecto-final-de-programaci-n-paralela</w:t>
         </w:r>
       </w:hyperlink>
+    </w:p>
+    <w:p>
+      <w:pPr>
+        <w:rPr>
+          <w:rFonts w:ascii="Arial" w:hAnsi="Arial" w:cs="Arial"/>
+          <w:lang w:eastAsia="es-DO"/>
+        </w:rPr>
+      </w:pPr>
+      <w:hyperlink r:id="rId14" w:history="1">
+        <w:r>
+          <w:rPr>
+            <w:rStyle w:val="Hipervnculo"/>
+            <w:rFonts w:ascii="Arial" w:hAnsi="Arial" w:cs="Arial"/>
+            <w:lang w:eastAsia="es-DO"/>
+          </w:rPr>
+          <w:t>https://github.com/Kalil-Camilo-009/Proyecto-final-de-programaci-n-paralela/tree/main/metrics</w:t>
+        </w:r>
+      </w:hyperlink>
+    </w:p>
+    <w:p>
+      <w:pPr>
+        <w:rPr>
+          <w:rFonts w:ascii="Arial" w:hAnsi="Arial" w:cs="Arial"/>
+          <w:lang w:eastAsia="es-DO"/>
+        </w:rPr>
+      </w:pPr>
+      <w:hyperlink r:id="rId15" w:history="1">
+        <w:r>
+          <w:rPr>
+            <w:rStyle w:val="Hipervnculo"/>
+            <w:rFonts w:ascii="Arial" w:hAnsi="Arial" w:cs="Arial"/>
+            <w:lang w:eastAsia="es-DO"/>
+          </w:rPr>
+          <w:t>https://github.com/Kalil-Camilo-009/Proyecto-final-de-programaci-n-paralela/tree/main/docs</w:t>
+        </w:r>
+      </w:hyperlink>
+    </w:p>
+    <w:p>
+      <w:pPr>
+        <w:rPr>
+          <w:rFonts w:ascii="Arial" w:hAnsi="Arial" w:cs="Arial"/>
+          <w:lang w:eastAsia="es-DO"/>
+        </w:rPr>
+      </w:pPr>
     </w:p>
     <w:p>
       <w:pPr>
@@ -12944,6 +9365,7 @@
   <w:style w:type="character" w:default="1" w:styleId="Fuentedeprrafopredeter">
     <w:name w:val="Default Paragraph Font"/>
     <w:uiPriority w:val="1"/>
+    <w:semiHidden/>
     <w:unhideWhenUsed/>
   </w:style>
   <w:style w:type="table" w:default="1" w:styleId="Tablanormal">

--- a/docs/Proyecto final de programacion paralela (Recuperado automáticamente).docx
+++ b/docs/Proyecto final de programacion paralela (Recuperado automáticamente).docx
@@ -750,6 +750,7 @@
             <w:tabs>
               <w:tab w:val="right" w:leader="dot" w:pos="10070"/>
             </w:tabs>
+            <w:ind w:left="0"/>
             <w:rPr>
               <w:noProof/>
               <w:kern w:val="2"/>
@@ -1229,6 +1230,9 @@
               <w14:ligatures w14:val="standardContextual"/>
             </w:rPr>
           </w:pPr>
+          <w:r>
+            <w:t xml:space="preserve">     </w:t>
+          </w:r>
           <w:hyperlink w:anchor="_Toc237707780" w:history="1">
             <w:r>
               <w:rPr>
@@ -1306,6 +1310,9 @@
               <w14:ligatures w14:val="standardContextual"/>
             </w:rPr>
           </w:pPr>
+          <w:r>
+            <w:t xml:space="preserve">     </w:t>
+          </w:r>
           <w:hyperlink w:anchor="_Toc237707781" w:history="1">
             <w:r>
               <w:rPr>
@@ -1383,6 +1390,9 @@
               <w14:ligatures w14:val="standardContextual"/>
             </w:rPr>
           </w:pPr>
+          <w:r>
+            <w:t xml:space="preserve">     </w:t>
+          </w:r>
           <w:hyperlink w:anchor="_Toc237707782" w:history="1">
             <w:r>
               <w:rPr>
@@ -2076,6 +2086,9 @@
               <w14:ligatures w14:val="standardContextual"/>
             </w:rPr>
           </w:pPr>
+          <w:r>
+            <w:t xml:space="preserve">     </w:t>
+          </w:r>
           <w:hyperlink w:anchor="_Toc237707791" w:history="1">
             <w:r>
               <w:rPr>
@@ -2153,6 +2166,9 @@
               <w14:ligatures w14:val="standardContextual"/>
             </w:rPr>
           </w:pPr>
+          <w:r>
+            <w:t xml:space="preserve">     </w:t>
+          </w:r>
           <w:hyperlink w:anchor="_Toc237707792" w:history="1">
             <w:r>
               <w:rPr>
@@ -2229,6 +2245,9 @@
               <w14:ligatures w14:val="standardContextual"/>
             </w:rPr>
           </w:pPr>
+          <w:r>
+            <w:t xml:space="preserve">     </w:t>
+          </w:r>
           <w:hyperlink w:anchor="_Toc237707793" w:history="1">
             <w:r>
               <w:rPr>
@@ -2306,6 +2325,9 @@
               <w14:ligatures w14:val="standardContextual"/>
             </w:rPr>
           </w:pPr>
+          <w:r>
+            <w:t xml:space="preserve">     </w:t>
+          </w:r>
           <w:hyperlink w:anchor="_Toc237707794" w:history="1">
             <w:r>
               <w:rPr>
@@ -2460,6 +2482,9 @@
               <w14:ligatures w14:val="standardContextual"/>
             </w:rPr>
           </w:pPr>
+          <w:r>
+            <w:t xml:space="preserve">     </w:t>
+          </w:r>
           <w:hyperlink w:anchor="_Toc237707796" w:history="1">
             <w:r>
               <w:rPr>
@@ -2537,6 +2562,9 @@
               <w14:ligatures w14:val="standardContextual"/>
             </w:rPr>
           </w:pPr>
+          <w:r>
+            <w:t xml:space="preserve">     </w:t>
+          </w:r>
           <w:hyperlink w:anchor="_Toc237707797" w:history="1">
             <w:r>
               <w:rPr>
@@ -2613,6 +2641,9 @@
               <w14:ligatures w14:val="standardContextual"/>
             </w:rPr>
           </w:pPr>
+          <w:r>
+            <w:t xml:space="preserve">     </w:t>
+          </w:r>
           <w:hyperlink w:anchor="_Toc237707798" w:history="1">
             <w:r>
               <w:rPr>
@@ -2689,6 +2720,9 @@
               <w14:ligatures w14:val="standardContextual"/>
             </w:rPr>
           </w:pPr>
+          <w:r>
+            <w:t xml:space="preserve">     </w:t>
+          </w:r>
           <w:hyperlink w:anchor="_Toc237707799" w:history="1">
             <w:r>
               <w:rPr>
@@ -2842,6 +2876,9 @@
               <w14:ligatures w14:val="standardContextual"/>
             </w:rPr>
           </w:pPr>
+          <w:r>
+            <w:t xml:space="preserve">     </w:t>
+          </w:r>
           <w:hyperlink w:anchor="_Toc237707801" w:history="1">
             <w:r>
               <w:rPr>
@@ -2919,6 +2956,9 @@
               <w14:ligatures w14:val="standardContextual"/>
             </w:rPr>
           </w:pPr>
+          <w:r>
+            <w:t xml:space="preserve">     </w:t>
+          </w:r>
           <w:hyperlink w:anchor="_Toc237707802" w:history="1">
             <w:r>
               <w:rPr>
@@ -2996,6 +3036,9 @@
               <w14:ligatures w14:val="standardContextual"/>
             </w:rPr>
           </w:pPr>
+          <w:r>
+            <w:t xml:space="preserve">     </w:t>
+          </w:r>
           <w:hyperlink w:anchor="_Toc237707803" w:history="1">
             <w:r>
               <w:rPr>
@@ -3072,6 +3115,9 @@
               <w14:ligatures w14:val="standardContextual"/>
             </w:rPr>
           </w:pPr>
+          <w:r>
+            <w:t xml:space="preserve">     </w:t>
+          </w:r>
           <w:hyperlink w:anchor="_Toc237707804" w:history="1">
             <w:r>
               <w:rPr>
@@ -3225,6 +3271,10 @@
               <w14:ligatures w14:val="standardContextual"/>
             </w:rPr>
           </w:pPr>
+          <w:r>
+            <w:lastRenderedPageBreak/>
+            <w:t xml:space="preserve">     </w:t>
+          </w:r>
           <w:hyperlink w:anchor="_Toc237707806" w:history="1">
             <w:r>
               <w:rPr>
@@ -3302,6 +3352,9 @@
               <w14:ligatures w14:val="standardContextual"/>
             </w:rPr>
           </w:pPr>
+          <w:r>
+            <w:t xml:space="preserve">     </w:t>
+          </w:r>
           <w:hyperlink w:anchor="_Toc237707807" w:history="1">
             <w:r>
               <w:rPr>
@@ -7791,6 +7844,8 @@
       <w:r>
         <w:rPr>
           <w:rFonts w:ascii="Arial" w:hAnsi="Arial" w:cs="Arial"/>
+          <w:b/>
+          <w:bCs/>
           <w:sz w:val="24"/>
           <w:szCs w:val="24"/>
           <w:lang w:val="es-ES"/>
@@ -7799,6 +7854,8 @@
       </w:r>
       <w:r>
         <w:rPr>
+          <w:b/>
+          <w:bCs/>
           <w:sz w:val="24"/>
           <w:szCs w:val="24"/>
           <w:lang w:val="es-ES"/>
@@ -7807,6 +7864,8 @@
       </w:r>
       <w:r>
         <w:rPr>
+          <w:b/>
+          <w:bCs/>
           <w:i/>
           <w:iCs/>
           <w:sz w:val="24"/>
@@ -7817,11 +7876,21 @@
       </w:r>
       <w:r>
         <w:rPr>
+          <w:b/>
+          <w:bCs/>
           <w:sz w:val="24"/>
           <w:szCs w:val="24"/>
           <w:lang w:val="es-ES"/>
         </w:rPr>
-        <w:t xml:space="preserve">. Recuperado de </w:t>
+        <w:t>. Recuperado de</w:t>
+      </w:r>
+      <w:r>
+        <w:rPr>
+          <w:sz w:val="24"/>
+          <w:szCs w:val="24"/>
+          <w:lang w:val="es-ES"/>
+        </w:rPr>
+        <w:t xml:space="preserve"> </w:t>
       </w:r>
       <w:hyperlink r:id="rId12" w:tgtFrame="_blank" w:history="1">
         <w:r>
@@ -7849,19 +7918,81 @@
         <w:rPr>
           <w:sz w:val="24"/>
           <w:szCs w:val="24"/>
-          <w:lang w:val="es-DO"/>
-        </w:rPr>
-      </w:pPr>
-    </w:p>
-    <w:p>
-      <w:pPr>
-        <w:jc w:val="both"/>
-        <w:rPr>
-          <w:sz w:val="24"/>
-          <w:szCs w:val="24"/>
-          <w:lang w:val="es-DO"/>
-        </w:rPr>
-      </w:pPr>
+          <w:lang w:val="es-ES"/>
+        </w:rPr>
+      </w:pPr>
+      <w:r>
+        <w:rPr>
+          <w:b/>
+          <w:bCs/>
+          <w:sz w:val="24"/>
+          <w:szCs w:val="24"/>
+          <w:lang w:val="es-ES"/>
+        </w:rPr>
+        <w:t>Microsoft Azure Architecture Center (Extracción, Transformación y Carga - ETL por Lotes):</w:t>
+      </w:r>
+    </w:p>
+    <w:p>
+      <w:pPr>
+        <w:jc w:val="both"/>
+        <w:rPr>
+          <w:sz w:val="24"/>
+          <w:szCs w:val="24"/>
+          <w:lang w:val="es-ES"/>
+        </w:rPr>
+      </w:pPr>
+      <w:hyperlink r:id="rId13" w:tgtFrame="_blank" w:history="1">
+        <w:r>
+          <w:rPr>
+            <w:rStyle w:val="Hipervnculo"/>
+            <w:sz w:val="24"/>
+            <w:szCs w:val="24"/>
+            <w:lang w:val="es-ES"/>
+          </w:rPr>
+          <w:t>https://learn.microsoft.com/es-es/azure/architecture/data-guide/relational-data/etl</w:t>
+        </w:r>
+      </w:hyperlink>
+    </w:p>
+    <w:p>
+      <w:pPr>
+        <w:jc w:val="both"/>
+        <w:rPr>
+          <w:sz w:val="24"/>
+          <w:szCs w:val="24"/>
+          <w:lang w:val="es-ES"/>
+        </w:rPr>
+      </w:pPr>
+      <w:r>
+        <w:rPr>
+          <w:b/>
+          <w:bCs/>
+          <w:sz w:val="24"/>
+          <w:szCs w:val="24"/>
+          <w:lang w:val="es-ES"/>
+        </w:rPr>
+        <w:t>Microsoft Learn (.NET - Task Parallel Library / TPL):</w:t>
+      </w:r>
+    </w:p>
+    <w:p>
+      <w:pPr>
+        <w:jc w:val="both"/>
+        <w:rPr>
+          <w:sz w:val="24"/>
+          <w:szCs w:val="24"/>
+          <w:lang w:val="es-ES"/>
+        </w:rPr>
+      </w:pPr>
+      <w:hyperlink r:id="rId14" w:tgtFrame="_blank" w:history="1">
+        <w:r>
+          <w:rPr>
+            <w:rStyle w:val="Hipervnculo"/>
+            <w:sz w:val="24"/>
+            <w:szCs w:val="24"/>
+            <w:lang w:val="es-ES"/>
+          </w:rPr>
+          <w:t>https://learn.microsoft.com/es-es/dotnet/standard/parallel-programming/task-parallel-library-tpl</w:t>
+        </w:r>
+      </w:hyperlink>
     </w:p>
     <w:p>
       <w:pPr>
@@ -8107,13 +8238,12 @@
           <w:szCs w:val="28"/>
           <w:lang w:eastAsia="es-DO"/>
         </w:rPr>
-        <w:lastRenderedPageBreak/>
         <w:t>Anexos</w:t>
       </w:r>
       <w:bookmarkEnd w:id="36"/>
     </w:p>
     <w:p>
-      <w:hyperlink r:id="rId13" w:history="1">
+      <w:hyperlink r:id="rId15" w:history="1">
         <w:r>
           <w:rPr>
             <w:rStyle w:val="Hipervnculo"/>
@@ -8131,7 +8261,7 @@
           <w:lang w:eastAsia="es-DO"/>
         </w:rPr>
       </w:pPr>
-      <w:hyperlink r:id="rId14" w:history="1">
+      <w:hyperlink r:id="rId16" w:history="1">
         <w:r>
           <w:rPr>
             <w:rStyle w:val="Hipervnculo"/>
@@ -8149,7 +8279,7 @@
           <w:lang w:eastAsia="es-DO"/>
         </w:rPr>
       </w:pPr>
-      <w:hyperlink r:id="rId15" w:history="1">
+      <w:hyperlink r:id="rId17" w:history="1">
         <w:r>
           <w:rPr>
             <w:rStyle w:val="Hipervnculo"/>
@@ -9365,7 +9495,6 @@
   <w:style w:type="character" w:default="1" w:styleId="Fuentedeprrafopredeter">
     <w:name w:val="Default Paragraph Font"/>
     <w:uiPriority w:val="1"/>
-    <w:semiHidden/>
     <w:unhideWhenUsed/>
   </w:style>
   <w:style w:type="table" w:default="1" w:styleId="Tablanormal">
